--- a/Урок 1 ИТ-академия.docx
+++ b/Урок 1 ИТ-академия.docx
@@ -5,7 +5,6 @@
     <w:p>
       <w:pPr>
         <w:pStyle w:val="Normal"/>
-        <w:pBdr/>
         <w:shd w:val="clear" w:color="auto" w:fill="FFFFFF"/>
         <w:ind w:hanging="0" w:left="0" w:right="0"/>
         <w:rPr>
@@ -25,210 +24,12 @@
           <w:color w:val="1F497D"/>
           <w:sz w:val="22"/>
         </w:rPr>
-        <w:t xml:space="preserve"> </w:t>
-      </w:r>
-      <w:r>
-        <w:rPr>
-          <w:rFonts w:cs="Calibri" w:ascii="Calibri" w:hAnsi="Calibri"/>
-          <w:b/>
-          <w:color w:val="1F497D"/>
-          <w:sz w:val="22"/>
-        </w:rPr>
-        <w:t>То нужно установить:</w:t>
-      </w:r>
-    </w:p>
-    <w:p>
-      <w:pPr>
-        <w:pStyle w:val="ListParagraph"/>
-        <w:numPr>
-          <w:ilvl w:val="0"/>
-          <w:numId w:val="2"/>
-        </w:numPr>
-        <w:pBdr/>
-        <w:shd w:val="clear" w:color="auto" w:fill="FFFFFF"/>
-        <w:ind w:hanging="360" w:left="709" w:right="0"/>
-        <w:rPr>
-          <w:rFonts w:ascii="Calibri" w:hAnsi="Calibri" w:cs="Calibri"/>
-          <w:b/>
-          <w:bCs/>
-          <w:color w:val="1F497D"/>
-        </w:rPr>
-      </w:pPr>
-      <w:r>
-        <w:rPr>
-          <w:rFonts w:cs="Calibri" w:ascii="Calibri" w:hAnsi="Calibri"/>
-          <w:b/>
-          <w:color w:val="1F497D"/>
-          <w:sz w:val="22"/>
-        </w:rPr>
-        <w:t>Postgresql &gt; 9.6</w:t>
-      </w:r>
-    </w:p>
-    <w:p>
-      <w:pPr>
-        <w:pStyle w:val="ListParagraph"/>
-        <w:numPr>
-          <w:ilvl w:val="0"/>
-          <w:numId w:val="2"/>
-        </w:numPr>
-        <w:pBdr/>
-        <w:shd w:val="clear" w:color="auto" w:fill="FFFFFF"/>
-        <w:ind w:hanging="360" w:left="709" w:right="0"/>
-        <w:rPr>
-          <w:rFonts w:ascii="Calibri" w:hAnsi="Calibri" w:cs="Calibri"/>
-          <w:b/>
-          <w:bCs/>
-          <w:color w:val="1F497D"/>
-        </w:rPr>
-      </w:pPr>
-      <w:r>
-        <w:rPr>
-          <w:rFonts w:cs="Calibri" w:ascii="Calibri" w:hAnsi="Calibri"/>
-          <w:b/>
-          <w:color w:val="1F497D"/>
-          <w:sz w:val="22"/>
-        </w:rPr>
-        <w:t>Dbeaver &gt; 20</w:t>
-      </w:r>
-    </w:p>
-    <w:p>
-      <w:pPr>
-        <w:pStyle w:val="ListParagraph"/>
-        <w:numPr>
-          <w:ilvl w:val="0"/>
-          <w:numId w:val="2"/>
-        </w:numPr>
-        <w:pBdr/>
-        <w:shd w:val="clear" w:color="auto" w:fill="FFFFFF"/>
-        <w:ind w:hanging="360" w:left="709" w:right="0"/>
-        <w:rPr>
-          <w:rFonts w:ascii="Calibri" w:hAnsi="Calibri" w:cs="Calibri"/>
-          <w:b/>
-          <w:bCs/>
-          <w:color w:val="1F497D"/>
-        </w:rPr>
-      </w:pPr>
-      <w:r>
-        <w:rPr>
-          <w:rFonts w:cs="Calibri" w:ascii="Calibri" w:hAnsi="Calibri"/>
-          <w:b/>
-          <w:color w:val="1F497D"/>
-          <w:sz w:val="22"/>
-        </w:rPr>
-        <w:t>JDK 1.8+</w:t>
-      </w:r>
-    </w:p>
-    <w:p>
-      <w:pPr>
-        <w:pStyle w:val="ListParagraph"/>
-        <w:numPr>
-          <w:ilvl w:val="0"/>
-          <w:numId w:val="2"/>
-        </w:numPr>
-        <w:pBdr/>
-        <w:shd w:val="clear" w:color="auto" w:fill="FFFFFF"/>
-        <w:ind w:hanging="360" w:left="709" w:right="0"/>
-        <w:rPr>
-          <w:rFonts w:ascii="Calibri" w:hAnsi="Calibri" w:cs="Calibri"/>
-          <w:b/>
-          <w:bCs/>
-          <w:color w:val="1F497D"/>
-        </w:rPr>
-      </w:pPr>
-      <w:r>
-        <w:rPr>
-          <w:rFonts w:cs="Calibri" w:ascii="Calibri" w:hAnsi="Calibri"/>
-          <w:b/>
-          <w:color w:val="1F497D"/>
-          <w:sz w:val="22"/>
-        </w:rPr>
-        <w:t>IntelliJidea Community 2025+</w:t>
-      </w:r>
-    </w:p>
-    <w:p>
-      <w:pPr>
-        <w:pStyle w:val="ListParagraph"/>
-        <w:numPr>
-          <w:ilvl w:val="0"/>
-          <w:numId w:val="2"/>
-        </w:numPr>
-        <w:pBdr/>
-        <w:shd w:val="clear" w:color="auto" w:fill="FFFFFF"/>
-        <w:ind w:hanging="360" w:left="709" w:right="0"/>
-        <w:rPr>
-          <w:rFonts w:ascii="Calibri" w:hAnsi="Calibri" w:cs="Calibri"/>
-          <w:b/>
-          <w:bCs/>
-          <w:color w:val="1F497D"/>
-        </w:rPr>
-      </w:pPr>
-      <w:r>
-        <w:rPr>
-          <w:rFonts w:cs="Calibri" w:ascii="Calibri" w:hAnsi="Calibri"/>
-          <w:b/>
-          <w:color w:val="1F497D"/>
-          <w:sz w:val="22"/>
-        </w:rPr>
-        <w:t>Git</w:t>
-      </w:r>
-    </w:p>
-    <w:p>
-      <w:pPr>
-        <w:pStyle w:val="ListParagraph"/>
-        <w:numPr>
-          <w:ilvl w:val="0"/>
-          <w:numId w:val="2"/>
-        </w:numPr>
-        <w:pBdr/>
-        <w:shd w:val="clear" w:color="auto" w:fill="FFFFFF"/>
-        <w:ind w:hanging="360" w:left="709" w:right="0"/>
-        <w:rPr>
-          <w:rFonts w:ascii="Calibri" w:hAnsi="Calibri" w:cs="Calibri"/>
-          <w:b/>
-          <w:bCs/>
-          <w:color w:val="1F497D"/>
-        </w:rPr>
-      </w:pPr>
-      <w:r>
-        <w:rPr>
-          <w:rFonts w:cs="Calibri" w:ascii="Calibri" w:hAnsi="Calibri"/>
-          <w:b/>
-          <w:color w:val="1F497D"/>
-          <w:sz w:val="22"/>
-        </w:rPr>
-        <w:t>GitExtensions</w:t>
-      </w:r>
-    </w:p>
-    <w:p>
-      <w:pPr>
-        <w:pStyle w:val="ListParagraph"/>
-        <w:numPr>
-          <w:ilvl w:val="0"/>
-          <w:numId w:val="2"/>
-        </w:numPr>
-        <w:pBdr/>
-        <w:shd w:val="clear" w:color="auto" w:fill="FFFFFF"/>
-        <w:ind w:hanging="360" w:left="709" w:right="0"/>
-        <w:rPr>
-          <w:rFonts w:ascii="Calibri" w:hAnsi="Calibri" w:cs="Calibri"/>
-          <w:b/>
-          <w:bCs/>
-          <w:color w:val="1F497D"/>
-        </w:rPr>
-      </w:pPr>
-      <w:r>
-        <w:rPr>
-          <w:rFonts w:cs="Calibri" w:ascii="Calibri" w:hAnsi="Calibri"/>
-          <w:b/>
-          <w:bCs/>
-          <w:color w:val="1F497D"/>
-        </w:rPr>
+        <w:t>9528859523</w:t>
       </w:r>
     </w:p>
     <w:p>
       <w:pPr>
         <w:pStyle w:val="Normal"/>
-        <w:pBdr/>
         <w:shd w:val="clear" w:color="auto" w:fill="FFFFFF"/>
         <w:ind w:hanging="0" w:left="0" w:right="0"/>
         <w:rPr>
@@ -245,17 +46,24 @@
         <w:rPr>
           <w:rFonts w:cs="Calibri" w:ascii="Calibri" w:hAnsi="Calibri"/>
           <w:b/>
-          <w:bCs/>
           <w:color w:val="1F497D"/>
           <w:sz w:val="22"/>
-          <w:szCs w:val="22"/>
-        </w:rPr>
+        </w:rPr>
+        <w:t xml:space="preserve"> </w:t>
+      </w:r>
+      <w:r>
+        <w:rPr>
+          <w:rFonts w:cs="Calibri" w:ascii="Calibri" w:hAnsi="Calibri"/>
+          <w:b/>
+          <w:color w:val="1F497D"/>
+          <w:sz w:val="22"/>
+        </w:rPr>
+        <w:t>То нужно установить:</w:t>
       </w:r>
     </w:p>
     <w:p>
       <w:pPr>
         <w:pStyle w:val="Normal"/>
-        <w:pBdr/>
         <w:shd w:val="clear" w:color="auto" w:fill="FFFFFF"/>
         <w:ind w:hanging="0" w:left="0" w:right="0"/>
         <w:rPr>
@@ -266,6 +74,7 @@
           <w:sz w:val="22"/>
           <w:szCs w:val="22"/>
           <w:highlight w:val="none"/>
+          <w:lang w:val="en-US"/>
         </w:rPr>
       </w:pPr>
       <w:r>
@@ -276,13 +85,210 @@
           <w:color w:val="1F497D"/>
           <w:sz w:val="22"/>
           <w:szCs w:val="22"/>
+          <w:lang w:val="en-US"/>
+        </w:rPr>
+        <w:t xml:space="preserve">0. </w:t>
+      </w:r>
+      <w:r>
+        <w:rPr>
+          <w:rFonts w:cs="Calibri" w:ascii="Calibri" w:hAnsi="Calibri"/>
+          <w:b/>
+          <w:bCs/>
+          <w:color w:val="1F497D"/>
+          <w:sz w:val="22"/>
+          <w:szCs w:val="22"/>
+          <w:lang w:val="ru-RU"/>
+        </w:rPr>
+        <w:t>ноуты</w:t>
+      </w:r>
+    </w:p>
+    <w:p>
+      <w:pPr>
+        <w:pStyle w:val="ListParagraph"/>
+        <w:numPr>
+          <w:ilvl w:val="0"/>
+          <w:numId w:val="2"/>
+        </w:numPr>
+        <w:shd w:val="clear" w:color="auto" w:fill="FFFFFF"/>
+        <w:ind w:hanging="360" w:left="709" w:right="0"/>
+        <w:rPr>
+          <w:rFonts w:ascii="Calibri" w:hAnsi="Calibri" w:cs="Calibri"/>
+          <w:b/>
+          <w:bCs/>
+          <w:color w:val="1F497D"/>
+        </w:rPr>
+      </w:pPr>
+      <w:bookmarkStart w:id="0" w:name="__DdeLink__761_575264710"/>
+      <w:r>
+        <w:rPr>
+          <w:rFonts w:cs="Calibri" w:ascii="Calibri" w:hAnsi="Calibri"/>
+          <w:b/>
+          <w:color w:val="1F497D"/>
+          <w:sz w:val="22"/>
+        </w:rPr>
+        <w:t>Postgresql &gt; 9.6</w:t>
+      </w:r>
+    </w:p>
+    <w:p>
+      <w:pPr>
+        <w:pStyle w:val="ListParagraph"/>
+        <w:numPr>
+          <w:ilvl w:val="0"/>
+          <w:numId w:val="2"/>
+        </w:numPr>
+        <w:shd w:val="clear" w:color="auto" w:fill="FFFFFF"/>
+        <w:ind w:hanging="360" w:left="709" w:right="0"/>
+        <w:rPr>
+          <w:rFonts w:ascii="Calibri" w:hAnsi="Calibri" w:cs="Calibri"/>
+          <w:b/>
+          <w:bCs/>
+          <w:color w:val="1F497D"/>
+        </w:rPr>
+      </w:pPr>
+      <w:r>
+        <w:rPr>
+          <w:rFonts w:cs="Calibri" w:ascii="Calibri" w:hAnsi="Calibri"/>
+          <w:b/>
+          <w:color w:val="1F497D"/>
+          <w:sz w:val="22"/>
+        </w:rPr>
+        <w:t>Dbeaver &gt; 20</w:t>
+      </w:r>
+    </w:p>
+    <w:p>
+      <w:pPr>
+        <w:pStyle w:val="ListParagraph"/>
+        <w:numPr>
+          <w:ilvl w:val="0"/>
+          <w:numId w:val="2"/>
+        </w:numPr>
+        <w:shd w:val="clear" w:color="auto" w:fill="FFFFFF"/>
+        <w:ind w:hanging="360" w:left="709" w:right="0"/>
+        <w:rPr>
+          <w:rFonts w:ascii="Calibri" w:hAnsi="Calibri" w:cs="Calibri"/>
+          <w:b/>
+          <w:bCs/>
+          <w:color w:val="1F497D"/>
+        </w:rPr>
+      </w:pPr>
+      <w:r>
+        <w:rPr>
+          <w:rFonts w:cs="Calibri" w:ascii="Calibri" w:hAnsi="Calibri"/>
+          <w:b/>
+          <w:color w:val="1F497D"/>
+          <w:sz w:val="22"/>
+        </w:rPr>
+        <w:t>JDK 1.8+</w:t>
+      </w:r>
+    </w:p>
+    <w:p>
+      <w:pPr>
+        <w:pStyle w:val="ListParagraph"/>
+        <w:numPr>
+          <w:ilvl w:val="0"/>
+          <w:numId w:val="2"/>
+        </w:numPr>
+        <w:shd w:val="clear" w:color="auto" w:fill="FFFFFF"/>
+        <w:ind w:hanging="360" w:left="709" w:right="0"/>
+        <w:rPr>
+          <w:rFonts w:ascii="Calibri" w:hAnsi="Calibri" w:cs="Calibri"/>
+          <w:b/>
+          <w:bCs/>
+          <w:color w:val="1F497D"/>
+        </w:rPr>
+      </w:pPr>
+      <w:r>
+        <w:rPr>
+          <w:rFonts w:cs="Calibri" w:ascii="Calibri" w:hAnsi="Calibri"/>
+          <w:b/>
+          <w:color w:val="1F497D"/>
+          <w:sz w:val="22"/>
+        </w:rPr>
+        <w:t>IntelliJidea Community 2025+</w:t>
+      </w:r>
+    </w:p>
+    <w:p>
+      <w:pPr>
+        <w:pStyle w:val="ListParagraph"/>
+        <w:numPr>
+          <w:ilvl w:val="0"/>
+          <w:numId w:val="2"/>
+        </w:numPr>
+        <w:shd w:val="clear" w:color="auto" w:fill="FFFFFF"/>
+        <w:ind w:hanging="360" w:left="709" w:right="0"/>
+        <w:rPr>
+          <w:rFonts w:ascii="Calibri" w:hAnsi="Calibri" w:cs="Calibri"/>
+          <w:b/>
+          <w:bCs/>
+          <w:color w:val="1F497D"/>
+        </w:rPr>
+      </w:pPr>
+      <w:r>
+        <w:rPr>
+          <w:rFonts w:cs="Calibri" w:ascii="Calibri" w:hAnsi="Calibri"/>
+          <w:b/>
+          <w:color w:val="1F497D"/>
+          <w:sz w:val="22"/>
+        </w:rPr>
+        <w:t>Git</w:t>
+      </w:r>
+    </w:p>
+    <w:p>
+      <w:pPr>
+        <w:pStyle w:val="ListParagraph"/>
+        <w:numPr>
+          <w:ilvl w:val="0"/>
+          <w:numId w:val="2"/>
+        </w:numPr>
+        <w:shd w:val="clear" w:color="auto" w:fill="FFFFFF"/>
+        <w:ind w:hanging="360" w:left="709" w:right="0"/>
+        <w:rPr>
+          <w:rFonts w:ascii="Calibri" w:hAnsi="Calibri" w:cs="Calibri"/>
+          <w:b/>
+          <w:bCs/>
+          <w:color w:val="1F497D"/>
+        </w:rPr>
+      </w:pPr>
+      <w:bookmarkStart w:id="1" w:name="__DdeLink__761_575264710"/>
+      <w:r>
+        <w:rPr>
+          <w:rFonts w:cs="Calibri" w:ascii="Calibri" w:hAnsi="Calibri"/>
+          <w:b/>
+          <w:color w:val="1F497D"/>
+          <w:sz w:val="22"/>
+        </w:rPr>
+        <w:t>GitExtensions</w:t>
+      </w:r>
+      <w:bookmarkEnd w:id="1"/>
+    </w:p>
+    <w:p>
+      <w:pPr>
+        <w:pStyle w:val="ListParagraph"/>
+        <w:numPr>
+          <w:ilvl w:val="0"/>
+          <w:numId w:val="2"/>
+        </w:numPr>
+        <w:shd w:val="clear" w:color="auto" w:fill="FFFFFF"/>
+        <w:ind w:hanging="360" w:left="709" w:right="0"/>
+        <w:rPr>
+          <w:rFonts w:ascii="Calibri" w:hAnsi="Calibri" w:cs="Calibri"/>
+          <w:b/>
+          <w:bCs/>
+          <w:color w:val="1F497D"/>
+        </w:rPr>
+      </w:pPr>
+      <w:r>
+        <w:rPr>
+          <w:rFonts w:cs="Calibri" w:ascii="Calibri" w:hAnsi="Calibri"/>
+          <w:b/>
+          <w:bCs/>
+          <w:color w:val="1F497D"/>
         </w:rPr>
       </w:r>
     </w:p>
     <w:p>
       <w:pPr>
         <w:pStyle w:val="Normal"/>
-        <w:pBdr/>
         <w:shd w:val="clear" w:color="auto" w:fill="FFFFFF"/>
         <w:ind w:hanging="0" w:left="0" w:right="0"/>
         <w:rPr>
@@ -299,22 +305,52 @@
         <w:rPr>
           <w:rFonts w:cs="Calibri" w:ascii="Calibri" w:hAnsi="Calibri"/>
           <w:b/>
+          <w:bCs/>
           <w:color w:val="1F497D"/>
           <w:sz w:val="22"/>
-        </w:rPr>
-        <w:t>Урок 1.</w:t>
+          <w:szCs w:val="22"/>
+        </w:rPr>
       </w:r>
     </w:p>
     <w:p>
       <w:pPr>
         <w:pStyle w:val="Normal"/>
-        <w:pBdr/>
         <w:shd w:val="clear" w:color="auto" w:fill="FFFFFF"/>
         <w:ind w:hanging="0" w:left="0" w:right="0"/>
         <w:rPr>
           <w:rFonts w:ascii="Calibri" w:hAnsi="Calibri" w:cs="Calibri"/>
           <w:b/>
+          <w:bCs/>
           <w:color w:val="1F497D"/>
+          <w:sz w:val="22"/>
+          <w:szCs w:val="22"/>
+          <w:highlight w:val="none"/>
+        </w:rPr>
+      </w:pPr>
+      <w:r>
+        <w:rPr>
+          <w:rFonts w:cs="Calibri" w:ascii="Calibri" w:hAnsi="Calibri"/>
+          <w:b/>
+          <w:bCs/>
+          <w:color w:val="1F497D"/>
+          <w:sz w:val="22"/>
+          <w:szCs w:val="22"/>
+        </w:rPr>
+      </w:r>
+    </w:p>
+    <w:p>
+      <w:pPr>
+        <w:pStyle w:val="Normal"/>
+        <w:shd w:val="clear" w:color="auto" w:fill="FFFFFF"/>
+        <w:ind w:hanging="0" w:left="0" w:right="0"/>
+        <w:rPr>
+          <w:rFonts w:ascii="Calibri" w:hAnsi="Calibri" w:cs="Calibri"/>
+          <w:b/>
+          <w:bCs/>
+          <w:color w:val="1F497D"/>
+          <w:sz w:val="22"/>
+          <w:szCs w:val="22"/>
+          <w:highlight w:val="none"/>
         </w:rPr>
       </w:pPr>
       <w:r>
@@ -324,33 +360,19 @@
           <w:color w:val="1F497D"/>
           <w:sz w:val="22"/>
         </w:rPr>
-        <w:t>План:</w:t>
+        <w:t>Урок 1.</w:t>
       </w:r>
     </w:p>
     <w:p>
       <w:pPr>
         <w:pStyle w:val="Normal"/>
-        <w:pBdr/>
         <w:shd w:val="clear" w:color="auto" w:fill="FFFFFF"/>
         <w:ind w:hanging="0" w:left="0" w:right="0"/>
-        <w:rPr/>
-      </w:pPr>
-      <w:r>
-        <w:rPr>
-          <w:rFonts w:cs="Calibri" w:ascii="Calibri" w:hAnsi="Calibri"/>
+        <w:rPr>
+          <w:rFonts w:ascii="Calibri" w:hAnsi="Calibri" w:cs="Calibri"/>
+          <w:b/>
           <w:color w:val="1F497D"/>
-          <w:sz w:val="22"/>
-        </w:rPr>
-        <w:t>программа для микроквалификации Backend разработчик Java (64 часа).</w:t>
-      </w:r>
-    </w:p>
-    <w:p>
-      <w:pPr>
-        <w:pStyle w:val="Normal"/>
-        <w:pBdr/>
-        <w:shd w:val="clear" w:color="auto" w:fill="FFFFFF"/>
-        <w:ind w:hanging="0" w:left="0" w:right="0"/>
-        <w:rPr/>
+        </w:rPr>
       </w:pPr>
       <w:r>
         <w:rPr>
@@ -359,18 +381,31 @@
           <w:color w:val="1F497D"/>
           <w:sz w:val="22"/>
         </w:rPr>
-        <w:t>1. Основы Git и работа с ним через Intelli’j IDEA / GitExtensions – 2 ч.</w:t>
+        <w:t>План:</w:t>
       </w:r>
     </w:p>
     <w:p>
       <w:pPr>
         <w:pStyle w:val="Normal"/>
-        <w:pBdr/>
         <w:shd w:val="clear" w:color="auto" w:fill="FFFFFF"/>
         <w:ind w:hanging="0" w:left="0" w:right="0"/>
-        <w:rPr>
-          <w:b/>
-        </w:rPr>
+        <w:rPr/>
+      </w:pPr>
+      <w:r>
+        <w:rPr>
+          <w:rFonts w:cs="Calibri" w:ascii="Calibri" w:hAnsi="Calibri"/>
+          <w:color w:val="1F497D"/>
+          <w:sz w:val="22"/>
+        </w:rPr>
+        <w:t>программа для микроквалификации Backend разработчик Java (64 часа).</w:t>
+      </w:r>
+    </w:p>
+    <w:p>
+      <w:pPr>
+        <w:pStyle w:val="Normal"/>
+        <w:shd w:val="clear" w:color="auto" w:fill="FFFFFF"/>
+        <w:ind w:hanging="0" w:left="0" w:right="0"/>
+        <w:rPr/>
       </w:pPr>
       <w:r>
         <w:rPr>
@@ -379,13 +414,12 @@
           <w:color w:val="1F497D"/>
           <w:sz w:val="22"/>
         </w:rPr>
-        <w:t>2. Архитектура стандартного spring rest приложения  - 2 ч.</w:t>
+        <w:t>1. Основы Git и работа с ним через Intelli’j IDEA / GitExtensions – 2 ч.</w:t>
       </w:r>
     </w:p>
     <w:p>
       <w:pPr>
         <w:pStyle w:val="Normal"/>
-        <w:pBdr/>
         <w:shd w:val="clear" w:color="auto" w:fill="FFFFFF"/>
         <w:ind w:hanging="0" w:left="0" w:right="0"/>
         <w:rPr>
@@ -399,13 +433,31 @@
           <w:color w:val="1F497D"/>
           <w:sz w:val="22"/>
         </w:rPr>
+        <w:t>2. Архитектура стандартного spring rest приложения  - 2 ч.</w:t>
+      </w:r>
+    </w:p>
+    <w:p>
+      <w:pPr>
+        <w:pStyle w:val="Normal"/>
+        <w:shd w:val="clear" w:color="auto" w:fill="FFFFFF"/>
+        <w:ind w:hanging="0" w:left="0" w:right="0"/>
+        <w:rPr>
+          <w:b/>
+        </w:rPr>
+      </w:pPr>
+      <w:r>
+        <w:rPr>
+          <w:rFonts w:cs="Calibri" w:ascii="Calibri" w:hAnsi="Calibri"/>
+          <w:b/>
+          <w:color w:val="1F497D"/>
+          <w:sz w:val="22"/>
+        </w:rPr>
         <w:t>3. Сборщики (на примере Gradle), подключение зависимостей – 2 ч.</w:t>
       </w:r>
     </w:p>
     <w:p>
       <w:pPr>
         <w:pStyle w:val="Normal"/>
-        <w:pBdr/>
         <w:shd w:val="clear" w:color="auto" w:fill="FFFFFF"/>
         <w:ind w:hanging="0" w:left="0" w:right="0"/>
         <w:rPr/>
@@ -422,7 +474,6 @@
     <w:p>
       <w:pPr>
         <w:pStyle w:val="Normal"/>
-        <w:pBdr/>
         <w:shd w:val="clear" w:color="auto" w:fill="FFFFFF"/>
         <w:ind w:hanging="0" w:left="0" w:right="0"/>
         <w:rPr/>
@@ -439,7 +490,6 @@
     <w:p>
       <w:pPr>
         <w:pStyle w:val="Normal"/>
-        <w:pBdr/>
         <w:shd w:val="clear" w:color="auto" w:fill="FFFFFF"/>
         <w:ind w:hanging="0" w:left="0" w:right="0"/>
         <w:rPr/>
@@ -456,7 +506,6 @@
     <w:p>
       <w:pPr>
         <w:pStyle w:val="Normal"/>
-        <w:pBdr/>
         <w:shd w:val="clear" w:color="auto" w:fill="FFFFFF"/>
         <w:ind w:hanging="0" w:left="0" w:right="0"/>
         <w:rPr/>
@@ -473,7 +522,6 @@
     <w:p>
       <w:pPr>
         <w:pStyle w:val="Normal"/>
-        <w:pBdr/>
         <w:shd w:val="clear" w:color="auto" w:fill="FFFFFF"/>
         <w:ind w:hanging="0" w:left="0" w:right="0"/>
         <w:rPr/>
@@ -490,7 +538,6 @@
     <w:p>
       <w:pPr>
         <w:pStyle w:val="Normal"/>
-        <w:pBdr/>
         <w:shd w:val="clear" w:color="auto" w:fill="FFFFFF"/>
         <w:ind w:hanging="0" w:left="0" w:right="0"/>
         <w:rPr/>
@@ -507,7 +554,6 @@
     <w:p>
       <w:pPr>
         <w:pStyle w:val="Normal"/>
-        <w:pBdr/>
         <w:shd w:val="clear" w:color="auto" w:fill="FFFFFF"/>
         <w:ind w:hanging="0" w:left="0" w:right="0"/>
         <w:rPr/>
@@ -524,7 +570,6 @@
     <w:p>
       <w:pPr>
         <w:pStyle w:val="Normal"/>
-        <w:pBdr/>
         <w:shd w:val="clear" w:color="auto" w:fill="FFFFFF"/>
         <w:ind w:hanging="0" w:left="0" w:right="0"/>
         <w:rPr/>
@@ -541,7 +586,6 @@
     <w:p>
       <w:pPr>
         <w:pStyle w:val="Normal"/>
-        <w:pBdr/>
         <w:shd w:val="clear" w:color="auto" w:fill="FFFFFF"/>
         <w:ind w:hanging="0" w:left="0" w:right="0"/>
         <w:rPr/>
@@ -558,7 +602,6 @@
     <w:p>
       <w:pPr>
         <w:pStyle w:val="Normal"/>
-        <w:pBdr/>
         <w:shd w:val="clear" w:color="auto" w:fill="FFFFFF"/>
         <w:ind w:hanging="0" w:left="0" w:right="0"/>
         <w:rPr/>
@@ -575,7 +618,6 @@
     <w:p>
       <w:pPr>
         <w:pStyle w:val="Normal"/>
-        <w:pBdr/>
         <w:shd w:val="clear" w:color="auto" w:fill="FFFFFF"/>
         <w:ind w:hanging="0" w:left="0" w:right="0"/>
         <w:rPr/>
@@ -592,7 +634,6 @@
     <w:p>
       <w:pPr>
         <w:pStyle w:val="Normal"/>
-        <w:pBdr/>
         <w:shd w:val="clear" w:color="auto" w:fill="FFFFFF"/>
         <w:ind w:hanging="0" w:left="0" w:right="0"/>
         <w:rPr>
@@ -612,7 +653,6 @@
     <w:p>
       <w:pPr>
         <w:pStyle w:val="Normal"/>
-        <w:pBdr/>
         <w:ind w:hanging="0" w:left="0" w:right="0"/>
         <w:rPr>
           <w:rFonts w:ascii="Arial" w:hAnsi="Arial" w:cs="Arial"/>
@@ -633,7 +673,6 @@
     <w:p>
       <w:pPr>
         <w:pStyle w:val="Normal"/>
-        <w:pBdr/>
         <w:ind w:hanging="0" w:left="0" w:right="0"/>
         <w:rPr>
           <w:rFonts w:ascii="Arial" w:hAnsi="Arial" w:cs="Arial"/>
@@ -651,7 +690,6 @@
     <w:p>
       <w:pPr>
         <w:pStyle w:val="Normal"/>
-        <w:pBdr/>
         <w:ind w:hanging="0" w:left="0" w:right="0"/>
         <w:rPr>
           <w:rFonts w:ascii="Arial" w:hAnsi="Arial" w:cs="Arial"/>
@@ -669,7 +707,6 @@
     <w:p>
       <w:pPr>
         <w:pStyle w:val="Normal"/>
-        <w:pBdr/>
         <w:ind w:hanging="0" w:left="0" w:right="0"/>
         <w:rPr>
           <w:rFonts w:ascii="Arial" w:hAnsi="Arial" w:cs="Arial"/>
@@ -687,7 +724,6 @@
     <w:p>
       <w:pPr>
         <w:pStyle w:val="Normal"/>
-        <w:pBdr/>
         <w:ind w:hanging="0" w:left="0" w:right="0"/>
         <w:rPr>
           <w:rFonts w:ascii="Arial" w:hAnsi="Arial" w:cs="Arial"/>
@@ -705,7 +741,6 @@
     <w:p>
       <w:pPr>
         <w:pStyle w:val="Normal"/>
-        <w:pBdr/>
         <w:ind w:hanging="0" w:left="0" w:right="0"/>
         <w:rPr>
           <w:rFonts w:ascii="Arial" w:hAnsi="Arial" w:cs="Arial"/>
@@ -723,7 +758,6 @@
     <w:p>
       <w:pPr>
         <w:pStyle w:val="Normal"/>
-        <w:pBdr/>
         <w:ind w:hanging="0" w:left="0" w:right="0"/>
         <w:rPr>
           <w:rFonts w:ascii="Arial" w:hAnsi="Arial" w:cs="Arial"/>
@@ -741,7 +775,6 @@
     <w:p>
       <w:pPr>
         <w:pStyle w:val="Normal"/>
-        <w:pBdr/>
         <w:ind w:hanging="0" w:left="0" w:right="0"/>
         <w:rPr>
           <w:rFonts w:ascii="Arial" w:hAnsi="Arial" w:cs="Arial"/>
@@ -759,7 +792,6 @@
     <w:p>
       <w:pPr>
         <w:pStyle w:val="Normal"/>
-        <w:pBdr/>
         <w:shd w:val="clear" w:color="auto" w:fill="FFFFFF"/>
         <w:ind w:hanging="0" w:left="0" w:right="0"/>
         <w:rPr/>
@@ -771,7 +803,6 @@
     <w:p>
       <w:pPr>
         <w:pStyle w:val="Normal"/>
-        <w:pBdr/>
         <w:shd w:val="clear" w:color="auto" w:fill="FFFFFF"/>
         <w:ind w:hanging="0" w:left="0" w:right="0"/>
         <w:rPr>
@@ -792,7 +823,6 @@
     <w:p>
       <w:pPr>
         <w:pStyle w:val="Normal"/>
-        <w:pBdr/>
         <w:shd w:val="clear" w:color="auto" w:fill="FFFFFF"/>
         <w:ind w:hanging="0" w:left="0" w:right="0"/>
         <w:rPr>
@@ -811,7 +841,6 @@
     <w:p>
       <w:pPr>
         <w:pStyle w:val="Normal"/>
-        <w:pBdr/>
         <w:shd w:val="clear" w:color="auto" w:fill="FFFFFF"/>
         <w:ind w:hanging="0" w:left="0" w:right="0"/>
         <w:rPr>
@@ -846,7 +875,6 @@
     <w:p>
       <w:pPr>
         <w:pStyle w:val="Normal"/>
-        <w:pBdr/>
         <w:shd w:val="clear" w:color="auto" w:fill="FFFFFF"/>
         <w:ind w:hanging="0" w:left="0" w:right="0"/>
         <w:rPr>
@@ -865,7 +893,6 @@
     <w:p>
       <w:pPr>
         <w:pStyle w:val="Normal"/>
-        <w:pBdr/>
         <w:shd w:val="clear" w:color="auto" w:fill="FFFFFF"/>
         <w:ind w:hanging="0" w:left="0" w:right="0"/>
         <w:rPr>
@@ -884,7 +911,6 @@
     <w:p>
       <w:pPr>
         <w:pStyle w:val="Normal"/>
-        <w:pBdr/>
         <w:shd w:val="clear" w:color="auto" w:fill="FFFFFF"/>
         <w:ind w:hanging="0" w:left="0" w:right="0"/>
         <w:rPr>
@@ -903,7 +929,6 @@
     <w:p>
       <w:pPr>
         <w:pStyle w:val="Normal"/>
-        <w:pBdr/>
         <w:shd w:val="clear" w:color="auto" w:fill="FFFFFF"/>
         <w:ind w:hanging="0" w:left="0" w:right="0"/>
         <w:rPr>
@@ -922,7 +947,6 @@
     <w:p>
       <w:pPr>
         <w:pStyle w:val="Normal"/>
-        <w:pBdr/>
         <w:shd w:val="clear" w:color="auto" w:fill="FFFFFF"/>
         <w:ind w:hanging="0" w:left="0" w:right="0"/>
         <w:rPr>
@@ -941,7 +965,6 @@
     <w:p>
       <w:pPr>
         <w:pStyle w:val="Normal"/>
-        <w:pBdr/>
         <w:shd w:val="clear" w:color="auto" w:fill="FFFFFF"/>
         <w:ind w:hanging="0" w:left="0" w:right="0"/>
         <w:rPr>
@@ -980,7 +1003,6 @@
     <w:p>
       <w:pPr>
         <w:pStyle w:val="Normal"/>
-        <w:pBdr/>
         <w:shd w:val="clear" w:color="auto" w:fill="FFFFFF"/>
         <w:ind w:hanging="0" w:left="0" w:right="0"/>
         <w:rPr>
@@ -999,7 +1021,6 @@
     <w:p>
       <w:pPr>
         <w:pStyle w:val="Normal"/>
-        <w:pBdr/>
         <w:shd w:val="clear" w:color="auto" w:fill="FFFFFF"/>
         <w:ind w:hanging="0" w:left="0" w:right="0"/>
         <w:rPr>
@@ -1018,7 +1039,6 @@
     <w:p>
       <w:pPr>
         <w:pStyle w:val="Normal"/>
-        <w:pBdr/>
         <w:shd w:val="clear" w:color="auto" w:fill="FFFFFF"/>
         <w:ind w:hanging="0" w:left="0" w:right="0"/>
         <w:rPr>
@@ -1037,7 +1057,6 @@
     <w:p>
       <w:pPr>
         <w:pStyle w:val="Normal"/>
-        <w:pBdr/>
         <w:shd w:val="clear" w:color="auto" w:fill="FFFFFF"/>
         <w:ind w:hanging="0" w:left="0" w:right="0"/>
         <w:rPr>
@@ -1062,7 +1081,6 @@
     <w:p>
       <w:pPr>
         <w:pStyle w:val="Normal"/>
-        <w:pBdr/>
         <w:shd w:val="clear" w:color="auto" w:fill="FFFFFF"/>
         <w:ind w:hanging="0" w:left="0" w:right="0"/>
         <w:rPr>
@@ -1081,7 +1099,6 @@
     <w:p>
       <w:pPr>
         <w:pStyle w:val="Normal"/>
-        <w:pBdr/>
         <w:shd w:val="clear" w:color="auto" w:fill="FFFFFF"/>
         <w:ind w:hanging="0" w:left="0" w:right="0"/>
         <w:rPr>
@@ -1102,7 +1119,6 @@
     <w:p>
       <w:pPr>
         <w:pStyle w:val="Normal"/>
-        <w:pBdr/>
         <w:shd w:val="clear" w:color="auto" w:fill="FFFFFF"/>
         <w:ind w:hanging="0" w:left="0" w:right="0"/>
         <w:rPr>
@@ -1121,7 +1137,6 @@
     <w:p>
       <w:pPr>
         <w:pStyle w:val="Normal"/>
-        <w:pBdr/>
         <w:shd w:val="clear" w:color="auto" w:fill="FFFFFF"/>
         <w:ind w:hanging="0" w:left="0" w:right="0"/>
         <w:rPr>
@@ -1140,7 +1155,6 @@
     <w:p>
       <w:pPr>
         <w:pStyle w:val="Normal"/>
-        <w:pBdr/>
         <w:shd w:val="clear" w:color="auto" w:fill="FFFFFF"/>
         <w:ind w:hanging="0" w:left="0" w:right="0"/>
         <w:rPr>
@@ -1159,7 +1173,6 @@
     <w:p>
       <w:pPr>
         <w:pStyle w:val="Normal"/>
-        <w:pBdr/>
         <w:shd w:val="clear" w:color="auto" w:fill="FFFFFF"/>
         <w:ind w:hanging="0" w:left="0" w:right="0"/>
         <w:rPr>
@@ -1183,7 +1196,6 @@
           <w:ilvl w:val="0"/>
           <w:numId w:val="1"/>
         </w:numPr>
-        <w:pBdr/>
         <w:shd w:val="clear" w:color="auto" w:fill="FFFFFF"/>
         <w:ind w:hanging="0" w:left="0" w:right="0"/>
         <w:rPr>
@@ -1207,7 +1219,6 @@
           <w:ilvl w:val="0"/>
           <w:numId w:val="1"/>
         </w:numPr>
-        <w:pBdr/>
         <w:shd w:val="clear" w:color="auto" w:fill="FFFFFF"/>
         <w:ind w:hanging="0" w:left="0" w:right="0"/>
         <w:rPr>
@@ -1231,11 +1242,11 @@
           <w:ilvl w:val="0"/>
           <w:numId w:val="1"/>
         </w:numPr>
-        <w:pBdr/>
         <w:shd w:val="clear" w:color="auto" w:fill="FFFFFF"/>
         <w:ind w:hanging="0" w:left="0" w:right="0"/>
         <w:rPr>
           <w:rFonts w:ascii="Arial" w:hAnsi="Arial" w:cs="Arial"/>
+          <w:lang w:val="en-US"/>
         </w:rPr>
       </w:pPr>
       <w:r>
@@ -1244,15 +1255,70 @@
           <w:color w:val="1F497D"/>
           <w:sz w:val="23"/>
         </w:rPr>
-        <w:t>или карту букв (для продвинутых) – словарь сопоставление буква-количество таких букв.</w:t>
+        <w:t xml:space="preserve">или карту букв (для продвинутых) – словарь сопоставление буква-количество таких букв. </w:t>
+      </w:r>
+      <w:r>
+        <w:rPr>
+          <w:rFonts w:cs="Arial" w:ascii="Arial" w:hAnsi="Arial"/>
+          <w:color w:val="1F497D"/>
+          <w:sz w:val="23"/>
+          <w:lang w:val="en-US"/>
+        </w:rPr>
+        <w:t>Map HashMap&lt;Char, Integer&gt;</w:t>
       </w:r>
     </w:p>
     <w:p>
       <w:pPr>
         <w:pStyle w:val="Normal"/>
-        <w:pBdr/>
         <w:shd w:val="clear" w:color="auto" w:fill="FFFFFF"/>
         <w:ind w:hanging="0" w:left="0" w:right="0"/>
+        <w:rPr>
+          <w:lang w:val="en-US"/>
+        </w:rPr>
+      </w:pPr>
+      <w:r>
+        <w:rPr>
+          <w:lang w:val="en-US"/>
+        </w:rPr>
+      </w:r>
+    </w:p>
+    <w:p>
+      <w:pPr>
+        <w:pStyle w:val="Normal"/>
+        <w:shd w:val="clear" w:color="auto" w:fill="FFFFFF"/>
+        <w:ind w:hanging="0" w:left="0" w:right="0"/>
+        <w:rPr>
+          <w:lang w:val="en-US"/>
+        </w:rPr>
+      </w:pPr>
+      <w:r>
+        <w:rPr>
+          <w:lang w:val="en-US"/>
+        </w:rPr>
+        <w:t>Spring initializer - https://start.spring.io/</w:t>
+      </w:r>
+    </w:p>
+    <w:p>
+      <w:pPr>
+        <w:pStyle w:val="Normal"/>
+        <w:shd w:val="clear" w:color="auto" w:fill="FFFFFF"/>
+        <w:ind w:hanging="0" w:left="0" w:right="0"/>
+        <w:rPr>
+          <w:lang w:val="en-US"/>
+        </w:rPr>
+      </w:pPr>
+      <w:r>
+        <w:rPr>
+          <w:lang w:val="en-US"/>
+        </w:rPr>
+        <w:t>Gradle groovy, java</w:t>
+      </w:r>
+    </w:p>
+    <w:p>
+      <w:pPr>
+        <w:pStyle w:val="Normal"/>
+        <w:shd w:val="clear" w:color="auto" w:fill="FFFFFF"/>
+        <w:ind w:hanging="0" w:left="0" w:right="0"/>
         <w:rPr/>
       </w:pPr>
       <w:r>
@@ -1262,10 +1328,147 @@
     <w:p>
       <w:pPr>
         <w:pStyle w:val="Normal"/>
-        <w:rPr/>
-      </w:pPr>
-      <w:r>
-        <w:rPr/>
+        <w:rPr>
+          <w:lang w:val="en-US"/>
+        </w:rPr>
+      </w:pPr>
+      <w:r>
+        <w:rPr>
+          <w:lang w:val="en-US"/>
+        </w:rPr>
+        <w:t>@RestCOntroller</w:t>
+      </w:r>
+    </w:p>
+    <w:p>
+      <w:pPr>
+        <w:pStyle w:val="Normal"/>
+        <w:rPr>
+          <w:lang w:val="en-US"/>
+        </w:rPr>
+      </w:pPr>
+      <w:r>
+        <w:rPr>
+          <w:lang w:val="en-US"/>
+        </w:rPr>
+        <w:t>@Path()</w:t>
+      </w:r>
+    </w:p>
+    <w:p>
+      <w:pPr>
+        <w:pStyle w:val="Normal"/>
+        <w:rPr>
+          <w:lang w:val="en-US"/>
+        </w:rPr>
+      </w:pPr>
+      <w:r>
+        <w:rPr>
+          <w:lang w:val="en-US"/>
+        </w:rPr>
+        <w:t>class MyCOntroller {</w:t>
+      </w:r>
+    </w:p>
+    <w:p>
+      <w:pPr>
+        <w:pStyle w:val="Normal"/>
+        <w:rPr>
+          <w:lang w:val="en-US"/>
+        </w:rPr>
+      </w:pPr>
+      <w:r>
+        <w:rPr>
+          <w:lang w:val="en-US"/>
+        </w:rPr>
+        <w:t>@GetMapping(“/removeVowels”)</w:t>
+      </w:r>
+    </w:p>
+    <w:p>
+      <w:pPr>
+        <w:pStyle w:val="Normal"/>
+        <w:rPr>
+          <w:lang w:val="en-US"/>
+        </w:rPr>
+      </w:pPr>
+      <w:r>
+        <w:rPr>
+          <w:lang w:val="en-US"/>
+        </w:rPr>
+        <w:t>public String removeVovels(@RequestParameter String param</w:t>
+      </w:r>
+    </w:p>
+    <w:p>
+      <w:pPr>
+        <w:pStyle w:val="Normal"/>
+        <w:rPr>
+          <w:lang w:val="en-US"/>
+        </w:rPr>
+      </w:pPr>
+      <w:r>
+        <w:rPr>
+          <w:lang w:val="en-US"/>
+        </w:rPr>
+        <w:t xml:space="preserve">){ </w:t>
+      </w:r>
+    </w:p>
+    <w:p>
+      <w:pPr>
+        <w:pStyle w:val="Normal"/>
+        <w:rPr>
+          <w:lang w:val="ru-RU"/>
+        </w:rPr>
+      </w:pPr>
+      <w:r>
+        <w:rPr>
+          <w:lang w:val="ru-RU"/>
+        </w:rPr>
+        <w:t xml:space="preserve">логика </w:t>
+      </w:r>
+      <w:r>
+        <w:rPr>
+          <w:lang w:val="en-US"/>
+        </w:rPr>
+        <w:t>reslt</w:t>
+      </w:r>
+    </w:p>
+    <w:p>
+      <w:pPr>
+        <w:pStyle w:val="Normal"/>
+        <w:rPr>
+          <w:lang w:val="en-US"/>
+        </w:rPr>
+      </w:pPr>
+      <w:r>
+        <w:rPr>
+          <w:lang w:val="en-US"/>
+        </w:rPr>
+        <w:t>return result;</w:t>
+      </w:r>
+    </w:p>
+    <w:p>
+      <w:pPr>
+        <w:pStyle w:val="Normal"/>
+        <w:rPr>
+          <w:lang w:val="en-US"/>
+        </w:rPr>
+      </w:pPr>
+      <w:r>
+        <w:rPr>
+          <w:lang w:val="en-US"/>
+        </w:rPr>
+        <w:t>}</w:t>
+      </w:r>
+    </w:p>
+    <w:p>
+      <w:pPr>
+        <w:pStyle w:val="Normal"/>
+        <w:rPr>
+          <w:lang w:val="en-US"/>
+        </w:rPr>
+      </w:pPr>
+      <w:r>
+        <w:rPr>
+          <w:lang w:val="en-US"/>
+        </w:rPr>
+        <w:t>}</w:t>
       </w:r>
       <w:r>
         <w:br w:type="page"/>
@@ -1274,7 +1477,7 @@
     <w:p>
       <w:pPr>
         <w:pStyle w:val="Normal"/>
-        <w:spacing w:before="0" w:after="0"/>
+        <w:spacing w:before="0" w:after="200"/>
         <w:ind w:hanging="0" w:left="0" w:right="0"/>
         <w:rPr>
           <w:rFonts w:ascii="Google Sans;Arial;sans-serif;Noto Color Emoji" w:hAnsi="Google Sans;Arial;sans-serif;Noto Color Emoji"/>
@@ -1461,7 +1664,7 @@
       </w:r>
       <w:r>
         <w:rPr>
-          <w:rStyle w:val="Style7"/>
+          <w:rStyle w:val="user2"/>
           <w:rFonts w:ascii="monospace" w:hAnsi="monospace"/>
           <w:b w:val="false"/>
           <w:strike w:val="false"/>
@@ -1542,7 +1745,7 @@
     </w:p>
     <w:p>
       <w:pPr>
-        <w:pStyle w:val="Style12"/>
+        <w:pStyle w:val="user7"/>
         <w:bidi w:val="0"/>
         <w:spacing w:before="0" w:after="0"/>
         <w:ind w:left="0" w:right="0"/>
@@ -1640,7 +1843,6 @@
           <w:ilvl w:val="0"/>
           <w:numId w:val="3"/>
         </w:numPr>
-        <w:pBdr/>
         <w:tabs>
           <w:tab w:val="clear" w:pos="709"/>
           <w:tab w:val="left" w:pos="0" w:leader="none"/>
@@ -1677,7 +1879,7 @@
       </w:r>
       <w:r>
         <w:rPr>
-          <w:rStyle w:val="Style7"/>
+          <w:rStyle w:val="user2"/>
           <w:rFonts w:ascii="monospace" w:hAnsi="monospace"/>
           <w:b w:val="false"/>
           <w:strike w:val="false"/>
@@ -1709,7 +1911,6 @@
           <w:ilvl w:val="0"/>
           <w:numId w:val="3"/>
         </w:numPr>
-        <w:pBdr/>
         <w:tabs>
           <w:tab w:val="clear" w:pos="709"/>
           <w:tab w:val="left" w:pos="0" w:leader="none"/>
@@ -1752,7 +1953,6 @@
           <w:ilvl w:val="0"/>
           <w:numId w:val="3"/>
         </w:numPr>
-        <w:pBdr/>
         <w:tabs>
           <w:tab w:val="clear" w:pos="709"/>
           <w:tab w:val="left" w:pos="0" w:leader="none"/>
@@ -1795,7 +1995,6 @@
           <w:ilvl w:val="0"/>
           <w:numId w:val="3"/>
         </w:numPr>
-        <w:pBdr/>
         <w:tabs>
           <w:tab w:val="clear" w:pos="709"/>
           <w:tab w:val="left" w:pos="0" w:leader="none"/>
@@ -1914,7 +2113,7 @@
     </w:p>
     <w:p>
       <w:pPr>
-        <w:pStyle w:val="Style12"/>
+        <w:pStyle w:val="user7"/>
         <w:bidi w:val="0"/>
         <w:spacing w:before="0" w:after="0"/>
         <w:ind w:left="0" w:right="0"/>
@@ -2006,7 +2205,7 @@
       </w:r>
       <w:r>
         <w:rPr>
-          <w:rStyle w:val="Style7"/>
+          <w:rStyle w:val="user2"/>
           <w:rFonts w:ascii="monospace" w:hAnsi="monospace"/>
           <w:b w:val="false"/>
           <w:strike w:val="false"/>
@@ -2134,7 +2333,7 @@
       </w:r>
       <w:r>
         <w:rPr>
-          <w:rStyle w:val="Style7"/>
+          <w:rStyle w:val="user2"/>
           <w:rFonts w:ascii="monospace" w:hAnsi="monospace"/>
           <w:b w:val="false"/>
           <w:strike w:val="false"/>
@@ -2244,18 +2443,17 @@
     </w:p>
     <w:p>
       <w:pPr>
-        <w:pStyle w:val="Style13"/>
-        <w:pBdr/>
-        <w:bidi w:val="0"/>
-        <w:spacing w:before="0" w:after="0"/>
-        <w:ind w:hanging="0" w:left="0" w:right="0"/>
-        <w:rPr>
-          <w:rFonts w:ascii="Liberation Sans" w:hAnsi="Liberation Sans" w:cs="Liberation Sans"/>
-        </w:rPr>
-      </w:pPr>
-      <w:r>
-        <w:rPr>
-          <w:rStyle w:val="Style7"/>
+        <w:pStyle w:val="user8"/>
+        <w:bidi w:val="0"/>
+        <w:spacing w:before="0" w:after="0"/>
+        <w:ind w:hanging="0" w:left="0" w:right="0"/>
+        <w:rPr>
+          <w:rFonts w:ascii="Liberation Sans" w:hAnsi="Liberation Sans" w:cs="Liberation Sans"/>
+        </w:rPr>
+      </w:pPr>
+      <w:r>
+        <w:rPr>
+          <w:rStyle w:val="user2"/>
           <w:rFonts w:ascii="monospace" w:hAnsi="monospace"/>
           <w:b w:val="false"/>
           <w:strike w:val="false"/>
@@ -2269,8 +2467,7 @@
     </w:p>
     <w:p>
       <w:pPr>
-        <w:pStyle w:val="Style13"/>
-        <w:pBdr/>
+        <w:pStyle w:val="user8"/>
         <w:bidi w:val="0"/>
         <w:spacing w:before="0" w:after="0"/>
         <w:ind w:left="0" w:right="0"/>
@@ -2286,18 +2483,17 @@
     </w:p>
     <w:p>
       <w:pPr>
-        <w:pStyle w:val="Style13"/>
-        <w:pBdr/>
-        <w:bidi w:val="0"/>
-        <w:spacing w:before="0" w:after="0"/>
-        <w:ind w:hanging="0" w:left="0" w:right="0"/>
-        <w:rPr>
-          <w:rFonts w:ascii="Liberation Sans" w:hAnsi="Liberation Sans" w:cs="Liberation Sans"/>
-        </w:rPr>
-      </w:pPr>
-      <w:r>
-        <w:rPr>
-          <w:rStyle w:val="Style7"/>
+        <w:pStyle w:val="user8"/>
+        <w:bidi w:val="0"/>
+        <w:spacing w:before="0" w:after="0"/>
+        <w:ind w:hanging="0" w:left="0" w:right="0"/>
+        <w:rPr>
+          <w:rFonts w:ascii="Liberation Sans" w:hAnsi="Liberation Sans" w:cs="Liberation Sans"/>
+        </w:rPr>
+      </w:pPr>
+      <w:r>
+        <w:rPr>
+          <w:rStyle w:val="user2"/>
           <w:rFonts w:ascii="monospace" w:hAnsi="monospace"/>
           <w:b w:val="false"/>
           <w:strike w:val="false"/>
@@ -2311,18 +2507,17 @@
     </w:p>
     <w:p>
       <w:pPr>
-        <w:pStyle w:val="Style13"/>
-        <w:pBdr/>
-        <w:bidi w:val="0"/>
-        <w:spacing w:before="0" w:after="0"/>
-        <w:ind w:hanging="0" w:left="0" w:right="0"/>
-        <w:rPr>
-          <w:rFonts w:ascii="Liberation Sans" w:hAnsi="Liberation Sans" w:cs="Liberation Sans"/>
-        </w:rPr>
-      </w:pPr>
-      <w:r>
-        <w:rPr>
-          <w:rStyle w:val="Style7"/>
+        <w:pStyle w:val="user8"/>
+        <w:bidi w:val="0"/>
+        <w:spacing w:before="0" w:after="0"/>
+        <w:ind w:hanging="0" w:left="0" w:right="0"/>
+        <w:rPr>
+          <w:rFonts w:ascii="Liberation Sans" w:hAnsi="Liberation Sans" w:cs="Liberation Sans"/>
+        </w:rPr>
+      </w:pPr>
+      <w:r>
+        <w:rPr>
+          <w:rStyle w:val="user2"/>
           <w:rFonts w:ascii="monospace" w:hAnsi="monospace"/>
           <w:b w:val="false"/>
           <w:strike w:val="false"/>
@@ -2336,18 +2531,17 @@
     </w:p>
     <w:p>
       <w:pPr>
-        <w:pStyle w:val="Style13"/>
-        <w:pBdr/>
-        <w:bidi w:val="0"/>
-        <w:spacing w:before="0" w:after="0"/>
-        <w:ind w:hanging="0" w:left="0" w:right="0"/>
-        <w:rPr>
-          <w:rFonts w:ascii="Liberation Sans" w:hAnsi="Liberation Sans" w:cs="Liberation Sans"/>
-        </w:rPr>
-      </w:pPr>
-      <w:r>
-        <w:rPr>
-          <w:rStyle w:val="Style7"/>
+        <w:pStyle w:val="user8"/>
+        <w:bidi w:val="0"/>
+        <w:spacing w:before="0" w:after="0"/>
+        <w:ind w:hanging="0" w:left="0" w:right="0"/>
+        <w:rPr>
+          <w:rFonts w:ascii="Liberation Sans" w:hAnsi="Liberation Sans" w:cs="Liberation Sans"/>
+        </w:rPr>
+      </w:pPr>
+      <w:r>
+        <w:rPr>
+          <w:rStyle w:val="user2"/>
           <w:rFonts w:ascii="monospace" w:hAnsi="monospace"/>
           <w:b w:val="false"/>
           <w:strike w:val="false"/>
@@ -2361,18 +2555,17 @@
     </w:p>
     <w:p>
       <w:pPr>
-        <w:pStyle w:val="Style13"/>
-        <w:pBdr/>
-        <w:bidi w:val="0"/>
-        <w:spacing w:before="0" w:after="0"/>
-        <w:ind w:hanging="0" w:left="0" w:right="0"/>
-        <w:rPr>
-          <w:rFonts w:ascii="Liberation Sans" w:hAnsi="Liberation Sans" w:cs="Liberation Sans"/>
-        </w:rPr>
-      </w:pPr>
-      <w:r>
-        <w:rPr>
-          <w:rStyle w:val="Style7"/>
+        <w:pStyle w:val="user8"/>
+        <w:bidi w:val="0"/>
+        <w:spacing w:before="0" w:after="0"/>
+        <w:ind w:hanging="0" w:left="0" w:right="0"/>
+        <w:rPr>
+          <w:rFonts w:ascii="Liberation Sans" w:hAnsi="Liberation Sans" w:cs="Liberation Sans"/>
+        </w:rPr>
+      </w:pPr>
+      <w:r>
+        <w:rPr>
+          <w:rStyle w:val="user2"/>
           <w:rFonts w:ascii="monospace" w:hAnsi="monospace"/>
           <w:b w:val="false"/>
           <w:strike w:val="false"/>
@@ -2386,8 +2579,7 @@
     </w:p>
     <w:p>
       <w:pPr>
-        <w:pStyle w:val="Style13"/>
-        <w:pBdr/>
+        <w:pStyle w:val="user8"/>
         <w:bidi w:val="0"/>
         <w:spacing w:before="0" w:after="0"/>
         <w:ind w:left="0" w:right="0"/>
@@ -2403,18 +2595,17 @@
     </w:p>
     <w:p>
       <w:pPr>
-        <w:pStyle w:val="Style13"/>
-        <w:pBdr/>
-        <w:bidi w:val="0"/>
-        <w:spacing w:before="0" w:after="0"/>
-        <w:ind w:hanging="0" w:left="0" w:right="0"/>
-        <w:rPr>
-          <w:rFonts w:ascii="Liberation Sans" w:hAnsi="Liberation Sans" w:cs="Liberation Sans"/>
-        </w:rPr>
-      </w:pPr>
-      <w:r>
-        <w:rPr>
-          <w:rStyle w:val="Style7"/>
+        <w:pStyle w:val="user8"/>
+        <w:bidi w:val="0"/>
+        <w:spacing w:before="0" w:after="0"/>
+        <w:ind w:hanging="0" w:left="0" w:right="0"/>
+        <w:rPr>
+          <w:rFonts w:ascii="Liberation Sans" w:hAnsi="Liberation Sans" w:cs="Liberation Sans"/>
+        </w:rPr>
+      </w:pPr>
+      <w:r>
+        <w:rPr>
+          <w:rStyle w:val="user2"/>
           <w:rFonts w:ascii="monospace" w:hAnsi="monospace"/>
           <w:b w:val="false"/>
           <w:strike w:val="false"/>
@@ -2428,18 +2619,17 @@
     </w:p>
     <w:p>
       <w:pPr>
-        <w:pStyle w:val="Style13"/>
-        <w:pBdr/>
-        <w:bidi w:val="0"/>
-        <w:spacing w:before="0" w:after="0"/>
-        <w:ind w:hanging="0" w:left="0" w:right="0"/>
-        <w:rPr>
-          <w:rFonts w:ascii="Liberation Sans" w:hAnsi="Liberation Sans" w:cs="Liberation Sans"/>
-        </w:rPr>
-      </w:pPr>
-      <w:r>
-        <w:rPr>
-          <w:rStyle w:val="Style7"/>
+        <w:pStyle w:val="user8"/>
+        <w:bidi w:val="0"/>
+        <w:spacing w:before="0" w:after="0"/>
+        <w:ind w:hanging="0" w:left="0" w:right="0"/>
+        <w:rPr>
+          <w:rFonts w:ascii="Liberation Sans" w:hAnsi="Liberation Sans" w:cs="Liberation Sans"/>
+        </w:rPr>
+      </w:pPr>
+      <w:r>
+        <w:rPr>
+          <w:rStyle w:val="user2"/>
           <w:rFonts w:ascii="monospace" w:hAnsi="monospace"/>
           <w:b w:val="false"/>
           <w:strike w:val="false"/>
@@ -2453,18 +2643,17 @@
     </w:p>
     <w:p>
       <w:pPr>
-        <w:pStyle w:val="Style13"/>
-        <w:pBdr/>
-        <w:bidi w:val="0"/>
-        <w:spacing w:before="0" w:after="0"/>
-        <w:ind w:hanging="0" w:left="0" w:right="0"/>
-        <w:rPr>
-          <w:rFonts w:ascii="Liberation Sans" w:hAnsi="Liberation Sans" w:cs="Liberation Sans"/>
-        </w:rPr>
-      </w:pPr>
-      <w:r>
-        <w:rPr>
-          <w:rStyle w:val="Style7"/>
+        <w:pStyle w:val="user8"/>
+        <w:bidi w:val="0"/>
+        <w:spacing w:before="0" w:after="0"/>
+        <w:ind w:hanging="0" w:left="0" w:right="0"/>
+        <w:rPr>
+          <w:rFonts w:ascii="Liberation Sans" w:hAnsi="Liberation Sans" w:cs="Liberation Sans"/>
+        </w:rPr>
+      </w:pPr>
+      <w:r>
+        <w:rPr>
+          <w:rStyle w:val="user2"/>
           <w:rFonts w:ascii="Liberation Sans" w:hAnsi="Liberation Sans"/>
           <w:strike w:val="false"/>
           <w:dstrike w:val="false"/>
@@ -2475,7 +2664,7 @@
       </w:r>
       <w:r>
         <w:rPr>
-          <w:rStyle w:val="Style7"/>
+          <w:rStyle w:val="user2"/>
           <w:rFonts w:ascii="monospace" w:hAnsi="monospace"/>
           <w:b w:val="false"/>
           <w:strike w:val="false"/>
@@ -2489,8 +2678,7 @@
     </w:p>
     <w:p>
       <w:pPr>
-        <w:pStyle w:val="Style13"/>
-        <w:pBdr/>
+        <w:pStyle w:val="user8"/>
         <w:bidi w:val="0"/>
         <w:spacing w:before="0" w:after="0"/>
         <w:ind w:left="0" w:right="0"/>
@@ -2500,7 +2688,7 @@
       </w:pPr>
       <w:r>
         <w:rPr>
-          <w:rStyle w:val="Style7"/>
+          <w:rStyle w:val="user2"/>
           <w:rFonts w:ascii="Liberation Sans" w:hAnsi="Liberation Sans"/>
           <w:strike w:val="false"/>
           <w:dstrike w:val="false"/>
@@ -2512,18 +2700,17 @@
     </w:p>
     <w:p>
       <w:pPr>
-        <w:pStyle w:val="Style13"/>
-        <w:pBdr/>
-        <w:bidi w:val="0"/>
-        <w:spacing w:before="0" w:after="0"/>
-        <w:ind w:hanging="0" w:left="0" w:right="0"/>
-        <w:rPr>
-          <w:rFonts w:ascii="Liberation Sans" w:hAnsi="Liberation Sans" w:cs="Liberation Sans"/>
-        </w:rPr>
-      </w:pPr>
-      <w:r>
-        <w:rPr>
-          <w:rStyle w:val="Style7"/>
+        <w:pStyle w:val="user8"/>
+        <w:bidi w:val="0"/>
+        <w:spacing w:before="0" w:after="0"/>
+        <w:ind w:hanging="0" w:left="0" w:right="0"/>
+        <w:rPr>
+          <w:rFonts w:ascii="Liberation Sans" w:hAnsi="Liberation Sans" w:cs="Liberation Sans"/>
+        </w:rPr>
+      </w:pPr>
+      <w:r>
+        <w:rPr>
+          <w:rStyle w:val="user2"/>
           <w:rFonts w:ascii="Liberation Sans" w:hAnsi="Liberation Sans"/>
           <w:strike w:val="false"/>
           <w:dstrike w:val="false"/>
@@ -2534,7 +2721,7 @@
       </w:r>
       <w:r>
         <w:rPr>
-          <w:rStyle w:val="Style7"/>
+          <w:rStyle w:val="user2"/>
           <w:rFonts w:ascii="monospace" w:hAnsi="monospace"/>
           <w:b w:val="false"/>
           <w:strike w:val="false"/>
@@ -2548,18 +2735,17 @@
     </w:p>
     <w:p>
       <w:pPr>
-        <w:pStyle w:val="Style13"/>
-        <w:pBdr/>
-        <w:bidi w:val="0"/>
-        <w:spacing w:before="0" w:after="0"/>
-        <w:ind w:hanging="0" w:left="0" w:right="0"/>
-        <w:rPr>
-          <w:rFonts w:ascii="Liberation Sans" w:hAnsi="Liberation Sans" w:cs="Liberation Sans"/>
-        </w:rPr>
-      </w:pPr>
-      <w:r>
-        <w:rPr>
-          <w:rStyle w:val="Style7"/>
+        <w:pStyle w:val="user8"/>
+        <w:bidi w:val="0"/>
+        <w:spacing w:before="0" w:after="0"/>
+        <w:ind w:hanging="0" w:left="0" w:right="0"/>
+        <w:rPr>
+          <w:rFonts w:ascii="Liberation Sans" w:hAnsi="Liberation Sans" w:cs="Liberation Sans"/>
+        </w:rPr>
+      </w:pPr>
+      <w:r>
+        <w:rPr>
+          <w:rStyle w:val="user2"/>
           <w:rFonts w:ascii="Liberation Sans" w:hAnsi="Liberation Sans"/>
           <w:strike w:val="false"/>
           <w:dstrike w:val="false"/>
@@ -2570,7 +2756,7 @@
       </w:r>
       <w:r>
         <w:rPr>
-          <w:rStyle w:val="Style7"/>
+          <w:rStyle w:val="user2"/>
           <w:rFonts w:ascii="monospace" w:hAnsi="monospace"/>
           <w:b w:val="false"/>
           <w:strike w:val="false"/>
@@ -2584,8 +2770,7 @@
     </w:p>
     <w:p>
       <w:pPr>
-        <w:pStyle w:val="Style13"/>
-        <w:pBdr/>
+        <w:pStyle w:val="user8"/>
         <w:bidi w:val="0"/>
         <w:spacing w:before="0" w:after="0"/>
         <w:ind w:left="0" w:right="0"/>
@@ -2595,7 +2780,7 @@
       </w:pPr>
       <w:r>
         <w:rPr>
-          <w:rStyle w:val="Style7"/>
+          <w:rStyle w:val="user2"/>
           <w:rFonts w:ascii="monospace" w:hAnsi="monospace"/>
           <w:b w:val="false"/>
           <w:strike w:val="false"/>
@@ -2712,7 +2897,7 @@
       </w:r>
       <w:r>
         <w:rPr>
-          <w:rStyle w:val="Style7"/>
+          <w:rStyle w:val="user2"/>
           <w:rFonts w:ascii="monospace" w:hAnsi="monospace"/>
           <w:b w:val="false"/>
           <w:strike w:val="false"/>
@@ -2867,7 +3052,7 @@
       </w:r>
       <w:r>
         <w:rPr>
-          <w:rStyle w:val="Style7"/>
+          <w:rStyle w:val="user2"/>
           <w:rFonts w:ascii="monospace" w:hAnsi="monospace"/>
           <w:b w:val="false"/>
           <w:strike w:val="false"/>
@@ -2977,18 +3162,17 @@
     </w:p>
     <w:p>
       <w:pPr>
-        <w:pStyle w:val="Style13"/>
-        <w:pBdr/>
-        <w:bidi w:val="0"/>
-        <w:spacing w:before="0" w:after="0"/>
-        <w:ind w:hanging="0" w:left="0" w:right="0"/>
-        <w:rPr>
-          <w:rFonts w:ascii="Liberation Sans" w:hAnsi="Liberation Sans" w:cs="Liberation Sans"/>
-        </w:rPr>
-      </w:pPr>
-      <w:r>
-        <w:rPr>
-          <w:rStyle w:val="Style7"/>
+        <w:pStyle w:val="user8"/>
+        <w:bidi w:val="0"/>
+        <w:spacing w:before="0" w:after="0"/>
+        <w:ind w:hanging="0" w:left="0" w:right="0"/>
+        <w:rPr>
+          <w:rFonts w:ascii="Liberation Sans" w:hAnsi="Liberation Sans" w:cs="Liberation Sans"/>
+        </w:rPr>
+      </w:pPr>
+      <w:r>
+        <w:rPr>
+          <w:rStyle w:val="user2"/>
           <w:rFonts w:ascii="monospace" w:hAnsi="monospace"/>
           <w:b w:val="false"/>
           <w:strike w:val="false"/>
@@ -3002,8 +3186,7 @@
     </w:p>
     <w:p>
       <w:pPr>
-        <w:pStyle w:val="Style13"/>
-        <w:pBdr/>
+        <w:pStyle w:val="user8"/>
         <w:bidi w:val="0"/>
         <w:spacing w:before="0" w:after="0"/>
         <w:ind w:left="0" w:right="0"/>
@@ -3019,18 +3202,17 @@
     </w:p>
     <w:p>
       <w:pPr>
-        <w:pStyle w:val="Style13"/>
-        <w:pBdr/>
-        <w:bidi w:val="0"/>
-        <w:spacing w:before="0" w:after="0"/>
-        <w:ind w:hanging="0" w:left="0" w:right="0"/>
-        <w:rPr>
-          <w:rFonts w:ascii="Liberation Sans" w:hAnsi="Liberation Sans" w:cs="Liberation Sans"/>
-        </w:rPr>
-      </w:pPr>
-      <w:r>
-        <w:rPr>
-          <w:rStyle w:val="Style7"/>
+        <w:pStyle w:val="user8"/>
+        <w:bidi w:val="0"/>
+        <w:spacing w:before="0" w:after="0"/>
+        <w:ind w:hanging="0" w:left="0" w:right="0"/>
+        <w:rPr>
+          <w:rFonts w:ascii="Liberation Sans" w:hAnsi="Liberation Sans" w:cs="Liberation Sans"/>
+        </w:rPr>
+      </w:pPr>
+      <w:r>
+        <w:rPr>
+          <w:rStyle w:val="user2"/>
           <w:rFonts w:ascii="monospace" w:hAnsi="monospace"/>
           <w:b w:val="false"/>
           <w:strike w:val="false"/>
@@ -3044,18 +3226,17 @@
     </w:p>
     <w:p>
       <w:pPr>
-        <w:pStyle w:val="Style13"/>
-        <w:pBdr/>
-        <w:bidi w:val="0"/>
-        <w:spacing w:before="0" w:after="0"/>
-        <w:ind w:hanging="0" w:left="0" w:right="0"/>
-        <w:rPr>
-          <w:rFonts w:ascii="Liberation Sans" w:hAnsi="Liberation Sans" w:cs="Liberation Sans"/>
-        </w:rPr>
-      </w:pPr>
-      <w:r>
-        <w:rPr>
-          <w:rStyle w:val="Style7"/>
+        <w:pStyle w:val="user8"/>
+        <w:bidi w:val="0"/>
+        <w:spacing w:before="0" w:after="0"/>
+        <w:ind w:hanging="0" w:left="0" w:right="0"/>
+        <w:rPr>
+          <w:rFonts w:ascii="Liberation Sans" w:hAnsi="Liberation Sans" w:cs="Liberation Sans"/>
+        </w:rPr>
+      </w:pPr>
+      <w:r>
+        <w:rPr>
+          <w:rStyle w:val="user2"/>
           <w:rFonts w:ascii="monospace" w:hAnsi="monospace"/>
           <w:b w:val="false"/>
           <w:strike w:val="false"/>
@@ -3069,18 +3250,17 @@
     </w:p>
     <w:p>
       <w:pPr>
-        <w:pStyle w:val="Style13"/>
-        <w:pBdr/>
-        <w:bidi w:val="0"/>
-        <w:spacing w:before="0" w:after="0"/>
-        <w:ind w:hanging="0" w:left="0" w:right="0"/>
-        <w:rPr>
-          <w:rFonts w:ascii="Liberation Sans" w:hAnsi="Liberation Sans" w:cs="Liberation Sans"/>
-        </w:rPr>
-      </w:pPr>
-      <w:r>
-        <w:rPr>
-          <w:rStyle w:val="Style7"/>
+        <w:pStyle w:val="user8"/>
+        <w:bidi w:val="0"/>
+        <w:spacing w:before="0" w:after="0"/>
+        <w:ind w:hanging="0" w:left="0" w:right="0"/>
+        <w:rPr>
+          <w:rFonts w:ascii="Liberation Sans" w:hAnsi="Liberation Sans" w:cs="Liberation Sans"/>
+        </w:rPr>
+      </w:pPr>
+      <w:r>
+        <w:rPr>
+          <w:rStyle w:val="user2"/>
           <w:rFonts w:ascii="monospace" w:hAnsi="monospace"/>
           <w:b w:val="false"/>
           <w:strike w:val="false"/>
@@ -3094,18 +3274,17 @@
     </w:p>
     <w:p>
       <w:pPr>
-        <w:pStyle w:val="Style13"/>
-        <w:pBdr/>
-        <w:bidi w:val="0"/>
-        <w:spacing w:before="0" w:after="0"/>
-        <w:ind w:hanging="0" w:left="0" w:right="0"/>
-        <w:rPr>
-          <w:rFonts w:ascii="Liberation Sans" w:hAnsi="Liberation Sans" w:cs="Liberation Sans"/>
-        </w:rPr>
-      </w:pPr>
-      <w:r>
-        <w:rPr>
-          <w:rStyle w:val="Style7"/>
+        <w:pStyle w:val="user8"/>
+        <w:bidi w:val="0"/>
+        <w:spacing w:before="0" w:after="0"/>
+        <w:ind w:hanging="0" w:left="0" w:right="0"/>
+        <w:rPr>
+          <w:rFonts w:ascii="Liberation Sans" w:hAnsi="Liberation Sans" w:cs="Liberation Sans"/>
+        </w:rPr>
+      </w:pPr>
+      <w:r>
+        <w:rPr>
+          <w:rStyle w:val="user2"/>
           <w:rFonts w:ascii="monospace" w:hAnsi="monospace"/>
           <w:b w:val="false"/>
           <w:strike w:val="false"/>
@@ -3119,18 +3298,17 @@
     </w:p>
     <w:p>
       <w:pPr>
-        <w:pStyle w:val="Style13"/>
-        <w:pBdr/>
-        <w:bidi w:val="0"/>
-        <w:spacing w:before="0" w:after="0"/>
-        <w:ind w:hanging="0" w:left="0" w:right="0"/>
-        <w:rPr>
-          <w:rFonts w:ascii="Liberation Sans" w:hAnsi="Liberation Sans" w:cs="Liberation Sans"/>
-        </w:rPr>
-      </w:pPr>
-      <w:r>
-        <w:rPr>
-          <w:rStyle w:val="Style7"/>
+        <w:pStyle w:val="user8"/>
+        <w:bidi w:val="0"/>
+        <w:spacing w:before="0" w:after="0"/>
+        <w:ind w:hanging="0" w:left="0" w:right="0"/>
+        <w:rPr>
+          <w:rFonts w:ascii="Liberation Sans" w:hAnsi="Liberation Sans" w:cs="Liberation Sans"/>
+        </w:rPr>
+      </w:pPr>
+      <w:r>
+        <w:rPr>
+          <w:rStyle w:val="user2"/>
           <w:rFonts w:ascii="monospace" w:hAnsi="monospace"/>
           <w:b w:val="false"/>
           <w:strike w:val="false"/>
@@ -3144,8 +3322,7 @@
     </w:p>
     <w:p>
       <w:pPr>
-        <w:pStyle w:val="Style13"/>
-        <w:pBdr/>
+        <w:pStyle w:val="user8"/>
         <w:bidi w:val="0"/>
         <w:spacing w:before="0" w:after="0"/>
         <w:ind w:left="0" w:right="0"/>
@@ -3161,18 +3338,17 @@
     </w:p>
     <w:p>
       <w:pPr>
-        <w:pStyle w:val="Style13"/>
-        <w:pBdr/>
-        <w:bidi w:val="0"/>
-        <w:spacing w:before="0" w:after="0"/>
-        <w:ind w:hanging="0" w:left="0" w:right="0"/>
-        <w:rPr>
-          <w:rFonts w:ascii="Liberation Sans" w:hAnsi="Liberation Sans" w:cs="Liberation Sans"/>
-        </w:rPr>
-      </w:pPr>
-      <w:r>
-        <w:rPr>
-          <w:rStyle w:val="Style7"/>
+        <w:pStyle w:val="user8"/>
+        <w:bidi w:val="0"/>
+        <w:spacing w:before="0" w:after="0"/>
+        <w:ind w:hanging="0" w:left="0" w:right="0"/>
+        <w:rPr>
+          <w:rFonts w:ascii="Liberation Sans" w:hAnsi="Liberation Sans" w:cs="Liberation Sans"/>
+        </w:rPr>
+      </w:pPr>
+      <w:r>
+        <w:rPr>
+          <w:rStyle w:val="user2"/>
           <w:rFonts w:ascii="monospace" w:hAnsi="monospace"/>
           <w:b w:val="false"/>
           <w:strike w:val="false"/>
@@ -3186,18 +3362,17 @@
     </w:p>
     <w:p>
       <w:pPr>
-        <w:pStyle w:val="Style13"/>
-        <w:pBdr/>
-        <w:bidi w:val="0"/>
-        <w:spacing w:before="0" w:after="0"/>
-        <w:ind w:hanging="0" w:left="0" w:right="0"/>
-        <w:rPr>
-          <w:rFonts w:ascii="Liberation Sans" w:hAnsi="Liberation Sans" w:cs="Liberation Sans"/>
-        </w:rPr>
-      </w:pPr>
-      <w:r>
-        <w:rPr>
-          <w:rStyle w:val="Style7"/>
+        <w:pStyle w:val="user8"/>
+        <w:bidi w:val="0"/>
+        <w:spacing w:before="0" w:after="0"/>
+        <w:ind w:hanging="0" w:left="0" w:right="0"/>
+        <w:rPr>
+          <w:rFonts w:ascii="Liberation Sans" w:hAnsi="Liberation Sans" w:cs="Liberation Sans"/>
+        </w:rPr>
+      </w:pPr>
+      <w:r>
+        <w:rPr>
+          <w:rStyle w:val="user2"/>
           <w:rFonts w:ascii="monospace" w:hAnsi="monospace"/>
           <w:b w:val="false"/>
           <w:strike w:val="false"/>
@@ -3211,8 +3386,7 @@
     </w:p>
     <w:p>
       <w:pPr>
-        <w:pStyle w:val="Style13"/>
-        <w:pBdr/>
+        <w:pStyle w:val="user8"/>
         <w:bidi w:val="0"/>
         <w:spacing w:before="0" w:after="0"/>
         <w:ind w:left="0" w:right="0"/>
@@ -3228,18 +3402,17 @@
     </w:p>
     <w:p>
       <w:pPr>
-        <w:pStyle w:val="Style13"/>
-        <w:pBdr/>
-        <w:bidi w:val="0"/>
-        <w:spacing w:before="0" w:after="0"/>
-        <w:ind w:hanging="0" w:left="0" w:right="0"/>
-        <w:rPr>
-          <w:rFonts w:ascii="Liberation Sans" w:hAnsi="Liberation Sans" w:cs="Liberation Sans"/>
-        </w:rPr>
-      </w:pPr>
-      <w:r>
-        <w:rPr>
-          <w:rStyle w:val="Style7"/>
+        <w:pStyle w:val="user8"/>
+        <w:bidi w:val="0"/>
+        <w:spacing w:before="0" w:after="0"/>
+        <w:ind w:hanging="0" w:left="0" w:right="0"/>
+        <w:rPr>
+          <w:rFonts w:ascii="Liberation Sans" w:hAnsi="Liberation Sans" w:cs="Liberation Sans"/>
+        </w:rPr>
+      </w:pPr>
+      <w:r>
+        <w:rPr>
+          <w:rStyle w:val="user2"/>
           <w:rFonts w:ascii="Liberation Sans" w:hAnsi="Liberation Sans"/>
           <w:strike w:val="false"/>
           <w:dstrike w:val="false"/>
@@ -3250,7 +3423,7 @@
       </w:r>
       <w:r>
         <w:rPr>
-          <w:rStyle w:val="Style7"/>
+          <w:rStyle w:val="user2"/>
           <w:rFonts w:ascii="monospace" w:hAnsi="monospace"/>
           <w:b w:val="false"/>
           <w:strike w:val="false"/>
@@ -3264,8 +3437,7 @@
     </w:p>
     <w:p>
       <w:pPr>
-        <w:pStyle w:val="Style13"/>
-        <w:pBdr/>
+        <w:pStyle w:val="user8"/>
         <w:bidi w:val="0"/>
         <w:spacing w:before="0" w:after="0"/>
         <w:ind w:left="0" w:right="0"/>
@@ -3281,18 +3453,17 @@
     </w:p>
     <w:p>
       <w:pPr>
-        <w:pStyle w:val="Style13"/>
-        <w:pBdr/>
-        <w:bidi w:val="0"/>
-        <w:spacing w:before="0" w:after="0"/>
-        <w:ind w:hanging="0" w:left="0" w:right="0"/>
-        <w:rPr>
-          <w:rFonts w:ascii="Liberation Sans" w:hAnsi="Liberation Sans" w:cs="Liberation Sans"/>
-        </w:rPr>
-      </w:pPr>
-      <w:r>
-        <w:rPr>
-          <w:rStyle w:val="Style7"/>
+        <w:pStyle w:val="user8"/>
+        <w:bidi w:val="0"/>
+        <w:spacing w:before="0" w:after="0"/>
+        <w:ind w:hanging="0" w:left="0" w:right="0"/>
+        <w:rPr>
+          <w:rFonts w:ascii="Liberation Sans" w:hAnsi="Liberation Sans" w:cs="Liberation Sans"/>
+        </w:rPr>
+      </w:pPr>
+      <w:r>
+        <w:rPr>
+          <w:rStyle w:val="user2"/>
           <w:rFonts w:ascii="Liberation Sans" w:hAnsi="Liberation Sans"/>
           <w:strike w:val="false"/>
           <w:dstrike w:val="false"/>
@@ -3303,7 +3474,7 @@
       </w:r>
       <w:r>
         <w:rPr>
-          <w:rStyle w:val="Style7"/>
+          <w:rStyle w:val="user2"/>
           <w:rFonts w:ascii="monospace" w:hAnsi="monospace"/>
           <w:b w:val="false"/>
           <w:strike w:val="false"/>
@@ -3317,18 +3488,17 @@
     </w:p>
     <w:p>
       <w:pPr>
-        <w:pStyle w:val="Style13"/>
-        <w:pBdr/>
-        <w:bidi w:val="0"/>
-        <w:spacing w:before="0" w:after="0"/>
-        <w:ind w:hanging="0" w:left="0" w:right="0"/>
-        <w:rPr>
-          <w:rFonts w:ascii="Liberation Sans" w:hAnsi="Liberation Sans" w:cs="Liberation Sans"/>
-        </w:rPr>
-      </w:pPr>
-      <w:r>
-        <w:rPr>
-          <w:rStyle w:val="Style7"/>
+        <w:pStyle w:val="user8"/>
+        <w:bidi w:val="0"/>
+        <w:spacing w:before="0" w:after="0"/>
+        <w:ind w:hanging="0" w:left="0" w:right="0"/>
+        <w:rPr>
+          <w:rFonts w:ascii="Liberation Sans" w:hAnsi="Liberation Sans" w:cs="Liberation Sans"/>
+        </w:rPr>
+      </w:pPr>
+      <w:r>
+        <w:rPr>
+          <w:rStyle w:val="user2"/>
           <w:rFonts w:ascii="Liberation Sans" w:hAnsi="Liberation Sans"/>
           <w:strike w:val="false"/>
           <w:dstrike w:val="false"/>
@@ -3339,7 +3509,7 @@
       </w:r>
       <w:r>
         <w:rPr>
-          <w:rStyle w:val="Style7"/>
+          <w:rStyle w:val="user2"/>
           <w:rFonts w:ascii="monospace" w:hAnsi="monospace"/>
           <w:b w:val="false"/>
           <w:strike w:val="false"/>
@@ -3353,18 +3523,17 @@
     </w:p>
     <w:p>
       <w:pPr>
-        <w:pStyle w:val="Style13"/>
-        <w:pBdr/>
-        <w:bidi w:val="0"/>
-        <w:spacing w:before="0" w:after="0"/>
-        <w:ind w:hanging="0" w:left="0" w:right="0"/>
-        <w:rPr>
-          <w:rFonts w:ascii="Liberation Sans" w:hAnsi="Liberation Sans" w:cs="Liberation Sans"/>
-        </w:rPr>
-      </w:pPr>
-      <w:r>
-        <w:rPr>
-          <w:rStyle w:val="Style7"/>
+        <w:pStyle w:val="user8"/>
+        <w:bidi w:val="0"/>
+        <w:spacing w:before="0" w:after="0"/>
+        <w:ind w:hanging="0" w:left="0" w:right="0"/>
+        <w:rPr>
+          <w:rFonts w:ascii="Liberation Sans" w:hAnsi="Liberation Sans" w:cs="Liberation Sans"/>
+        </w:rPr>
+      </w:pPr>
+      <w:r>
+        <w:rPr>
+          <w:rStyle w:val="user2"/>
           <w:rFonts w:ascii="Liberation Sans" w:hAnsi="Liberation Sans"/>
           <w:strike w:val="false"/>
           <w:dstrike w:val="false"/>
@@ -3375,7 +3544,7 @@
       </w:r>
       <w:r>
         <w:rPr>
-          <w:rStyle w:val="Style7"/>
+          <w:rStyle w:val="user2"/>
           <w:rFonts w:ascii="monospace" w:hAnsi="monospace"/>
           <w:b w:val="false"/>
           <w:strike w:val="false"/>
@@ -3389,18 +3558,17 @@
     </w:p>
     <w:p>
       <w:pPr>
-        <w:pStyle w:val="Style13"/>
-        <w:pBdr/>
-        <w:bidi w:val="0"/>
-        <w:spacing w:before="0" w:after="0"/>
-        <w:ind w:hanging="0" w:left="0" w:right="0"/>
-        <w:rPr>
-          <w:rFonts w:ascii="Liberation Sans" w:hAnsi="Liberation Sans" w:cs="Liberation Sans"/>
-        </w:rPr>
-      </w:pPr>
-      <w:r>
-        <w:rPr>
-          <w:rStyle w:val="Style7"/>
+        <w:pStyle w:val="user8"/>
+        <w:bidi w:val="0"/>
+        <w:spacing w:before="0" w:after="0"/>
+        <w:ind w:hanging="0" w:left="0" w:right="0"/>
+        <w:rPr>
+          <w:rFonts w:ascii="Liberation Sans" w:hAnsi="Liberation Sans" w:cs="Liberation Sans"/>
+        </w:rPr>
+      </w:pPr>
+      <w:r>
+        <w:rPr>
+          <w:rStyle w:val="user2"/>
           <w:rFonts w:ascii="Liberation Sans" w:hAnsi="Liberation Sans"/>
           <w:strike w:val="false"/>
           <w:dstrike w:val="false"/>
@@ -3411,7 +3579,7 @@
       </w:r>
       <w:r>
         <w:rPr>
-          <w:rStyle w:val="Style7"/>
+          <w:rStyle w:val="user2"/>
           <w:rFonts w:ascii="monospace" w:hAnsi="monospace"/>
           <w:b w:val="false"/>
           <w:strike w:val="false"/>
@@ -3425,8 +3593,7 @@
     </w:p>
     <w:p>
       <w:pPr>
-        <w:pStyle w:val="Style13"/>
-        <w:pBdr/>
+        <w:pStyle w:val="user8"/>
         <w:bidi w:val="0"/>
         <w:spacing w:before="0" w:after="0"/>
         <w:ind w:left="0" w:right="0"/>
@@ -3436,7 +3603,7 @@
       </w:pPr>
       <w:r>
         <w:rPr>
-          <w:rStyle w:val="Style7"/>
+          <w:rStyle w:val="user2"/>
           <w:rFonts w:ascii="Liberation Sans" w:hAnsi="Liberation Sans"/>
           <w:strike w:val="false"/>
           <w:dstrike w:val="false"/>
@@ -3447,7 +3614,7 @@
       </w:r>
       <w:r>
         <w:rPr>
-          <w:rStyle w:val="Style7"/>
+          <w:rStyle w:val="user2"/>
           <w:rFonts w:ascii="monospace" w:hAnsi="monospace"/>
           <w:b w:val="false"/>
           <w:strike w:val="false"/>
@@ -3461,8 +3628,7 @@
     </w:p>
     <w:p>
       <w:pPr>
-        <w:pStyle w:val="Style13"/>
-        <w:pBdr/>
+        <w:pStyle w:val="user8"/>
         <w:bidi w:val="0"/>
         <w:spacing w:before="0" w:after="0"/>
         <w:ind w:left="0" w:right="0"/>
@@ -3478,18 +3644,17 @@
     </w:p>
     <w:p>
       <w:pPr>
-        <w:pStyle w:val="Style13"/>
-        <w:pBdr/>
-        <w:bidi w:val="0"/>
-        <w:spacing w:before="0" w:after="0"/>
-        <w:ind w:hanging="0" w:left="0" w:right="0"/>
-        <w:rPr>
-          <w:rFonts w:ascii="Liberation Sans" w:hAnsi="Liberation Sans" w:cs="Liberation Sans"/>
-        </w:rPr>
-      </w:pPr>
-      <w:r>
-        <w:rPr>
-          <w:rStyle w:val="Style7"/>
+        <w:pStyle w:val="user8"/>
+        <w:bidi w:val="0"/>
+        <w:spacing w:before="0" w:after="0"/>
+        <w:ind w:hanging="0" w:left="0" w:right="0"/>
+        <w:rPr>
+          <w:rFonts w:ascii="Liberation Sans" w:hAnsi="Liberation Sans" w:cs="Liberation Sans"/>
+        </w:rPr>
+      </w:pPr>
+      <w:r>
+        <w:rPr>
+          <w:rStyle w:val="user2"/>
           <w:rFonts w:ascii="Liberation Sans" w:hAnsi="Liberation Sans"/>
           <w:strike w:val="false"/>
           <w:dstrike w:val="false"/>
@@ -3500,7 +3665,7 @@
       </w:r>
       <w:r>
         <w:rPr>
-          <w:rStyle w:val="Style7"/>
+          <w:rStyle w:val="user2"/>
           <w:rFonts w:ascii="monospace" w:hAnsi="monospace"/>
           <w:b w:val="false"/>
           <w:strike w:val="false"/>
@@ -3514,18 +3679,17 @@
     </w:p>
     <w:p>
       <w:pPr>
-        <w:pStyle w:val="Style13"/>
-        <w:pBdr/>
-        <w:bidi w:val="0"/>
-        <w:spacing w:before="0" w:after="0"/>
-        <w:ind w:hanging="0" w:left="0" w:right="0"/>
-        <w:rPr>
-          <w:rFonts w:ascii="Liberation Sans" w:hAnsi="Liberation Sans" w:cs="Liberation Sans"/>
-        </w:rPr>
-      </w:pPr>
-      <w:r>
-        <w:rPr>
-          <w:rStyle w:val="Style7"/>
+        <w:pStyle w:val="user8"/>
+        <w:bidi w:val="0"/>
+        <w:spacing w:before="0" w:after="0"/>
+        <w:ind w:hanging="0" w:left="0" w:right="0"/>
+        <w:rPr>
+          <w:rFonts w:ascii="Liberation Sans" w:hAnsi="Liberation Sans" w:cs="Liberation Sans"/>
+        </w:rPr>
+      </w:pPr>
+      <w:r>
+        <w:rPr>
+          <w:rStyle w:val="user2"/>
           <w:rFonts w:ascii="Liberation Sans" w:hAnsi="Liberation Sans"/>
           <w:strike w:val="false"/>
           <w:dstrike w:val="false"/>
@@ -3536,7 +3700,7 @@
       </w:r>
       <w:r>
         <w:rPr>
-          <w:rStyle w:val="Style7"/>
+          <w:rStyle w:val="user2"/>
           <w:rFonts w:ascii="monospace" w:hAnsi="monospace"/>
           <w:b w:val="false"/>
           <w:strike w:val="false"/>
@@ -3550,18 +3714,17 @@
     </w:p>
     <w:p>
       <w:pPr>
-        <w:pStyle w:val="Style13"/>
-        <w:pBdr/>
-        <w:bidi w:val="0"/>
-        <w:spacing w:before="0" w:after="0"/>
-        <w:ind w:hanging="0" w:left="0" w:right="0"/>
-        <w:rPr>
-          <w:rFonts w:ascii="Liberation Sans" w:hAnsi="Liberation Sans" w:cs="Liberation Sans"/>
-        </w:rPr>
-      </w:pPr>
-      <w:r>
-        <w:rPr>
-          <w:rStyle w:val="Style7"/>
+        <w:pStyle w:val="user8"/>
+        <w:bidi w:val="0"/>
+        <w:spacing w:before="0" w:after="0"/>
+        <w:ind w:hanging="0" w:left="0" w:right="0"/>
+        <w:rPr>
+          <w:rFonts w:ascii="Liberation Sans" w:hAnsi="Liberation Sans" w:cs="Liberation Sans"/>
+        </w:rPr>
+      </w:pPr>
+      <w:r>
+        <w:rPr>
+          <w:rStyle w:val="user2"/>
           <w:rFonts w:ascii="Liberation Sans" w:hAnsi="Liberation Sans"/>
           <w:strike w:val="false"/>
           <w:dstrike w:val="false"/>
@@ -3572,7 +3735,7 @@
       </w:r>
       <w:r>
         <w:rPr>
-          <w:rStyle w:val="Style7"/>
+          <w:rStyle w:val="user2"/>
           <w:rFonts w:ascii="monospace" w:hAnsi="monospace"/>
           <w:b w:val="false"/>
           <w:strike w:val="false"/>
@@ -3586,18 +3749,17 @@
     </w:p>
     <w:p>
       <w:pPr>
-        <w:pStyle w:val="Style13"/>
-        <w:pBdr/>
-        <w:bidi w:val="0"/>
-        <w:spacing w:before="0" w:after="0"/>
-        <w:ind w:hanging="0" w:left="0" w:right="0"/>
-        <w:rPr>
-          <w:rFonts w:ascii="Liberation Sans" w:hAnsi="Liberation Sans" w:cs="Liberation Sans"/>
-        </w:rPr>
-      </w:pPr>
-      <w:r>
-        <w:rPr>
-          <w:rStyle w:val="Style7"/>
+        <w:pStyle w:val="user8"/>
+        <w:bidi w:val="0"/>
+        <w:spacing w:before="0" w:after="0"/>
+        <w:ind w:hanging="0" w:left="0" w:right="0"/>
+        <w:rPr>
+          <w:rFonts w:ascii="Liberation Sans" w:hAnsi="Liberation Sans" w:cs="Liberation Sans"/>
+        </w:rPr>
+      </w:pPr>
+      <w:r>
+        <w:rPr>
+          <w:rStyle w:val="user2"/>
           <w:rFonts w:ascii="Liberation Sans" w:hAnsi="Liberation Sans"/>
           <w:strike w:val="false"/>
           <w:dstrike w:val="false"/>
@@ -3608,7 +3770,7 @@
       </w:r>
       <w:r>
         <w:rPr>
-          <w:rStyle w:val="Style7"/>
+          <w:rStyle w:val="user2"/>
           <w:rFonts w:ascii="monospace" w:hAnsi="monospace"/>
           <w:b w:val="false"/>
           <w:strike w:val="false"/>
@@ -3622,18 +3784,17 @@
     </w:p>
     <w:p>
       <w:pPr>
-        <w:pStyle w:val="Style13"/>
-        <w:pBdr/>
-        <w:bidi w:val="0"/>
-        <w:spacing w:before="0" w:after="0"/>
-        <w:ind w:hanging="0" w:left="0" w:right="0"/>
-        <w:rPr>
-          <w:rFonts w:ascii="Liberation Sans" w:hAnsi="Liberation Sans" w:cs="Liberation Sans"/>
-        </w:rPr>
-      </w:pPr>
-      <w:r>
-        <w:rPr>
-          <w:rStyle w:val="Style7"/>
+        <w:pStyle w:val="user8"/>
+        <w:bidi w:val="0"/>
+        <w:spacing w:before="0" w:after="0"/>
+        <w:ind w:hanging="0" w:left="0" w:right="0"/>
+        <w:rPr>
+          <w:rFonts w:ascii="Liberation Sans" w:hAnsi="Liberation Sans" w:cs="Liberation Sans"/>
+        </w:rPr>
+      </w:pPr>
+      <w:r>
+        <w:rPr>
+          <w:rStyle w:val="user2"/>
           <w:rFonts w:ascii="Liberation Sans" w:hAnsi="Liberation Sans"/>
           <w:strike w:val="false"/>
           <w:dstrike w:val="false"/>
@@ -3644,7 +3805,7 @@
       </w:r>
       <w:r>
         <w:rPr>
-          <w:rStyle w:val="Style7"/>
+          <w:rStyle w:val="user2"/>
           <w:rFonts w:ascii="monospace" w:hAnsi="monospace"/>
           <w:b w:val="false"/>
           <w:strike w:val="false"/>
@@ -3658,8 +3819,7 @@
     </w:p>
     <w:p>
       <w:pPr>
-        <w:pStyle w:val="Style13"/>
-        <w:pBdr/>
+        <w:pStyle w:val="user8"/>
         <w:bidi w:val="0"/>
         <w:spacing w:before="0" w:after="0"/>
         <w:ind w:left="0" w:right="0"/>
@@ -3669,7 +3829,7 @@
       </w:pPr>
       <w:r>
         <w:rPr>
-          <w:rStyle w:val="Style7"/>
+          <w:rStyle w:val="user2"/>
           <w:rFonts w:ascii="Liberation Sans" w:hAnsi="Liberation Sans"/>
           <w:strike w:val="false"/>
           <w:dstrike w:val="false"/>
@@ -3680,7 +3840,7 @@
       </w:r>
       <w:r>
         <w:rPr>
-          <w:rStyle w:val="Style7"/>
+          <w:rStyle w:val="user2"/>
           <w:rFonts w:ascii="monospace" w:hAnsi="monospace"/>
           <w:b w:val="false"/>
           <w:strike w:val="false"/>
@@ -3694,18 +3854,17 @@
     </w:p>
     <w:p>
       <w:pPr>
-        <w:pStyle w:val="Style13"/>
-        <w:pBdr/>
-        <w:bidi w:val="0"/>
-        <w:spacing w:before="0" w:after="0"/>
-        <w:ind w:hanging="0" w:left="0" w:right="0"/>
-        <w:rPr>
-          <w:rFonts w:ascii="Liberation Sans" w:hAnsi="Liberation Sans" w:cs="Liberation Sans"/>
-        </w:rPr>
-      </w:pPr>
-      <w:r>
-        <w:rPr>
-          <w:rStyle w:val="Style7"/>
+        <w:pStyle w:val="user8"/>
+        <w:bidi w:val="0"/>
+        <w:spacing w:before="0" w:after="0"/>
+        <w:ind w:hanging="0" w:left="0" w:right="0"/>
+        <w:rPr>
+          <w:rFonts w:ascii="Liberation Sans" w:hAnsi="Liberation Sans" w:cs="Liberation Sans"/>
+        </w:rPr>
+      </w:pPr>
+      <w:r>
+        <w:rPr>
+          <w:rStyle w:val="user2"/>
           <w:rFonts w:ascii="Liberation Sans" w:hAnsi="Liberation Sans"/>
           <w:strike w:val="false"/>
           <w:dstrike w:val="false"/>
@@ -3716,7 +3875,7 @@
       </w:r>
       <w:r>
         <w:rPr>
-          <w:rStyle w:val="Style7"/>
+          <w:rStyle w:val="user2"/>
           <w:rFonts w:ascii="monospace" w:hAnsi="monospace"/>
           <w:b w:val="false"/>
           <w:strike w:val="false"/>
@@ -3730,8 +3889,7 @@
     </w:p>
     <w:p>
       <w:pPr>
-        <w:pStyle w:val="Style13"/>
-        <w:pBdr/>
+        <w:pStyle w:val="user8"/>
         <w:bidi w:val="0"/>
         <w:spacing w:before="0" w:after="0"/>
         <w:ind w:left="0" w:right="0"/>
@@ -3741,7 +3899,7 @@
       </w:pPr>
       <w:r>
         <w:rPr>
-          <w:rStyle w:val="Style7"/>
+          <w:rStyle w:val="user2"/>
           <w:rFonts w:ascii="Liberation Sans" w:hAnsi="Liberation Sans"/>
           <w:strike w:val="false"/>
           <w:dstrike w:val="false"/>
@@ -3752,7 +3910,7 @@
       </w:r>
       <w:r>
         <w:rPr>
-          <w:rStyle w:val="Style7"/>
+          <w:rStyle w:val="user2"/>
           <w:rFonts w:ascii="monospace" w:hAnsi="monospace"/>
           <w:b w:val="false"/>
           <w:strike w:val="false"/>
@@ -3766,8 +3924,7 @@
     </w:p>
     <w:p>
       <w:pPr>
-        <w:pStyle w:val="Style13"/>
-        <w:pBdr/>
+        <w:pStyle w:val="user8"/>
         <w:bidi w:val="0"/>
         <w:spacing w:before="0" w:after="0"/>
         <w:ind w:left="0" w:right="0"/>
@@ -3783,18 +3940,17 @@
     </w:p>
     <w:p>
       <w:pPr>
-        <w:pStyle w:val="Style13"/>
-        <w:pBdr/>
-        <w:bidi w:val="0"/>
-        <w:spacing w:before="0" w:after="0"/>
-        <w:ind w:hanging="0" w:left="0" w:right="0"/>
-        <w:rPr>
-          <w:rFonts w:ascii="Liberation Sans" w:hAnsi="Liberation Sans" w:cs="Liberation Sans"/>
-        </w:rPr>
-      </w:pPr>
-      <w:r>
-        <w:rPr>
-          <w:rStyle w:val="Style7"/>
+        <w:pStyle w:val="user8"/>
+        <w:bidi w:val="0"/>
+        <w:spacing w:before="0" w:after="0"/>
+        <w:ind w:hanging="0" w:left="0" w:right="0"/>
+        <w:rPr>
+          <w:rFonts w:ascii="Liberation Sans" w:hAnsi="Liberation Sans" w:cs="Liberation Sans"/>
+        </w:rPr>
+      </w:pPr>
+      <w:r>
+        <w:rPr>
+          <w:rStyle w:val="user2"/>
           <w:rFonts w:ascii="Liberation Sans" w:hAnsi="Liberation Sans"/>
           <w:strike w:val="false"/>
           <w:dstrike w:val="false"/>
@@ -3805,7 +3961,7 @@
       </w:r>
       <w:r>
         <w:rPr>
-          <w:rStyle w:val="Style7"/>
+          <w:rStyle w:val="user2"/>
           <w:rFonts w:ascii="monospace" w:hAnsi="monospace"/>
           <w:b w:val="false"/>
           <w:strike w:val="false"/>
@@ -3819,18 +3975,17 @@
     </w:p>
     <w:p>
       <w:pPr>
-        <w:pStyle w:val="Style13"/>
-        <w:pBdr/>
-        <w:bidi w:val="0"/>
-        <w:spacing w:before="0" w:after="0"/>
-        <w:ind w:hanging="0" w:left="0" w:right="0"/>
-        <w:rPr>
-          <w:rFonts w:ascii="Liberation Sans" w:hAnsi="Liberation Sans" w:cs="Liberation Sans"/>
-        </w:rPr>
-      </w:pPr>
-      <w:r>
-        <w:rPr>
-          <w:rStyle w:val="Style7"/>
+        <w:pStyle w:val="user8"/>
+        <w:bidi w:val="0"/>
+        <w:spacing w:before="0" w:after="0"/>
+        <w:ind w:hanging="0" w:left="0" w:right="0"/>
+        <w:rPr>
+          <w:rFonts w:ascii="Liberation Sans" w:hAnsi="Liberation Sans" w:cs="Liberation Sans"/>
+        </w:rPr>
+      </w:pPr>
+      <w:r>
+        <w:rPr>
+          <w:rStyle w:val="user2"/>
           <w:rFonts w:ascii="Liberation Sans" w:hAnsi="Liberation Sans"/>
           <w:strike w:val="false"/>
           <w:dstrike w:val="false"/>
@@ -3841,7 +3996,7 @@
       </w:r>
       <w:r>
         <w:rPr>
-          <w:rStyle w:val="Style7"/>
+          <w:rStyle w:val="user2"/>
           <w:rFonts w:ascii="monospace" w:hAnsi="monospace"/>
           <w:b w:val="false"/>
           <w:strike w:val="false"/>
@@ -3855,18 +4010,17 @@
     </w:p>
     <w:p>
       <w:pPr>
-        <w:pStyle w:val="Style13"/>
-        <w:pBdr/>
-        <w:bidi w:val="0"/>
-        <w:spacing w:before="0" w:after="0"/>
-        <w:ind w:hanging="0" w:left="0" w:right="0"/>
-        <w:rPr>
-          <w:rFonts w:ascii="Liberation Sans" w:hAnsi="Liberation Sans" w:cs="Liberation Sans"/>
-        </w:rPr>
-      </w:pPr>
-      <w:r>
-        <w:rPr>
-          <w:rStyle w:val="Style7"/>
+        <w:pStyle w:val="user8"/>
+        <w:bidi w:val="0"/>
+        <w:spacing w:before="0" w:after="0"/>
+        <w:ind w:hanging="0" w:left="0" w:right="0"/>
+        <w:rPr>
+          <w:rFonts w:ascii="Liberation Sans" w:hAnsi="Liberation Sans" w:cs="Liberation Sans"/>
+        </w:rPr>
+      </w:pPr>
+      <w:r>
+        <w:rPr>
+          <w:rStyle w:val="user2"/>
           <w:rFonts w:ascii="Liberation Sans" w:hAnsi="Liberation Sans"/>
           <w:strike w:val="false"/>
           <w:dstrike w:val="false"/>
@@ -3877,7 +4031,7 @@
       </w:r>
       <w:r>
         <w:rPr>
-          <w:rStyle w:val="Style7"/>
+          <w:rStyle w:val="user2"/>
           <w:rFonts w:ascii="monospace" w:hAnsi="monospace"/>
           <w:b w:val="false"/>
           <w:strike w:val="false"/>
@@ -3891,8 +4045,7 @@
     </w:p>
     <w:p>
       <w:pPr>
-        <w:pStyle w:val="Style13"/>
-        <w:pBdr/>
+        <w:pStyle w:val="user8"/>
         <w:bidi w:val="0"/>
         <w:spacing w:before="0" w:after="0"/>
         <w:ind w:left="0" w:right="0"/>
@@ -3902,7 +4055,7 @@
       </w:pPr>
       <w:r>
         <w:rPr>
-          <w:rStyle w:val="Style7"/>
+          <w:rStyle w:val="user2"/>
           <w:rFonts w:ascii="Liberation Sans" w:hAnsi="Liberation Sans"/>
           <w:strike w:val="false"/>
           <w:dstrike w:val="false"/>
@@ -3913,7 +4066,7 @@
       </w:r>
       <w:r>
         <w:rPr>
-          <w:rStyle w:val="Style7"/>
+          <w:rStyle w:val="user2"/>
           <w:rFonts w:ascii="monospace" w:hAnsi="monospace"/>
           <w:b w:val="false"/>
           <w:strike w:val="false"/>
@@ -3927,8 +4080,7 @@
     </w:p>
     <w:p>
       <w:pPr>
-        <w:pStyle w:val="Style13"/>
-        <w:pBdr/>
+        <w:pStyle w:val="user8"/>
         <w:bidi w:val="0"/>
         <w:spacing w:before="0" w:after="0"/>
         <w:ind w:left="0" w:right="0"/>
@@ -3938,7 +4090,7 @@
       </w:pPr>
       <w:r>
         <w:rPr>
-          <w:rStyle w:val="Style7"/>
+          <w:rStyle w:val="user2"/>
           <w:rFonts w:ascii="monospace" w:hAnsi="monospace"/>
           <w:b w:val="false"/>
           <w:strike w:val="false"/>
@@ -4132,7 +4284,7 @@
       </w:r>
       <w:r>
         <w:rPr>
-          <w:rStyle w:val="Style7"/>
+          <w:rStyle w:val="user2"/>
           <w:rFonts w:ascii="monospace" w:hAnsi="monospace"/>
           <w:b w:val="false"/>
           <w:strike w:val="false"/>
@@ -4158,7 +4310,7 @@
       </w:r>
       <w:r>
         <w:rPr>
-          <w:rStyle w:val="Style7"/>
+          <w:rStyle w:val="user2"/>
           <w:rFonts w:ascii="monospace" w:hAnsi="monospace"/>
           <w:b w:val="false"/>
           <w:strike w:val="false"/>
@@ -4184,7 +4336,7 @@
       </w:r>
       <w:r>
         <w:rPr>
-          <w:rStyle w:val="Style7"/>
+          <w:rStyle w:val="user2"/>
           <w:rFonts w:ascii="monospace" w:hAnsi="monospace"/>
           <w:b w:val="false"/>
           <w:strike w:val="false"/>
@@ -4267,18 +4419,17 @@
     </w:p>
     <w:p>
       <w:pPr>
-        <w:pStyle w:val="Style13"/>
-        <w:pBdr/>
-        <w:bidi w:val="0"/>
-        <w:spacing w:before="0" w:after="0"/>
-        <w:ind w:hanging="0" w:left="0" w:right="0"/>
-        <w:rPr>
-          <w:rFonts w:ascii="Liberation Sans" w:hAnsi="Liberation Sans" w:cs="Liberation Sans"/>
-        </w:rPr>
-      </w:pPr>
-      <w:r>
-        <w:rPr>
-          <w:rStyle w:val="Style7"/>
+        <w:pStyle w:val="user8"/>
+        <w:bidi w:val="0"/>
+        <w:spacing w:before="0" w:after="0"/>
+        <w:ind w:hanging="0" w:left="0" w:right="0"/>
+        <w:rPr>
+          <w:rFonts w:ascii="Liberation Sans" w:hAnsi="Liberation Sans" w:cs="Liberation Sans"/>
+        </w:rPr>
+      </w:pPr>
+      <w:r>
+        <w:rPr>
+          <w:rStyle w:val="user2"/>
           <w:rFonts w:ascii="monospace" w:hAnsi="monospace"/>
           <w:b w:val="false"/>
           <w:strike w:val="false"/>
@@ -4292,8 +4443,7 @@
     </w:p>
     <w:p>
       <w:pPr>
-        <w:pStyle w:val="Style13"/>
-        <w:pBdr/>
+        <w:pStyle w:val="user8"/>
         <w:bidi w:val="0"/>
         <w:spacing w:before="0" w:after="0"/>
         <w:ind w:left="0" w:right="0"/>
@@ -4309,18 +4459,17 @@
     </w:p>
     <w:p>
       <w:pPr>
-        <w:pStyle w:val="Style13"/>
-        <w:pBdr/>
-        <w:bidi w:val="0"/>
-        <w:spacing w:before="0" w:after="0"/>
-        <w:ind w:hanging="0" w:left="0" w:right="0"/>
-        <w:rPr>
-          <w:rFonts w:ascii="Liberation Sans" w:hAnsi="Liberation Sans" w:cs="Liberation Sans"/>
-        </w:rPr>
-      </w:pPr>
-      <w:r>
-        <w:rPr>
-          <w:rStyle w:val="Style7"/>
+        <w:pStyle w:val="user8"/>
+        <w:bidi w:val="0"/>
+        <w:spacing w:before="0" w:after="0"/>
+        <w:ind w:hanging="0" w:left="0" w:right="0"/>
+        <w:rPr>
+          <w:rFonts w:ascii="Liberation Sans" w:hAnsi="Liberation Sans" w:cs="Liberation Sans"/>
+        </w:rPr>
+      </w:pPr>
+      <w:r>
+        <w:rPr>
+          <w:rStyle w:val="user2"/>
           <w:rFonts w:ascii="monospace" w:hAnsi="monospace"/>
           <w:b w:val="false"/>
           <w:strike w:val="false"/>
@@ -4334,18 +4483,17 @@
     </w:p>
     <w:p>
       <w:pPr>
-        <w:pStyle w:val="Style13"/>
-        <w:pBdr/>
-        <w:bidi w:val="0"/>
-        <w:spacing w:before="0" w:after="0"/>
-        <w:ind w:hanging="0" w:left="0" w:right="0"/>
-        <w:rPr>
-          <w:rFonts w:ascii="Liberation Sans" w:hAnsi="Liberation Sans" w:cs="Liberation Sans"/>
-        </w:rPr>
-      </w:pPr>
-      <w:r>
-        <w:rPr>
-          <w:rStyle w:val="Style7"/>
+        <w:pStyle w:val="user8"/>
+        <w:bidi w:val="0"/>
+        <w:spacing w:before="0" w:after="0"/>
+        <w:ind w:hanging="0" w:left="0" w:right="0"/>
+        <w:rPr>
+          <w:rFonts w:ascii="Liberation Sans" w:hAnsi="Liberation Sans" w:cs="Liberation Sans"/>
+        </w:rPr>
+      </w:pPr>
+      <w:r>
+        <w:rPr>
+          <w:rStyle w:val="user2"/>
           <w:rFonts w:ascii="monospace" w:hAnsi="monospace"/>
           <w:b w:val="false"/>
           <w:strike w:val="false"/>
@@ -4359,18 +4507,17 @@
     </w:p>
     <w:p>
       <w:pPr>
-        <w:pStyle w:val="Style13"/>
-        <w:pBdr/>
-        <w:bidi w:val="0"/>
-        <w:spacing w:before="0" w:after="0"/>
-        <w:ind w:hanging="0" w:left="0" w:right="0"/>
-        <w:rPr>
-          <w:rFonts w:ascii="Liberation Sans" w:hAnsi="Liberation Sans" w:cs="Liberation Sans"/>
-        </w:rPr>
-      </w:pPr>
-      <w:r>
-        <w:rPr>
-          <w:rStyle w:val="Style7"/>
+        <w:pStyle w:val="user8"/>
+        <w:bidi w:val="0"/>
+        <w:spacing w:before="0" w:after="0"/>
+        <w:ind w:hanging="0" w:left="0" w:right="0"/>
+        <w:rPr>
+          <w:rFonts w:ascii="Liberation Sans" w:hAnsi="Liberation Sans" w:cs="Liberation Sans"/>
+        </w:rPr>
+      </w:pPr>
+      <w:r>
+        <w:rPr>
+          <w:rStyle w:val="user2"/>
           <w:rFonts w:ascii="monospace" w:hAnsi="monospace"/>
           <w:b w:val="false"/>
           <w:strike w:val="false"/>
@@ -4384,18 +4531,17 @@
     </w:p>
     <w:p>
       <w:pPr>
-        <w:pStyle w:val="Style13"/>
-        <w:pBdr/>
-        <w:bidi w:val="0"/>
-        <w:spacing w:before="0" w:after="0"/>
-        <w:ind w:hanging="0" w:left="0" w:right="0"/>
-        <w:rPr>
-          <w:rFonts w:ascii="Liberation Sans" w:hAnsi="Liberation Sans" w:cs="Liberation Sans"/>
-        </w:rPr>
-      </w:pPr>
-      <w:r>
-        <w:rPr>
-          <w:rStyle w:val="Style7"/>
+        <w:pStyle w:val="user8"/>
+        <w:bidi w:val="0"/>
+        <w:spacing w:before="0" w:after="0"/>
+        <w:ind w:hanging="0" w:left="0" w:right="0"/>
+        <w:rPr>
+          <w:rFonts w:ascii="Liberation Sans" w:hAnsi="Liberation Sans" w:cs="Liberation Sans"/>
+        </w:rPr>
+      </w:pPr>
+      <w:r>
+        <w:rPr>
+          <w:rStyle w:val="user2"/>
           <w:rFonts w:ascii="monospace" w:hAnsi="monospace"/>
           <w:b w:val="false"/>
           <w:strike w:val="false"/>
@@ -4409,18 +4555,17 @@
     </w:p>
     <w:p>
       <w:pPr>
-        <w:pStyle w:val="Style13"/>
-        <w:pBdr/>
-        <w:bidi w:val="0"/>
-        <w:spacing w:before="0" w:after="0"/>
-        <w:ind w:hanging="0" w:left="0" w:right="0"/>
-        <w:rPr>
-          <w:rFonts w:ascii="Liberation Sans" w:hAnsi="Liberation Sans" w:cs="Liberation Sans"/>
-        </w:rPr>
-      </w:pPr>
-      <w:r>
-        <w:rPr>
-          <w:rStyle w:val="Style7"/>
+        <w:pStyle w:val="user8"/>
+        <w:bidi w:val="0"/>
+        <w:spacing w:before="0" w:after="0"/>
+        <w:ind w:hanging="0" w:left="0" w:right="0"/>
+        <w:rPr>
+          <w:rFonts w:ascii="Liberation Sans" w:hAnsi="Liberation Sans" w:cs="Liberation Sans"/>
+        </w:rPr>
+      </w:pPr>
+      <w:r>
+        <w:rPr>
+          <w:rStyle w:val="user2"/>
           <w:rFonts w:ascii="monospace" w:hAnsi="monospace"/>
           <w:b w:val="false"/>
           <w:strike w:val="false"/>
@@ -4434,18 +4579,17 @@
     </w:p>
     <w:p>
       <w:pPr>
-        <w:pStyle w:val="Style13"/>
-        <w:pBdr/>
-        <w:bidi w:val="0"/>
-        <w:spacing w:before="0" w:after="0"/>
-        <w:ind w:hanging="0" w:left="0" w:right="0"/>
-        <w:rPr>
-          <w:rFonts w:ascii="Liberation Sans" w:hAnsi="Liberation Sans" w:cs="Liberation Sans"/>
-        </w:rPr>
-      </w:pPr>
-      <w:r>
-        <w:rPr>
-          <w:rStyle w:val="Style7"/>
+        <w:pStyle w:val="user8"/>
+        <w:bidi w:val="0"/>
+        <w:spacing w:before="0" w:after="0"/>
+        <w:ind w:hanging="0" w:left="0" w:right="0"/>
+        <w:rPr>
+          <w:rFonts w:ascii="Liberation Sans" w:hAnsi="Liberation Sans" w:cs="Liberation Sans"/>
+        </w:rPr>
+      </w:pPr>
+      <w:r>
+        <w:rPr>
+          <w:rStyle w:val="user2"/>
           <w:rFonts w:ascii="monospace" w:hAnsi="monospace"/>
           <w:b w:val="false"/>
           <w:strike w:val="false"/>
@@ -4459,8 +4603,7 @@
     </w:p>
     <w:p>
       <w:pPr>
-        <w:pStyle w:val="Style13"/>
-        <w:pBdr/>
+        <w:pStyle w:val="user8"/>
         <w:bidi w:val="0"/>
         <w:spacing w:before="0" w:after="0"/>
         <w:ind w:left="0" w:right="0"/>
@@ -4476,18 +4619,17 @@
     </w:p>
     <w:p>
       <w:pPr>
-        <w:pStyle w:val="Style13"/>
-        <w:pBdr/>
-        <w:bidi w:val="0"/>
-        <w:spacing w:before="0" w:after="0"/>
-        <w:ind w:hanging="0" w:left="0" w:right="0"/>
-        <w:rPr>
-          <w:rFonts w:ascii="Liberation Sans" w:hAnsi="Liberation Sans" w:cs="Liberation Sans"/>
-        </w:rPr>
-      </w:pPr>
-      <w:r>
-        <w:rPr>
-          <w:rStyle w:val="Style7"/>
+        <w:pStyle w:val="user8"/>
+        <w:bidi w:val="0"/>
+        <w:spacing w:before="0" w:after="0"/>
+        <w:ind w:hanging="0" w:left="0" w:right="0"/>
+        <w:rPr>
+          <w:rFonts w:ascii="Liberation Sans" w:hAnsi="Liberation Sans" w:cs="Liberation Sans"/>
+        </w:rPr>
+      </w:pPr>
+      <w:r>
+        <w:rPr>
+          <w:rStyle w:val="user2"/>
           <w:rFonts w:ascii="monospace" w:hAnsi="monospace"/>
           <w:b w:val="false"/>
           <w:strike w:val="false"/>
@@ -4501,18 +4643,17 @@
     </w:p>
     <w:p>
       <w:pPr>
-        <w:pStyle w:val="Style13"/>
-        <w:pBdr/>
-        <w:bidi w:val="0"/>
-        <w:spacing w:before="0" w:after="0"/>
-        <w:ind w:hanging="0" w:left="0" w:right="0"/>
-        <w:rPr>
-          <w:rFonts w:ascii="Liberation Sans" w:hAnsi="Liberation Sans" w:cs="Liberation Sans"/>
-        </w:rPr>
-      </w:pPr>
-      <w:r>
-        <w:rPr>
-          <w:rStyle w:val="Style7"/>
+        <w:pStyle w:val="user8"/>
+        <w:bidi w:val="0"/>
+        <w:spacing w:before="0" w:after="0"/>
+        <w:ind w:hanging="0" w:left="0" w:right="0"/>
+        <w:rPr>
+          <w:rFonts w:ascii="Liberation Sans" w:hAnsi="Liberation Sans" w:cs="Liberation Sans"/>
+        </w:rPr>
+      </w:pPr>
+      <w:r>
+        <w:rPr>
+          <w:rStyle w:val="user2"/>
           <w:rFonts w:ascii="monospace" w:hAnsi="monospace"/>
           <w:b w:val="false"/>
           <w:strike w:val="false"/>
@@ -4526,18 +4667,17 @@
     </w:p>
     <w:p>
       <w:pPr>
-        <w:pStyle w:val="Style13"/>
-        <w:pBdr/>
-        <w:bidi w:val="0"/>
-        <w:spacing w:before="0" w:after="0"/>
-        <w:ind w:hanging="0" w:left="0" w:right="0"/>
-        <w:rPr>
-          <w:rFonts w:ascii="Liberation Sans" w:hAnsi="Liberation Sans" w:cs="Liberation Sans"/>
-        </w:rPr>
-      </w:pPr>
-      <w:r>
-        <w:rPr>
-          <w:rStyle w:val="Style7"/>
+        <w:pStyle w:val="user8"/>
+        <w:bidi w:val="0"/>
+        <w:spacing w:before="0" w:after="0"/>
+        <w:ind w:hanging="0" w:left="0" w:right="0"/>
+        <w:rPr>
+          <w:rFonts w:ascii="Liberation Sans" w:hAnsi="Liberation Sans" w:cs="Liberation Sans"/>
+        </w:rPr>
+      </w:pPr>
+      <w:r>
+        <w:rPr>
+          <w:rStyle w:val="user2"/>
           <w:rFonts w:ascii="monospace" w:hAnsi="monospace"/>
           <w:b w:val="false"/>
           <w:strike w:val="false"/>
@@ -4551,8 +4691,7 @@
     </w:p>
     <w:p>
       <w:pPr>
-        <w:pStyle w:val="Style13"/>
-        <w:pBdr/>
+        <w:pStyle w:val="user8"/>
         <w:bidi w:val="0"/>
         <w:spacing w:before="0" w:after="0"/>
         <w:ind w:left="0" w:right="0"/>
@@ -4568,18 +4707,17 @@
     </w:p>
     <w:p>
       <w:pPr>
-        <w:pStyle w:val="Style13"/>
-        <w:pBdr/>
-        <w:bidi w:val="0"/>
-        <w:spacing w:before="0" w:after="0"/>
-        <w:ind w:hanging="0" w:left="0" w:right="0"/>
-        <w:rPr>
-          <w:rFonts w:ascii="Liberation Sans" w:hAnsi="Liberation Sans" w:cs="Liberation Sans"/>
-        </w:rPr>
-      </w:pPr>
-      <w:r>
-        <w:rPr>
-          <w:rStyle w:val="Style7"/>
+        <w:pStyle w:val="user8"/>
+        <w:bidi w:val="0"/>
+        <w:spacing w:before="0" w:after="0"/>
+        <w:ind w:hanging="0" w:left="0" w:right="0"/>
+        <w:rPr>
+          <w:rFonts w:ascii="Liberation Sans" w:hAnsi="Liberation Sans" w:cs="Liberation Sans"/>
+        </w:rPr>
+      </w:pPr>
+      <w:r>
+        <w:rPr>
+          <w:rStyle w:val="user2"/>
           <w:rFonts w:ascii="Liberation Sans" w:hAnsi="Liberation Sans"/>
           <w:strike w:val="false"/>
           <w:dstrike w:val="false"/>
@@ -4590,7 +4728,7 @@
       </w:r>
       <w:r>
         <w:rPr>
-          <w:rStyle w:val="Style7"/>
+          <w:rStyle w:val="user2"/>
           <w:rFonts w:ascii="monospace" w:hAnsi="monospace"/>
           <w:b w:val="false"/>
           <w:strike w:val="false"/>
@@ -4604,8 +4742,7 @@
     </w:p>
     <w:p>
       <w:pPr>
-        <w:pStyle w:val="Style13"/>
-        <w:pBdr/>
+        <w:pStyle w:val="user8"/>
         <w:bidi w:val="0"/>
         <w:spacing w:before="0" w:after="0"/>
         <w:ind w:left="0" w:right="0"/>
@@ -4621,18 +4758,17 @@
     </w:p>
     <w:p>
       <w:pPr>
-        <w:pStyle w:val="Style13"/>
-        <w:pBdr/>
-        <w:bidi w:val="0"/>
-        <w:spacing w:before="0" w:after="0"/>
-        <w:ind w:hanging="0" w:left="0" w:right="0"/>
-        <w:rPr>
-          <w:rFonts w:ascii="Liberation Sans" w:hAnsi="Liberation Sans" w:cs="Liberation Sans"/>
-        </w:rPr>
-      </w:pPr>
-      <w:r>
-        <w:rPr>
-          <w:rStyle w:val="Style7"/>
+        <w:pStyle w:val="user8"/>
+        <w:bidi w:val="0"/>
+        <w:spacing w:before="0" w:after="0"/>
+        <w:ind w:hanging="0" w:left="0" w:right="0"/>
+        <w:rPr>
+          <w:rFonts w:ascii="Liberation Sans" w:hAnsi="Liberation Sans" w:cs="Liberation Sans"/>
+        </w:rPr>
+      </w:pPr>
+      <w:r>
+        <w:rPr>
+          <w:rStyle w:val="user2"/>
           <w:rFonts w:ascii="Liberation Sans" w:hAnsi="Liberation Sans"/>
           <w:strike w:val="false"/>
           <w:dstrike w:val="false"/>
@@ -4643,7 +4779,7 @@
       </w:r>
       <w:r>
         <w:rPr>
-          <w:rStyle w:val="Style7"/>
+          <w:rStyle w:val="user2"/>
           <w:rFonts w:ascii="monospace" w:hAnsi="monospace"/>
           <w:b w:val="false"/>
           <w:strike w:val="false"/>
@@ -4657,18 +4793,17 @@
     </w:p>
     <w:p>
       <w:pPr>
-        <w:pStyle w:val="Style13"/>
-        <w:pBdr/>
-        <w:bidi w:val="0"/>
-        <w:spacing w:before="0" w:after="0"/>
-        <w:ind w:hanging="0" w:left="0" w:right="0"/>
-        <w:rPr>
-          <w:rFonts w:ascii="Liberation Sans" w:hAnsi="Liberation Sans" w:cs="Liberation Sans"/>
-        </w:rPr>
-      </w:pPr>
-      <w:r>
-        <w:rPr>
-          <w:rStyle w:val="Style7"/>
+        <w:pStyle w:val="user8"/>
+        <w:bidi w:val="0"/>
+        <w:spacing w:before="0" w:after="0"/>
+        <w:ind w:hanging="0" w:left="0" w:right="0"/>
+        <w:rPr>
+          <w:rFonts w:ascii="Liberation Sans" w:hAnsi="Liberation Sans" w:cs="Liberation Sans"/>
+        </w:rPr>
+      </w:pPr>
+      <w:r>
+        <w:rPr>
+          <w:rStyle w:val="user2"/>
           <w:rFonts w:ascii="Liberation Sans" w:hAnsi="Liberation Sans"/>
           <w:strike w:val="false"/>
           <w:dstrike w:val="false"/>
@@ -4679,7 +4814,7 @@
       </w:r>
       <w:r>
         <w:rPr>
-          <w:rStyle w:val="Style7"/>
+          <w:rStyle w:val="user2"/>
           <w:rFonts w:ascii="monospace" w:hAnsi="monospace"/>
           <w:b w:val="false"/>
           <w:strike w:val="false"/>
@@ -4693,18 +4828,17 @@
     </w:p>
     <w:p>
       <w:pPr>
-        <w:pStyle w:val="Style13"/>
-        <w:pBdr/>
-        <w:bidi w:val="0"/>
-        <w:spacing w:before="0" w:after="0"/>
-        <w:ind w:hanging="0" w:left="0" w:right="0"/>
-        <w:rPr>
-          <w:rFonts w:ascii="Liberation Sans" w:hAnsi="Liberation Sans" w:cs="Liberation Sans"/>
-        </w:rPr>
-      </w:pPr>
-      <w:r>
-        <w:rPr>
-          <w:rStyle w:val="Style7"/>
+        <w:pStyle w:val="user8"/>
+        <w:bidi w:val="0"/>
+        <w:spacing w:before="0" w:after="0"/>
+        <w:ind w:hanging="0" w:left="0" w:right="0"/>
+        <w:rPr>
+          <w:rFonts w:ascii="Liberation Sans" w:hAnsi="Liberation Sans" w:cs="Liberation Sans"/>
+        </w:rPr>
+      </w:pPr>
+      <w:r>
+        <w:rPr>
+          <w:rStyle w:val="user2"/>
           <w:rFonts w:ascii="Liberation Sans" w:hAnsi="Liberation Sans"/>
           <w:strike w:val="false"/>
           <w:dstrike w:val="false"/>
@@ -4715,7 +4849,7 @@
       </w:r>
       <w:r>
         <w:rPr>
-          <w:rStyle w:val="Style7"/>
+          <w:rStyle w:val="user2"/>
           <w:rFonts w:ascii="monospace" w:hAnsi="monospace"/>
           <w:b w:val="false"/>
           <w:strike w:val="false"/>
@@ -4729,8 +4863,7 @@
     </w:p>
     <w:p>
       <w:pPr>
-        <w:pStyle w:val="Style13"/>
-        <w:pBdr/>
+        <w:pStyle w:val="user8"/>
         <w:bidi w:val="0"/>
         <w:spacing w:before="0" w:after="0"/>
         <w:ind w:left="0" w:right="0"/>
@@ -4740,7 +4873,7 @@
       </w:pPr>
       <w:r>
         <w:rPr>
-          <w:rStyle w:val="Style7"/>
+          <w:rStyle w:val="user2"/>
           <w:rFonts w:ascii="Liberation Sans" w:hAnsi="Liberation Sans"/>
           <w:strike w:val="false"/>
           <w:dstrike w:val="false"/>
@@ -4751,7 +4884,7 @@
       </w:r>
       <w:r>
         <w:rPr>
-          <w:rStyle w:val="Style7"/>
+          <w:rStyle w:val="user2"/>
           <w:rFonts w:ascii="monospace" w:hAnsi="monospace"/>
           <w:b w:val="false"/>
           <w:strike w:val="false"/>
@@ -4765,8 +4898,7 @@
     </w:p>
     <w:p>
       <w:pPr>
-        <w:pStyle w:val="Style13"/>
-        <w:pBdr/>
+        <w:pStyle w:val="user8"/>
         <w:bidi w:val="0"/>
         <w:spacing w:before="0" w:after="0"/>
         <w:ind w:left="0" w:right="0"/>
@@ -4782,18 +4914,17 @@
     </w:p>
     <w:p>
       <w:pPr>
-        <w:pStyle w:val="Style13"/>
-        <w:pBdr/>
-        <w:bidi w:val="0"/>
-        <w:spacing w:before="0" w:after="0"/>
-        <w:ind w:hanging="0" w:left="0" w:right="0"/>
-        <w:rPr>
-          <w:rFonts w:ascii="Liberation Sans" w:hAnsi="Liberation Sans" w:cs="Liberation Sans"/>
-        </w:rPr>
-      </w:pPr>
-      <w:r>
-        <w:rPr>
-          <w:rStyle w:val="Style7"/>
+        <w:pStyle w:val="user8"/>
+        <w:bidi w:val="0"/>
+        <w:spacing w:before="0" w:after="0"/>
+        <w:ind w:hanging="0" w:left="0" w:right="0"/>
+        <w:rPr>
+          <w:rFonts w:ascii="Liberation Sans" w:hAnsi="Liberation Sans" w:cs="Liberation Sans"/>
+        </w:rPr>
+      </w:pPr>
+      <w:r>
+        <w:rPr>
+          <w:rStyle w:val="user2"/>
           <w:rFonts w:ascii="Liberation Sans" w:hAnsi="Liberation Sans"/>
           <w:strike w:val="false"/>
           <w:dstrike w:val="false"/>
@@ -4804,7 +4935,7 @@
       </w:r>
       <w:r>
         <w:rPr>
-          <w:rStyle w:val="Style7"/>
+          <w:rStyle w:val="user2"/>
           <w:rFonts w:ascii="monospace" w:hAnsi="monospace"/>
           <w:b w:val="false"/>
           <w:strike w:val="false"/>
@@ -4818,18 +4949,17 @@
     </w:p>
     <w:p>
       <w:pPr>
-        <w:pStyle w:val="Style13"/>
-        <w:pBdr/>
-        <w:bidi w:val="0"/>
-        <w:spacing w:before="0" w:after="0"/>
-        <w:ind w:hanging="0" w:left="0" w:right="0"/>
-        <w:rPr>
-          <w:rFonts w:ascii="Liberation Sans" w:hAnsi="Liberation Sans" w:cs="Liberation Sans"/>
-        </w:rPr>
-      </w:pPr>
-      <w:r>
-        <w:rPr>
-          <w:rStyle w:val="Style7"/>
+        <w:pStyle w:val="user8"/>
+        <w:bidi w:val="0"/>
+        <w:spacing w:before="0" w:after="0"/>
+        <w:ind w:hanging="0" w:left="0" w:right="0"/>
+        <w:rPr>
+          <w:rFonts w:ascii="Liberation Sans" w:hAnsi="Liberation Sans" w:cs="Liberation Sans"/>
+        </w:rPr>
+      </w:pPr>
+      <w:r>
+        <w:rPr>
+          <w:rStyle w:val="user2"/>
           <w:rFonts w:ascii="Liberation Sans" w:hAnsi="Liberation Sans"/>
           <w:strike w:val="false"/>
           <w:dstrike w:val="false"/>
@@ -4840,7 +4970,7 @@
       </w:r>
       <w:r>
         <w:rPr>
-          <w:rStyle w:val="Style7"/>
+          <w:rStyle w:val="user2"/>
           <w:rFonts w:ascii="monospace" w:hAnsi="monospace"/>
           <w:b w:val="false"/>
           <w:strike w:val="false"/>
@@ -4854,18 +4984,17 @@
     </w:p>
     <w:p>
       <w:pPr>
-        <w:pStyle w:val="Style13"/>
-        <w:pBdr/>
-        <w:bidi w:val="0"/>
-        <w:spacing w:before="0" w:after="0"/>
-        <w:ind w:hanging="0" w:left="0" w:right="0"/>
-        <w:rPr>
-          <w:rFonts w:ascii="Liberation Sans" w:hAnsi="Liberation Sans" w:cs="Liberation Sans"/>
-        </w:rPr>
-      </w:pPr>
-      <w:r>
-        <w:rPr>
-          <w:rStyle w:val="Style7"/>
+        <w:pStyle w:val="user8"/>
+        <w:bidi w:val="0"/>
+        <w:spacing w:before="0" w:after="0"/>
+        <w:ind w:hanging="0" w:left="0" w:right="0"/>
+        <w:rPr>
+          <w:rFonts w:ascii="Liberation Sans" w:hAnsi="Liberation Sans" w:cs="Liberation Sans"/>
+        </w:rPr>
+      </w:pPr>
+      <w:r>
+        <w:rPr>
+          <w:rStyle w:val="user2"/>
           <w:rFonts w:ascii="Liberation Sans" w:hAnsi="Liberation Sans"/>
           <w:strike w:val="false"/>
           <w:dstrike w:val="false"/>
@@ -4876,7 +5005,7 @@
       </w:r>
       <w:r>
         <w:rPr>
-          <w:rStyle w:val="Style7"/>
+          <w:rStyle w:val="user2"/>
           <w:rFonts w:ascii="monospace" w:hAnsi="monospace"/>
           <w:b w:val="false"/>
           <w:strike w:val="false"/>
@@ -4890,18 +5019,17 @@
     </w:p>
     <w:p>
       <w:pPr>
-        <w:pStyle w:val="Style13"/>
-        <w:pBdr/>
-        <w:bidi w:val="0"/>
-        <w:spacing w:before="0" w:after="0"/>
-        <w:ind w:hanging="0" w:left="0" w:right="0"/>
-        <w:rPr>
-          <w:rFonts w:ascii="Liberation Sans" w:hAnsi="Liberation Sans" w:cs="Liberation Sans"/>
-        </w:rPr>
-      </w:pPr>
-      <w:r>
-        <w:rPr>
-          <w:rStyle w:val="Style7"/>
+        <w:pStyle w:val="user8"/>
+        <w:bidi w:val="0"/>
+        <w:spacing w:before="0" w:after="0"/>
+        <w:ind w:hanging="0" w:left="0" w:right="0"/>
+        <w:rPr>
+          <w:rFonts w:ascii="Liberation Sans" w:hAnsi="Liberation Sans" w:cs="Liberation Sans"/>
+        </w:rPr>
+      </w:pPr>
+      <w:r>
+        <w:rPr>
+          <w:rStyle w:val="user2"/>
           <w:rFonts w:ascii="Liberation Sans" w:hAnsi="Liberation Sans"/>
           <w:strike w:val="false"/>
           <w:dstrike w:val="false"/>
@@ -4912,7 +5040,7 @@
       </w:r>
       <w:r>
         <w:rPr>
-          <w:rStyle w:val="Style7"/>
+          <w:rStyle w:val="user2"/>
           <w:rFonts w:ascii="monospace" w:hAnsi="monospace"/>
           <w:b w:val="false"/>
           <w:strike w:val="false"/>
@@ -4926,18 +5054,17 @@
     </w:p>
     <w:p>
       <w:pPr>
-        <w:pStyle w:val="Style13"/>
-        <w:pBdr/>
-        <w:bidi w:val="0"/>
-        <w:spacing w:before="0" w:after="0"/>
-        <w:ind w:hanging="0" w:left="0" w:right="0"/>
-        <w:rPr>
-          <w:rFonts w:ascii="Liberation Sans" w:hAnsi="Liberation Sans" w:cs="Liberation Sans"/>
-        </w:rPr>
-      </w:pPr>
-      <w:r>
-        <w:rPr>
-          <w:rStyle w:val="Style7"/>
+        <w:pStyle w:val="user8"/>
+        <w:bidi w:val="0"/>
+        <w:spacing w:before="0" w:after="0"/>
+        <w:ind w:hanging="0" w:left="0" w:right="0"/>
+        <w:rPr>
+          <w:rFonts w:ascii="Liberation Sans" w:hAnsi="Liberation Sans" w:cs="Liberation Sans"/>
+        </w:rPr>
+      </w:pPr>
+      <w:r>
+        <w:rPr>
+          <w:rStyle w:val="user2"/>
           <w:rFonts w:ascii="Liberation Sans" w:hAnsi="Liberation Sans"/>
           <w:strike w:val="false"/>
           <w:dstrike w:val="false"/>
@@ -4948,7 +5075,7 @@
       </w:r>
       <w:r>
         <w:rPr>
-          <w:rStyle w:val="Style7"/>
+          <w:rStyle w:val="user2"/>
           <w:rFonts w:ascii="monospace" w:hAnsi="monospace"/>
           <w:b w:val="false"/>
           <w:strike w:val="false"/>
@@ -4962,8 +5089,7 @@
     </w:p>
     <w:p>
       <w:pPr>
-        <w:pStyle w:val="Style13"/>
-        <w:pBdr/>
+        <w:pStyle w:val="user8"/>
         <w:bidi w:val="0"/>
         <w:spacing w:before="0" w:after="0"/>
         <w:ind w:left="0" w:right="0"/>
@@ -4973,7 +5099,7 @@
       </w:pPr>
       <w:r>
         <w:rPr>
-          <w:rStyle w:val="Style7"/>
+          <w:rStyle w:val="user2"/>
           <w:rFonts w:ascii="Liberation Sans" w:hAnsi="Liberation Sans"/>
           <w:strike w:val="false"/>
           <w:dstrike w:val="false"/>
@@ -4984,7 +5110,7 @@
       </w:r>
       <w:r>
         <w:rPr>
-          <w:rStyle w:val="Style7"/>
+          <w:rStyle w:val="user2"/>
           <w:rFonts w:ascii="monospace" w:hAnsi="monospace"/>
           <w:b w:val="false"/>
           <w:strike w:val="false"/>
@@ -4998,8 +5124,7 @@
     </w:p>
     <w:p>
       <w:pPr>
-        <w:pStyle w:val="Style13"/>
-        <w:pBdr/>
+        <w:pStyle w:val="user8"/>
         <w:bidi w:val="0"/>
         <w:spacing w:before="0" w:after="0"/>
         <w:ind w:left="0" w:right="0"/>
@@ -5015,18 +5140,17 @@
     </w:p>
     <w:p>
       <w:pPr>
-        <w:pStyle w:val="Style13"/>
-        <w:pBdr/>
-        <w:bidi w:val="0"/>
-        <w:spacing w:before="0" w:after="0"/>
-        <w:ind w:hanging="0" w:left="0" w:right="0"/>
-        <w:rPr>
-          <w:rFonts w:ascii="Liberation Sans" w:hAnsi="Liberation Sans" w:cs="Liberation Sans"/>
-        </w:rPr>
-      </w:pPr>
-      <w:r>
-        <w:rPr>
-          <w:rStyle w:val="Style7"/>
+        <w:pStyle w:val="user8"/>
+        <w:bidi w:val="0"/>
+        <w:spacing w:before="0" w:after="0"/>
+        <w:ind w:hanging="0" w:left="0" w:right="0"/>
+        <w:rPr>
+          <w:rFonts w:ascii="Liberation Sans" w:hAnsi="Liberation Sans" w:cs="Liberation Sans"/>
+        </w:rPr>
+      </w:pPr>
+      <w:r>
+        <w:rPr>
+          <w:rStyle w:val="user2"/>
           <w:rFonts w:ascii="Liberation Sans" w:hAnsi="Liberation Sans"/>
           <w:strike w:val="false"/>
           <w:dstrike w:val="false"/>
@@ -5037,7 +5161,7 @@
       </w:r>
       <w:r>
         <w:rPr>
-          <w:rStyle w:val="Style7"/>
+          <w:rStyle w:val="user2"/>
           <w:rFonts w:ascii="monospace" w:hAnsi="monospace"/>
           <w:b w:val="false"/>
           <w:strike w:val="false"/>
@@ -5051,18 +5175,17 @@
     </w:p>
     <w:p>
       <w:pPr>
-        <w:pStyle w:val="Style13"/>
-        <w:pBdr/>
-        <w:bidi w:val="0"/>
-        <w:spacing w:before="0" w:after="0"/>
-        <w:ind w:hanging="0" w:left="0" w:right="0"/>
-        <w:rPr>
-          <w:rFonts w:ascii="Liberation Sans" w:hAnsi="Liberation Sans" w:cs="Liberation Sans"/>
-        </w:rPr>
-      </w:pPr>
-      <w:r>
-        <w:rPr>
-          <w:rStyle w:val="Style7"/>
+        <w:pStyle w:val="user8"/>
+        <w:bidi w:val="0"/>
+        <w:spacing w:before="0" w:after="0"/>
+        <w:ind w:hanging="0" w:left="0" w:right="0"/>
+        <w:rPr>
+          <w:rFonts w:ascii="Liberation Sans" w:hAnsi="Liberation Sans" w:cs="Liberation Sans"/>
+        </w:rPr>
+      </w:pPr>
+      <w:r>
+        <w:rPr>
+          <w:rStyle w:val="user2"/>
           <w:rFonts w:ascii="Liberation Sans" w:hAnsi="Liberation Sans"/>
           <w:strike w:val="false"/>
           <w:dstrike w:val="false"/>
@@ -5073,7 +5196,7 @@
       </w:r>
       <w:r>
         <w:rPr>
-          <w:rStyle w:val="Style7"/>
+          <w:rStyle w:val="user2"/>
           <w:rFonts w:ascii="monospace" w:hAnsi="monospace"/>
           <w:b w:val="false"/>
           <w:strike w:val="false"/>
@@ -5087,18 +5210,17 @@
     </w:p>
     <w:p>
       <w:pPr>
-        <w:pStyle w:val="Style13"/>
-        <w:pBdr/>
-        <w:bidi w:val="0"/>
-        <w:spacing w:before="0" w:after="0"/>
-        <w:ind w:hanging="0" w:left="0" w:right="0"/>
-        <w:rPr>
-          <w:rFonts w:ascii="Liberation Sans" w:hAnsi="Liberation Sans" w:cs="Liberation Sans"/>
-        </w:rPr>
-      </w:pPr>
-      <w:r>
-        <w:rPr>
-          <w:rStyle w:val="Style7"/>
+        <w:pStyle w:val="user8"/>
+        <w:bidi w:val="0"/>
+        <w:spacing w:before="0" w:after="0"/>
+        <w:ind w:hanging="0" w:left="0" w:right="0"/>
+        <w:rPr>
+          <w:rFonts w:ascii="Liberation Sans" w:hAnsi="Liberation Sans" w:cs="Liberation Sans"/>
+        </w:rPr>
+      </w:pPr>
+      <w:r>
+        <w:rPr>
+          <w:rStyle w:val="user2"/>
           <w:rFonts w:ascii="Liberation Sans" w:hAnsi="Liberation Sans"/>
           <w:strike w:val="false"/>
           <w:dstrike w:val="false"/>
@@ -5109,7 +5231,7 @@
       </w:r>
       <w:r>
         <w:rPr>
-          <w:rStyle w:val="Style7"/>
+          <w:rStyle w:val="user2"/>
           <w:rFonts w:ascii="monospace" w:hAnsi="monospace"/>
           <w:b w:val="false"/>
           <w:strike w:val="false"/>
@@ -5123,18 +5245,17 @@
     </w:p>
     <w:p>
       <w:pPr>
-        <w:pStyle w:val="Style13"/>
-        <w:pBdr/>
-        <w:bidi w:val="0"/>
-        <w:spacing w:before="0" w:after="0"/>
-        <w:ind w:hanging="0" w:left="0" w:right="0"/>
-        <w:rPr>
-          <w:rFonts w:ascii="Liberation Sans" w:hAnsi="Liberation Sans" w:cs="Liberation Sans"/>
-        </w:rPr>
-      </w:pPr>
-      <w:r>
-        <w:rPr>
-          <w:rStyle w:val="Style7"/>
+        <w:pStyle w:val="user8"/>
+        <w:bidi w:val="0"/>
+        <w:spacing w:before="0" w:after="0"/>
+        <w:ind w:hanging="0" w:left="0" w:right="0"/>
+        <w:rPr>
+          <w:rFonts w:ascii="Liberation Sans" w:hAnsi="Liberation Sans" w:cs="Liberation Sans"/>
+        </w:rPr>
+      </w:pPr>
+      <w:r>
+        <w:rPr>
+          <w:rStyle w:val="user2"/>
           <w:rFonts w:ascii="Liberation Sans" w:hAnsi="Liberation Sans"/>
           <w:strike w:val="false"/>
           <w:dstrike w:val="false"/>
@@ -5145,7 +5266,7 @@
       </w:r>
       <w:r>
         <w:rPr>
-          <w:rStyle w:val="Style7"/>
+          <w:rStyle w:val="user2"/>
           <w:rFonts w:ascii="monospace" w:hAnsi="monospace"/>
           <w:b w:val="false"/>
           <w:strike w:val="false"/>
@@ -5159,18 +5280,17 @@
     </w:p>
     <w:p>
       <w:pPr>
-        <w:pStyle w:val="Style13"/>
-        <w:pBdr/>
-        <w:bidi w:val="0"/>
-        <w:spacing w:before="0" w:after="0"/>
-        <w:ind w:hanging="0" w:left="0" w:right="0"/>
-        <w:rPr>
-          <w:rFonts w:ascii="Liberation Sans" w:hAnsi="Liberation Sans" w:cs="Liberation Sans"/>
-        </w:rPr>
-      </w:pPr>
-      <w:r>
-        <w:rPr>
-          <w:rStyle w:val="Style7"/>
+        <w:pStyle w:val="user8"/>
+        <w:bidi w:val="0"/>
+        <w:spacing w:before="0" w:after="0"/>
+        <w:ind w:hanging="0" w:left="0" w:right="0"/>
+        <w:rPr>
+          <w:rFonts w:ascii="Liberation Sans" w:hAnsi="Liberation Sans" w:cs="Liberation Sans"/>
+        </w:rPr>
+      </w:pPr>
+      <w:r>
+        <w:rPr>
+          <w:rStyle w:val="user2"/>
           <w:rFonts w:ascii="Liberation Sans" w:hAnsi="Liberation Sans"/>
           <w:strike w:val="false"/>
           <w:dstrike w:val="false"/>
@@ -5181,7 +5301,7 @@
       </w:r>
       <w:r>
         <w:rPr>
-          <w:rStyle w:val="Style7"/>
+          <w:rStyle w:val="user2"/>
           <w:rFonts w:ascii="monospace" w:hAnsi="monospace"/>
           <w:b w:val="false"/>
           <w:strike w:val="false"/>
@@ -5195,8 +5315,7 @@
     </w:p>
     <w:p>
       <w:pPr>
-        <w:pStyle w:val="Style13"/>
-        <w:pBdr/>
+        <w:pStyle w:val="user8"/>
         <w:bidi w:val="0"/>
         <w:spacing w:before="0" w:after="0"/>
         <w:ind w:left="0" w:right="0"/>
@@ -5206,7 +5325,7 @@
       </w:pPr>
       <w:r>
         <w:rPr>
-          <w:rStyle w:val="Style7"/>
+          <w:rStyle w:val="user2"/>
           <w:rFonts w:ascii="Liberation Sans" w:hAnsi="Liberation Sans"/>
           <w:strike w:val="false"/>
           <w:dstrike w:val="false"/>
@@ -5217,7 +5336,7 @@
       </w:r>
       <w:r>
         <w:rPr>
-          <w:rStyle w:val="Style7"/>
+          <w:rStyle w:val="user2"/>
           <w:rFonts w:ascii="monospace" w:hAnsi="monospace"/>
           <w:b w:val="false"/>
           <w:strike w:val="false"/>
@@ -5231,8 +5350,7 @@
     </w:p>
     <w:p>
       <w:pPr>
-        <w:pStyle w:val="Style13"/>
-        <w:pBdr/>
+        <w:pStyle w:val="user8"/>
         <w:bidi w:val="0"/>
         <w:spacing w:before="0" w:after="0"/>
         <w:ind w:left="0" w:right="0"/>
@@ -5242,7 +5360,7 @@
       </w:pPr>
       <w:r>
         <w:rPr>
-          <w:rStyle w:val="Style7"/>
+          <w:rStyle w:val="user2"/>
           <w:rFonts w:ascii="monospace" w:hAnsi="monospace"/>
           <w:b w:val="false"/>
           <w:strike w:val="false"/>
@@ -5285,7 +5403,7 @@
     </w:p>
     <w:p>
       <w:pPr>
-        <w:pStyle w:val="Style12"/>
+        <w:pStyle w:val="user7"/>
         <w:bidi w:val="0"/>
         <w:spacing w:before="0" w:after="0"/>
         <w:ind w:left="0" w:right="0"/>
@@ -5335,7 +5453,6 @@
           <w:ilvl w:val="0"/>
           <w:numId w:val="4"/>
         </w:numPr>
-        <w:pBdr/>
         <w:tabs>
           <w:tab w:val="clear" w:pos="709"/>
           <w:tab w:val="left" w:pos="0" w:leader="none"/>
@@ -5372,7 +5489,7 @@
       </w:r>
       <w:r>
         <w:rPr>
-          <w:rStyle w:val="Style7"/>
+          <w:rStyle w:val="user2"/>
           <w:rFonts w:ascii="monospace" w:hAnsi="monospace"/>
           <w:b w:val="false"/>
           <w:strike w:val="false"/>
@@ -5398,7 +5515,7 @@
       </w:r>
       <w:r>
         <w:rPr>
-          <w:rStyle w:val="Style7"/>
+          <w:rStyle w:val="user2"/>
           <w:rFonts w:ascii="monospace" w:hAnsi="monospace"/>
           <w:b w:val="false"/>
           <w:strike w:val="false"/>
@@ -5484,7 +5601,6 @@
           <w:ilvl w:val="0"/>
           <w:numId w:val="4"/>
         </w:numPr>
-        <w:pBdr/>
         <w:tabs>
           <w:tab w:val="clear" w:pos="709"/>
           <w:tab w:val="left" w:pos="0" w:leader="none"/>
@@ -5581,7 +5697,6 @@
           <w:ilvl w:val="0"/>
           <w:numId w:val="4"/>
         </w:numPr>
-        <w:pBdr/>
         <w:tabs>
           <w:tab w:val="clear" w:pos="709"/>
           <w:tab w:val="left" w:pos="0" w:leader="none"/>
@@ -5680,7 +5795,6 @@
           <w:ilvl w:val="0"/>
           <w:numId w:val="5"/>
         </w:numPr>
-        <w:pBdr/>
         <w:tabs>
           <w:tab w:val="clear" w:pos="709"/>
           <w:tab w:val="left" w:pos="0" w:leader="none"/>
@@ -5735,7 +5849,6 @@
           <w:ilvl w:val="0"/>
           <w:numId w:val="5"/>
         </w:numPr>
-        <w:pBdr/>
         <w:tabs>
           <w:tab w:val="clear" w:pos="709"/>
           <w:tab w:val="left" w:pos="0" w:leader="none"/>
@@ -5787,7 +5900,7 @@
       <w:pPr>
         <w:pStyle w:val="BodyText"/>
         <w:bidi w:val="0"/>
-        <w:spacing w:before="180" w:after="240"/>
+        <w:spacing w:before="180" w:after="200"/>
         <w:ind w:hanging="0" w:left="0" w:right="0"/>
         <w:rPr>
           <w:rFonts w:ascii="Google Sans;Arial;sans-serif;Noto Color Emoji" w:hAnsi="Google Sans;Arial;sans-serif;Noto Color Emoji"/>
@@ -5827,7 +5940,7 @@
     <w:p>
       <w:pPr>
         <w:pStyle w:val="Normal"/>
-        <w:spacing w:before="0" w:after="0"/>
+        <w:spacing w:before="0" w:after="200"/>
         <w:ind w:hanging="0" w:left="0" w:right="0"/>
         <w:rPr>
           <w:rFonts w:ascii="Google Sans;Arial;sans-serif;Noto Color Emoji" w:hAnsi="Google Sans;Arial;sans-serif;Noto Color Emoji"/>
@@ -5858,7 +5971,6 @@
           <w:type w:val="continuous"/>
           <w:pgSz w:w="11906" w:h="16838"/>
           <w:pgMar w:left="1701" w:right="850" w:gutter="0" w:header="0" w:top="1134" w:footer="0" w:bottom="1134"/>
-          <w:pgNumType w:fmt="decimal"/>
           <w:formProt w:val="false"/>
           <w:textDirection w:val="lrTb"/>
           <w:docGrid w:type="default" w:linePitch="360" w:charSpace="0"/>
@@ -5873,8 +5985,8 @@
         <w:ind w:hanging="0" w:left="0" w:right="0"/>
         <w:rPr/>
       </w:pPr>
-      <w:bookmarkStart w:id="0" w:name="aim-chrome-initial-inline-async-containe"/>
-      <w:bookmarkEnd w:id="0"/>
+      <w:bookmarkStart w:id="2" w:name="aim-chrome-initial-inline-async-containe"/>
+      <w:bookmarkEnd w:id="2"/>
       <w:r>
         <w:rPr>
           <w:rFonts w:ascii="Google Sans;Arial;sans-serif;Noto Color Emoji" w:hAnsi="Google Sans;Arial;sans-serif;Noto Color Emoji"/>
@@ -6016,7 +6128,7 @@
       </w:r>
       <w:r>
         <w:rPr>
-          <w:rStyle w:val="Style7"/>
+          <w:rStyle w:val="user2"/>
           <w:rFonts w:ascii="monospace" w:hAnsi="monospace"/>
           <w:b w:val="false"/>
           <w:strike w:val="false"/>
@@ -6097,7 +6209,7 @@
     </w:p>
     <w:p>
       <w:pPr>
-        <w:pStyle w:val="Style12"/>
+        <w:pStyle w:val="user7"/>
         <w:bidi w:val="0"/>
         <w:spacing w:before="0" w:after="0"/>
         <w:ind w:left="0" w:right="0"/>
@@ -6195,7 +6307,6 @@
           <w:ilvl w:val="0"/>
           <w:numId w:val="6"/>
         </w:numPr>
-        <w:pBdr/>
         <w:tabs>
           <w:tab w:val="clear" w:pos="709"/>
           <w:tab w:val="left" w:pos="0" w:leader="none"/>
@@ -6232,7 +6343,7 @@
       </w:r>
       <w:r>
         <w:rPr>
-          <w:rStyle w:val="Style7"/>
+          <w:rStyle w:val="user2"/>
           <w:rFonts w:ascii="monospace" w:hAnsi="monospace"/>
           <w:b w:val="false"/>
           <w:strike w:val="false"/>
@@ -6264,7 +6375,6 @@
           <w:ilvl w:val="0"/>
           <w:numId w:val="6"/>
         </w:numPr>
-        <w:pBdr/>
         <w:tabs>
           <w:tab w:val="clear" w:pos="709"/>
           <w:tab w:val="left" w:pos="0" w:leader="none"/>
@@ -6307,7 +6417,6 @@
           <w:ilvl w:val="0"/>
           <w:numId w:val="6"/>
         </w:numPr>
-        <w:pBdr/>
         <w:tabs>
           <w:tab w:val="clear" w:pos="709"/>
           <w:tab w:val="left" w:pos="0" w:leader="none"/>
@@ -6350,7 +6459,6 @@
           <w:ilvl w:val="0"/>
           <w:numId w:val="6"/>
         </w:numPr>
-        <w:pBdr/>
         <w:tabs>
           <w:tab w:val="clear" w:pos="709"/>
           <w:tab w:val="left" w:pos="0" w:leader="none"/>
@@ -6469,7 +6577,7 @@
     </w:p>
     <w:p>
       <w:pPr>
-        <w:pStyle w:val="Style12"/>
+        <w:pStyle w:val="user7"/>
         <w:bidi w:val="0"/>
         <w:spacing w:before="0" w:after="0"/>
         <w:ind w:left="0" w:right="0"/>
@@ -6561,7 +6669,7 @@
       </w:r>
       <w:r>
         <w:rPr>
-          <w:rStyle w:val="Style7"/>
+          <w:rStyle w:val="user2"/>
           <w:rFonts w:ascii="monospace" w:hAnsi="monospace"/>
           <w:b w:val="false"/>
           <w:strike w:val="false"/>
@@ -6689,7 +6797,7 @@
       </w:r>
       <w:r>
         <w:rPr>
-          <w:rStyle w:val="Style7"/>
+          <w:rStyle w:val="user2"/>
           <w:rFonts w:ascii="monospace" w:hAnsi="monospace"/>
           <w:b w:val="false"/>
           <w:strike w:val="false"/>
@@ -6799,18 +6907,17 @@
     </w:p>
     <w:p>
       <w:pPr>
-        <w:pStyle w:val="Style13"/>
-        <w:pBdr/>
-        <w:bidi w:val="0"/>
-        <w:spacing w:before="0" w:after="0"/>
-        <w:ind w:hanging="0" w:left="0" w:right="0"/>
-        <w:rPr>
-          <w:rFonts w:ascii="Liberation Sans" w:hAnsi="Liberation Sans" w:cs="Liberation Sans"/>
-        </w:rPr>
-      </w:pPr>
-      <w:r>
-        <w:rPr>
-          <w:rStyle w:val="Style7"/>
+        <w:pStyle w:val="user8"/>
+        <w:bidi w:val="0"/>
+        <w:spacing w:before="0" w:after="0"/>
+        <w:ind w:hanging="0" w:left="0" w:right="0"/>
+        <w:rPr>
+          <w:rFonts w:ascii="Liberation Sans" w:hAnsi="Liberation Sans" w:cs="Liberation Sans"/>
+        </w:rPr>
+      </w:pPr>
+      <w:r>
+        <w:rPr>
+          <w:rStyle w:val="user2"/>
           <w:rFonts w:ascii="monospace" w:hAnsi="monospace"/>
           <w:b w:val="false"/>
           <w:strike w:val="false"/>
@@ -6824,8 +6931,7 @@
     </w:p>
     <w:p>
       <w:pPr>
-        <w:pStyle w:val="Style13"/>
-        <w:pBdr/>
+        <w:pStyle w:val="user8"/>
         <w:bidi w:val="0"/>
         <w:spacing w:before="0" w:after="0"/>
         <w:ind w:left="0" w:right="0"/>
@@ -6841,18 +6947,17 @@
     </w:p>
     <w:p>
       <w:pPr>
-        <w:pStyle w:val="Style13"/>
-        <w:pBdr/>
-        <w:bidi w:val="0"/>
-        <w:spacing w:before="0" w:after="0"/>
-        <w:ind w:hanging="0" w:left="0" w:right="0"/>
-        <w:rPr>
-          <w:rFonts w:ascii="Liberation Sans" w:hAnsi="Liberation Sans" w:cs="Liberation Sans"/>
-        </w:rPr>
-      </w:pPr>
-      <w:r>
-        <w:rPr>
-          <w:rStyle w:val="Style7"/>
+        <w:pStyle w:val="user8"/>
+        <w:bidi w:val="0"/>
+        <w:spacing w:before="0" w:after="0"/>
+        <w:ind w:hanging="0" w:left="0" w:right="0"/>
+        <w:rPr>
+          <w:rFonts w:ascii="Liberation Sans" w:hAnsi="Liberation Sans" w:cs="Liberation Sans"/>
+        </w:rPr>
+      </w:pPr>
+      <w:r>
+        <w:rPr>
+          <w:rStyle w:val="user2"/>
           <w:rFonts w:ascii="monospace" w:hAnsi="monospace"/>
           <w:b w:val="false"/>
           <w:strike w:val="false"/>
@@ -6866,18 +6971,17 @@
     </w:p>
     <w:p>
       <w:pPr>
-        <w:pStyle w:val="Style13"/>
-        <w:pBdr/>
-        <w:bidi w:val="0"/>
-        <w:spacing w:before="0" w:after="0"/>
-        <w:ind w:hanging="0" w:left="0" w:right="0"/>
-        <w:rPr>
-          <w:rFonts w:ascii="Liberation Sans" w:hAnsi="Liberation Sans" w:cs="Liberation Sans"/>
-        </w:rPr>
-      </w:pPr>
-      <w:r>
-        <w:rPr>
-          <w:rStyle w:val="Style7"/>
+        <w:pStyle w:val="user8"/>
+        <w:bidi w:val="0"/>
+        <w:spacing w:before="0" w:after="0"/>
+        <w:ind w:hanging="0" w:left="0" w:right="0"/>
+        <w:rPr>
+          <w:rFonts w:ascii="Liberation Sans" w:hAnsi="Liberation Sans" w:cs="Liberation Sans"/>
+        </w:rPr>
+      </w:pPr>
+      <w:r>
+        <w:rPr>
+          <w:rStyle w:val="user2"/>
           <w:rFonts w:ascii="monospace" w:hAnsi="monospace"/>
           <w:b w:val="false"/>
           <w:strike w:val="false"/>
@@ -6891,18 +6995,17 @@
     </w:p>
     <w:p>
       <w:pPr>
-        <w:pStyle w:val="Style13"/>
-        <w:pBdr/>
-        <w:bidi w:val="0"/>
-        <w:spacing w:before="0" w:after="0"/>
-        <w:ind w:hanging="0" w:left="0" w:right="0"/>
-        <w:rPr>
-          <w:rFonts w:ascii="Liberation Sans" w:hAnsi="Liberation Sans" w:cs="Liberation Sans"/>
-        </w:rPr>
-      </w:pPr>
-      <w:r>
-        <w:rPr>
-          <w:rStyle w:val="Style7"/>
+        <w:pStyle w:val="user8"/>
+        <w:bidi w:val="0"/>
+        <w:spacing w:before="0" w:after="0"/>
+        <w:ind w:hanging="0" w:left="0" w:right="0"/>
+        <w:rPr>
+          <w:rFonts w:ascii="Liberation Sans" w:hAnsi="Liberation Sans" w:cs="Liberation Sans"/>
+        </w:rPr>
+      </w:pPr>
+      <w:r>
+        <w:rPr>
+          <w:rStyle w:val="user2"/>
           <w:rFonts w:ascii="monospace" w:hAnsi="monospace"/>
           <w:b w:val="false"/>
           <w:strike w:val="false"/>
@@ -6916,18 +7019,17 @@
     </w:p>
     <w:p>
       <w:pPr>
-        <w:pStyle w:val="Style13"/>
-        <w:pBdr/>
-        <w:bidi w:val="0"/>
-        <w:spacing w:before="0" w:after="0"/>
-        <w:ind w:hanging="0" w:left="0" w:right="0"/>
-        <w:rPr>
-          <w:rFonts w:ascii="Liberation Sans" w:hAnsi="Liberation Sans" w:cs="Liberation Sans"/>
-        </w:rPr>
-      </w:pPr>
-      <w:r>
-        <w:rPr>
-          <w:rStyle w:val="Style7"/>
+        <w:pStyle w:val="user8"/>
+        <w:bidi w:val="0"/>
+        <w:spacing w:before="0" w:after="0"/>
+        <w:ind w:hanging="0" w:left="0" w:right="0"/>
+        <w:rPr>
+          <w:rFonts w:ascii="Liberation Sans" w:hAnsi="Liberation Sans" w:cs="Liberation Sans"/>
+        </w:rPr>
+      </w:pPr>
+      <w:r>
+        <w:rPr>
+          <w:rStyle w:val="user2"/>
           <w:rFonts w:ascii="monospace" w:hAnsi="monospace"/>
           <w:b w:val="false"/>
           <w:strike w:val="false"/>
@@ -6941,8 +7043,7 @@
     </w:p>
     <w:p>
       <w:pPr>
-        <w:pStyle w:val="Style13"/>
-        <w:pBdr/>
+        <w:pStyle w:val="user8"/>
         <w:bidi w:val="0"/>
         <w:spacing w:before="0" w:after="0"/>
         <w:ind w:left="0" w:right="0"/>
@@ -6958,18 +7059,17 @@
     </w:p>
     <w:p>
       <w:pPr>
-        <w:pStyle w:val="Style13"/>
-        <w:pBdr/>
-        <w:bidi w:val="0"/>
-        <w:spacing w:before="0" w:after="0"/>
-        <w:ind w:hanging="0" w:left="0" w:right="0"/>
-        <w:rPr>
-          <w:rFonts w:ascii="Liberation Sans" w:hAnsi="Liberation Sans" w:cs="Liberation Sans"/>
-        </w:rPr>
-      </w:pPr>
-      <w:r>
-        <w:rPr>
-          <w:rStyle w:val="Style7"/>
+        <w:pStyle w:val="user8"/>
+        <w:bidi w:val="0"/>
+        <w:spacing w:before="0" w:after="0"/>
+        <w:ind w:hanging="0" w:left="0" w:right="0"/>
+        <w:rPr>
+          <w:rFonts w:ascii="Liberation Sans" w:hAnsi="Liberation Sans" w:cs="Liberation Sans"/>
+        </w:rPr>
+      </w:pPr>
+      <w:r>
+        <w:rPr>
+          <w:rStyle w:val="user2"/>
           <w:rFonts w:ascii="monospace" w:hAnsi="monospace"/>
           <w:b w:val="false"/>
           <w:strike w:val="false"/>
@@ -6983,18 +7083,17 @@
     </w:p>
     <w:p>
       <w:pPr>
-        <w:pStyle w:val="Style13"/>
-        <w:pBdr/>
-        <w:bidi w:val="0"/>
-        <w:spacing w:before="0" w:after="0"/>
-        <w:ind w:hanging="0" w:left="0" w:right="0"/>
-        <w:rPr>
-          <w:rFonts w:ascii="Liberation Sans" w:hAnsi="Liberation Sans" w:cs="Liberation Sans"/>
-        </w:rPr>
-      </w:pPr>
-      <w:r>
-        <w:rPr>
-          <w:rStyle w:val="Style7"/>
+        <w:pStyle w:val="user8"/>
+        <w:bidi w:val="0"/>
+        <w:spacing w:before="0" w:after="0"/>
+        <w:ind w:hanging="0" w:left="0" w:right="0"/>
+        <w:rPr>
+          <w:rFonts w:ascii="Liberation Sans" w:hAnsi="Liberation Sans" w:cs="Liberation Sans"/>
+        </w:rPr>
+      </w:pPr>
+      <w:r>
+        <w:rPr>
+          <w:rStyle w:val="user2"/>
           <w:rFonts w:ascii="monospace" w:hAnsi="monospace"/>
           <w:b w:val="false"/>
           <w:strike w:val="false"/>
@@ -7008,18 +7107,17 @@
     </w:p>
     <w:p>
       <w:pPr>
-        <w:pStyle w:val="Style13"/>
-        <w:pBdr/>
-        <w:bidi w:val="0"/>
-        <w:spacing w:before="0" w:after="0"/>
-        <w:ind w:hanging="0" w:left="0" w:right="0"/>
-        <w:rPr>
-          <w:rFonts w:ascii="Liberation Sans" w:hAnsi="Liberation Sans" w:cs="Liberation Sans"/>
-        </w:rPr>
-      </w:pPr>
-      <w:r>
-        <w:rPr>
-          <w:rStyle w:val="Style7"/>
+        <w:pStyle w:val="user8"/>
+        <w:bidi w:val="0"/>
+        <w:spacing w:before="0" w:after="0"/>
+        <w:ind w:hanging="0" w:left="0" w:right="0"/>
+        <w:rPr>
+          <w:rFonts w:ascii="Liberation Sans" w:hAnsi="Liberation Sans" w:cs="Liberation Sans"/>
+        </w:rPr>
+      </w:pPr>
+      <w:r>
+        <w:rPr>
+          <w:rStyle w:val="user2"/>
           <w:rFonts w:ascii="Liberation Sans" w:hAnsi="Liberation Sans"/>
           <w:strike w:val="false"/>
           <w:dstrike w:val="false"/>
@@ -7030,7 +7128,7 @@
       </w:r>
       <w:r>
         <w:rPr>
-          <w:rStyle w:val="Style7"/>
+          <w:rStyle w:val="user2"/>
           <w:rFonts w:ascii="monospace" w:hAnsi="monospace"/>
           <w:b w:val="false"/>
           <w:strike w:val="false"/>
@@ -7044,8 +7142,7 @@
     </w:p>
     <w:p>
       <w:pPr>
-        <w:pStyle w:val="Style13"/>
-        <w:pBdr/>
+        <w:pStyle w:val="user8"/>
         <w:bidi w:val="0"/>
         <w:spacing w:before="0" w:after="0"/>
         <w:ind w:left="0" w:right="0"/>
@@ -7055,7 +7152,7 @@
       </w:pPr>
       <w:r>
         <w:rPr>
-          <w:rStyle w:val="Style7"/>
+          <w:rStyle w:val="user2"/>
           <w:rFonts w:ascii="Liberation Sans" w:hAnsi="Liberation Sans"/>
           <w:strike w:val="false"/>
           <w:dstrike w:val="false"/>
@@ -7067,18 +7164,17 @@
     </w:p>
     <w:p>
       <w:pPr>
-        <w:pStyle w:val="Style13"/>
-        <w:pBdr/>
-        <w:bidi w:val="0"/>
-        <w:spacing w:before="0" w:after="0"/>
-        <w:ind w:hanging="0" w:left="0" w:right="0"/>
-        <w:rPr>
-          <w:rFonts w:ascii="Liberation Sans" w:hAnsi="Liberation Sans" w:cs="Liberation Sans"/>
-        </w:rPr>
-      </w:pPr>
-      <w:r>
-        <w:rPr>
-          <w:rStyle w:val="Style7"/>
+        <w:pStyle w:val="user8"/>
+        <w:bidi w:val="0"/>
+        <w:spacing w:before="0" w:after="0"/>
+        <w:ind w:hanging="0" w:left="0" w:right="0"/>
+        <w:rPr>
+          <w:rFonts w:ascii="Liberation Sans" w:hAnsi="Liberation Sans" w:cs="Liberation Sans"/>
+        </w:rPr>
+      </w:pPr>
+      <w:r>
+        <w:rPr>
+          <w:rStyle w:val="user2"/>
           <w:rFonts w:ascii="Liberation Sans" w:hAnsi="Liberation Sans"/>
           <w:strike w:val="false"/>
           <w:dstrike w:val="false"/>
@@ -7089,7 +7185,7 @@
       </w:r>
       <w:r>
         <w:rPr>
-          <w:rStyle w:val="Style7"/>
+          <w:rStyle w:val="user2"/>
           <w:rFonts w:ascii="monospace" w:hAnsi="monospace"/>
           <w:b w:val="false"/>
           <w:strike w:val="false"/>
@@ -7103,18 +7199,17 @@
     </w:p>
     <w:p>
       <w:pPr>
-        <w:pStyle w:val="Style13"/>
-        <w:pBdr/>
-        <w:bidi w:val="0"/>
-        <w:spacing w:before="0" w:after="0"/>
-        <w:ind w:hanging="0" w:left="0" w:right="0"/>
-        <w:rPr>
-          <w:rFonts w:ascii="Liberation Sans" w:hAnsi="Liberation Sans" w:cs="Liberation Sans"/>
-        </w:rPr>
-      </w:pPr>
-      <w:r>
-        <w:rPr>
-          <w:rStyle w:val="Style7"/>
+        <w:pStyle w:val="user8"/>
+        <w:bidi w:val="0"/>
+        <w:spacing w:before="0" w:after="0"/>
+        <w:ind w:hanging="0" w:left="0" w:right="0"/>
+        <w:rPr>
+          <w:rFonts w:ascii="Liberation Sans" w:hAnsi="Liberation Sans" w:cs="Liberation Sans"/>
+        </w:rPr>
+      </w:pPr>
+      <w:r>
+        <w:rPr>
+          <w:rStyle w:val="user2"/>
           <w:rFonts w:ascii="Liberation Sans" w:hAnsi="Liberation Sans"/>
           <w:strike w:val="false"/>
           <w:dstrike w:val="false"/>
@@ -7125,7 +7220,7 @@
       </w:r>
       <w:r>
         <w:rPr>
-          <w:rStyle w:val="Style7"/>
+          <w:rStyle w:val="user2"/>
           <w:rFonts w:ascii="monospace" w:hAnsi="monospace"/>
           <w:b w:val="false"/>
           <w:strike w:val="false"/>
@@ -7139,8 +7234,7 @@
     </w:p>
     <w:p>
       <w:pPr>
-        <w:pStyle w:val="Style13"/>
-        <w:pBdr/>
+        <w:pStyle w:val="user8"/>
         <w:bidi w:val="0"/>
         <w:spacing w:before="0" w:after="0"/>
         <w:ind w:left="0" w:right="0"/>
@@ -7150,7 +7244,7 @@
       </w:pPr>
       <w:r>
         <w:rPr>
-          <w:rStyle w:val="Style7"/>
+          <w:rStyle w:val="user2"/>
           <w:rFonts w:ascii="monospace" w:hAnsi="monospace"/>
           <w:b w:val="false"/>
           <w:strike w:val="false"/>
@@ -7267,7 +7361,7 @@
       </w:r>
       <w:r>
         <w:rPr>
-          <w:rStyle w:val="Style7"/>
+          <w:rStyle w:val="user2"/>
           <w:rFonts w:ascii="monospace" w:hAnsi="monospace"/>
           <w:b w:val="false"/>
           <w:strike w:val="false"/>
@@ -7422,7 +7516,7 @@
       </w:r>
       <w:r>
         <w:rPr>
-          <w:rStyle w:val="Style7"/>
+          <w:rStyle w:val="user2"/>
           <w:rFonts w:ascii="monospace" w:hAnsi="monospace"/>
           <w:b w:val="false"/>
           <w:strike w:val="false"/>
@@ -7532,18 +7626,17 @@
     </w:p>
     <w:p>
       <w:pPr>
-        <w:pStyle w:val="Style13"/>
-        <w:pBdr/>
-        <w:bidi w:val="0"/>
-        <w:spacing w:before="0" w:after="0"/>
-        <w:ind w:hanging="0" w:left="0" w:right="0"/>
-        <w:rPr>
-          <w:rFonts w:ascii="Liberation Sans" w:hAnsi="Liberation Sans" w:cs="Liberation Sans"/>
-        </w:rPr>
-      </w:pPr>
-      <w:r>
-        <w:rPr>
-          <w:rStyle w:val="Style7"/>
+        <w:pStyle w:val="user8"/>
+        <w:bidi w:val="0"/>
+        <w:spacing w:before="0" w:after="0"/>
+        <w:ind w:hanging="0" w:left="0" w:right="0"/>
+        <w:rPr>
+          <w:rFonts w:ascii="Liberation Sans" w:hAnsi="Liberation Sans" w:cs="Liberation Sans"/>
+        </w:rPr>
+      </w:pPr>
+      <w:r>
+        <w:rPr>
+          <w:rStyle w:val="user2"/>
           <w:rFonts w:ascii="monospace" w:hAnsi="monospace"/>
           <w:b w:val="false"/>
           <w:strike w:val="false"/>
@@ -7557,8 +7650,7 @@
     </w:p>
     <w:p>
       <w:pPr>
-        <w:pStyle w:val="Style13"/>
-        <w:pBdr/>
+        <w:pStyle w:val="user8"/>
         <w:bidi w:val="0"/>
         <w:spacing w:before="0" w:after="0"/>
         <w:ind w:left="0" w:right="0"/>
@@ -7574,18 +7666,17 @@
     </w:p>
     <w:p>
       <w:pPr>
-        <w:pStyle w:val="Style13"/>
-        <w:pBdr/>
-        <w:bidi w:val="0"/>
-        <w:spacing w:before="0" w:after="0"/>
-        <w:ind w:hanging="0" w:left="0" w:right="0"/>
-        <w:rPr>
-          <w:rFonts w:ascii="Liberation Sans" w:hAnsi="Liberation Sans" w:cs="Liberation Sans"/>
-        </w:rPr>
-      </w:pPr>
-      <w:r>
-        <w:rPr>
-          <w:rStyle w:val="Style7"/>
+        <w:pStyle w:val="user8"/>
+        <w:bidi w:val="0"/>
+        <w:spacing w:before="0" w:after="0"/>
+        <w:ind w:hanging="0" w:left="0" w:right="0"/>
+        <w:rPr>
+          <w:rFonts w:ascii="Liberation Sans" w:hAnsi="Liberation Sans" w:cs="Liberation Sans"/>
+        </w:rPr>
+      </w:pPr>
+      <w:r>
+        <w:rPr>
+          <w:rStyle w:val="user2"/>
           <w:rFonts w:ascii="monospace" w:hAnsi="monospace"/>
           <w:b w:val="false"/>
           <w:strike w:val="false"/>
@@ -7599,18 +7690,17 @@
     </w:p>
     <w:p>
       <w:pPr>
-        <w:pStyle w:val="Style13"/>
-        <w:pBdr/>
-        <w:bidi w:val="0"/>
-        <w:spacing w:before="0" w:after="0"/>
-        <w:ind w:hanging="0" w:left="0" w:right="0"/>
-        <w:rPr>
-          <w:rFonts w:ascii="Liberation Sans" w:hAnsi="Liberation Sans" w:cs="Liberation Sans"/>
-        </w:rPr>
-      </w:pPr>
-      <w:r>
-        <w:rPr>
-          <w:rStyle w:val="Style7"/>
+        <w:pStyle w:val="user8"/>
+        <w:bidi w:val="0"/>
+        <w:spacing w:before="0" w:after="0"/>
+        <w:ind w:hanging="0" w:left="0" w:right="0"/>
+        <w:rPr>
+          <w:rFonts w:ascii="Liberation Sans" w:hAnsi="Liberation Sans" w:cs="Liberation Sans"/>
+        </w:rPr>
+      </w:pPr>
+      <w:r>
+        <w:rPr>
+          <w:rStyle w:val="user2"/>
           <w:rFonts w:ascii="monospace" w:hAnsi="monospace"/>
           <w:b w:val="false"/>
           <w:strike w:val="false"/>
@@ -7624,18 +7714,17 @@
     </w:p>
     <w:p>
       <w:pPr>
-        <w:pStyle w:val="Style13"/>
-        <w:pBdr/>
-        <w:bidi w:val="0"/>
-        <w:spacing w:before="0" w:after="0"/>
-        <w:ind w:hanging="0" w:left="0" w:right="0"/>
-        <w:rPr>
-          <w:rFonts w:ascii="Liberation Sans" w:hAnsi="Liberation Sans" w:cs="Liberation Sans"/>
-        </w:rPr>
-      </w:pPr>
-      <w:r>
-        <w:rPr>
-          <w:rStyle w:val="Style7"/>
+        <w:pStyle w:val="user8"/>
+        <w:bidi w:val="0"/>
+        <w:spacing w:before="0" w:after="0"/>
+        <w:ind w:hanging="0" w:left="0" w:right="0"/>
+        <w:rPr>
+          <w:rFonts w:ascii="Liberation Sans" w:hAnsi="Liberation Sans" w:cs="Liberation Sans"/>
+        </w:rPr>
+      </w:pPr>
+      <w:r>
+        <w:rPr>
+          <w:rStyle w:val="user2"/>
           <w:rFonts w:ascii="monospace" w:hAnsi="monospace"/>
           <w:b w:val="false"/>
           <w:strike w:val="false"/>
@@ -7649,18 +7738,17 @@
     </w:p>
     <w:p>
       <w:pPr>
-        <w:pStyle w:val="Style13"/>
-        <w:pBdr/>
-        <w:bidi w:val="0"/>
-        <w:spacing w:before="0" w:after="0"/>
-        <w:ind w:hanging="0" w:left="0" w:right="0"/>
-        <w:rPr>
-          <w:rFonts w:ascii="Liberation Sans" w:hAnsi="Liberation Sans" w:cs="Liberation Sans"/>
-        </w:rPr>
-      </w:pPr>
-      <w:r>
-        <w:rPr>
-          <w:rStyle w:val="Style7"/>
+        <w:pStyle w:val="user8"/>
+        <w:bidi w:val="0"/>
+        <w:spacing w:before="0" w:after="0"/>
+        <w:ind w:hanging="0" w:left="0" w:right="0"/>
+        <w:rPr>
+          <w:rFonts w:ascii="Liberation Sans" w:hAnsi="Liberation Sans" w:cs="Liberation Sans"/>
+        </w:rPr>
+      </w:pPr>
+      <w:r>
+        <w:rPr>
+          <w:rStyle w:val="user2"/>
           <w:rFonts w:ascii="monospace" w:hAnsi="monospace"/>
           <w:b w:val="false"/>
           <w:strike w:val="false"/>
@@ -7674,18 +7762,17 @@
     </w:p>
     <w:p>
       <w:pPr>
-        <w:pStyle w:val="Style13"/>
-        <w:pBdr/>
-        <w:bidi w:val="0"/>
-        <w:spacing w:before="0" w:after="0"/>
-        <w:ind w:hanging="0" w:left="0" w:right="0"/>
-        <w:rPr>
-          <w:rFonts w:ascii="Liberation Sans" w:hAnsi="Liberation Sans" w:cs="Liberation Sans"/>
-        </w:rPr>
-      </w:pPr>
-      <w:r>
-        <w:rPr>
-          <w:rStyle w:val="Style7"/>
+        <w:pStyle w:val="user8"/>
+        <w:bidi w:val="0"/>
+        <w:spacing w:before="0" w:after="0"/>
+        <w:ind w:hanging="0" w:left="0" w:right="0"/>
+        <w:rPr>
+          <w:rFonts w:ascii="Liberation Sans" w:hAnsi="Liberation Sans" w:cs="Liberation Sans"/>
+        </w:rPr>
+      </w:pPr>
+      <w:r>
+        <w:rPr>
+          <w:rStyle w:val="user2"/>
           <w:rFonts w:ascii="monospace" w:hAnsi="monospace"/>
           <w:b w:val="false"/>
           <w:strike w:val="false"/>
@@ -7699,8 +7786,7 @@
     </w:p>
     <w:p>
       <w:pPr>
-        <w:pStyle w:val="Style13"/>
-        <w:pBdr/>
+        <w:pStyle w:val="user8"/>
         <w:bidi w:val="0"/>
         <w:spacing w:before="0" w:after="0"/>
         <w:ind w:left="0" w:right="0"/>
@@ -7716,18 +7802,17 @@
     </w:p>
     <w:p>
       <w:pPr>
-        <w:pStyle w:val="Style13"/>
-        <w:pBdr/>
-        <w:bidi w:val="0"/>
-        <w:spacing w:before="0" w:after="0"/>
-        <w:ind w:hanging="0" w:left="0" w:right="0"/>
-        <w:rPr>
-          <w:rFonts w:ascii="Liberation Sans" w:hAnsi="Liberation Sans" w:cs="Liberation Sans"/>
-        </w:rPr>
-      </w:pPr>
-      <w:r>
-        <w:rPr>
-          <w:rStyle w:val="Style7"/>
+        <w:pStyle w:val="user8"/>
+        <w:bidi w:val="0"/>
+        <w:spacing w:before="0" w:after="0"/>
+        <w:ind w:hanging="0" w:left="0" w:right="0"/>
+        <w:rPr>
+          <w:rFonts w:ascii="Liberation Sans" w:hAnsi="Liberation Sans" w:cs="Liberation Sans"/>
+        </w:rPr>
+      </w:pPr>
+      <w:r>
+        <w:rPr>
+          <w:rStyle w:val="user2"/>
           <w:rFonts w:ascii="monospace" w:hAnsi="monospace"/>
           <w:b w:val="false"/>
           <w:strike w:val="false"/>
@@ -7741,18 +7826,17 @@
     </w:p>
     <w:p>
       <w:pPr>
-        <w:pStyle w:val="Style13"/>
-        <w:pBdr/>
-        <w:bidi w:val="0"/>
-        <w:spacing w:before="0" w:after="0"/>
-        <w:ind w:hanging="0" w:left="0" w:right="0"/>
-        <w:rPr>
-          <w:rFonts w:ascii="Liberation Sans" w:hAnsi="Liberation Sans" w:cs="Liberation Sans"/>
-        </w:rPr>
-      </w:pPr>
-      <w:r>
-        <w:rPr>
-          <w:rStyle w:val="Style7"/>
+        <w:pStyle w:val="user8"/>
+        <w:bidi w:val="0"/>
+        <w:spacing w:before="0" w:after="0"/>
+        <w:ind w:hanging="0" w:left="0" w:right="0"/>
+        <w:rPr>
+          <w:rFonts w:ascii="Liberation Sans" w:hAnsi="Liberation Sans" w:cs="Liberation Sans"/>
+        </w:rPr>
+      </w:pPr>
+      <w:r>
+        <w:rPr>
+          <w:rStyle w:val="user2"/>
           <w:rFonts w:ascii="monospace" w:hAnsi="monospace"/>
           <w:b w:val="false"/>
           <w:strike w:val="false"/>
@@ -7766,8 +7850,7 @@
     </w:p>
     <w:p>
       <w:pPr>
-        <w:pStyle w:val="Style13"/>
-        <w:pBdr/>
+        <w:pStyle w:val="user8"/>
         <w:bidi w:val="0"/>
         <w:spacing w:before="0" w:after="0"/>
         <w:ind w:left="0" w:right="0"/>
@@ -7783,18 +7866,17 @@
     </w:p>
     <w:p>
       <w:pPr>
-        <w:pStyle w:val="Style13"/>
-        <w:pBdr/>
-        <w:bidi w:val="0"/>
-        <w:spacing w:before="0" w:after="0"/>
-        <w:ind w:hanging="0" w:left="0" w:right="0"/>
-        <w:rPr>
-          <w:rFonts w:ascii="Liberation Sans" w:hAnsi="Liberation Sans" w:cs="Liberation Sans"/>
-        </w:rPr>
-      </w:pPr>
-      <w:r>
-        <w:rPr>
-          <w:rStyle w:val="Style7"/>
+        <w:pStyle w:val="user8"/>
+        <w:bidi w:val="0"/>
+        <w:spacing w:before="0" w:after="0"/>
+        <w:ind w:hanging="0" w:left="0" w:right="0"/>
+        <w:rPr>
+          <w:rFonts w:ascii="Liberation Sans" w:hAnsi="Liberation Sans" w:cs="Liberation Sans"/>
+        </w:rPr>
+      </w:pPr>
+      <w:r>
+        <w:rPr>
+          <w:rStyle w:val="user2"/>
           <w:rFonts w:ascii="Liberation Sans" w:hAnsi="Liberation Sans"/>
           <w:strike w:val="false"/>
           <w:dstrike w:val="false"/>
@@ -7805,7 +7887,7 @@
       </w:r>
       <w:r>
         <w:rPr>
-          <w:rStyle w:val="Style7"/>
+          <w:rStyle w:val="user2"/>
           <w:rFonts w:ascii="monospace" w:hAnsi="monospace"/>
           <w:b w:val="false"/>
           <w:strike w:val="false"/>
@@ -7819,8 +7901,7 @@
     </w:p>
     <w:p>
       <w:pPr>
-        <w:pStyle w:val="Style13"/>
-        <w:pBdr/>
+        <w:pStyle w:val="user8"/>
         <w:bidi w:val="0"/>
         <w:spacing w:before="0" w:after="0"/>
         <w:ind w:left="0" w:right="0"/>
@@ -7836,18 +7917,17 @@
     </w:p>
     <w:p>
       <w:pPr>
-        <w:pStyle w:val="Style13"/>
-        <w:pBdr/>
-        <w:bidi w:val="0"/>
-        <w:spacing w:before="0" w:after="0"/>
-        <w:ind w:hanging="0" w:left="0" w:right="0"/>
-        <w:rPr>
-          <w:rFonts w:ascii="Liberation Sans" w:hAnsi="Liberation Sans" w:cs="Liberation Sans"/>
-        </w:rPr>
-      </w:pPr>
-      <w:r>
-        <w:rPr>
-          <w:rStyle w:val="Style7"/>
+        <w:pStyle w:val="user8"/>
+        <w:bidi w:val="0"/>
+        <w:spacing w:before="0" w:after="0"/>
+        <w:ind w:hanging="0" w:left="0" w:right="0"/>
+        <w:rPr>
+          <w:rFonts w:ascii="Liberation Sans" w:hAnsi="Liberation Sans" w:cs="Liberation Sans"/>
+        </w:rPr>
+      </w:pPr>
+      <w:r>
+        <w:rPr>
+          <w:rStyle w:val="user2"/>
           <w:rFonts w:ascii="Liberation Sans" w:hAnsi="Liberation Sans"/>
           <w:strike w:val="false"/>
           <w:dstrike w:val="false"/>
@@ -7858,7 +7938,7 @@
       </w:r>
       <w:r>
         <w:rPr>
-          <w:rStyle w:val="Style7"/>
+          <w:rStyle w:val="user2"/>
           <w:rFonts w:ascii="monospace" w:hAnsi="monospace"/>
           <w:b w:val="false"/>
           <w:strike w:val="false"/>
@@ -7872,18 +7952,17 @@
     </w:p>
     <w:p>
       <w:pPr>
-        <w:pStyle w:val="Style13"/>
-        <w:pBdr/>
-        <w:bidi w:val="0"/>
-        <w:spacing w:before="0" w:after="0"/>
-        <w:ind w:hanging="0" w:left="0" w:right="0"/>
-        <w:rPr>
-          <w:rFonts w:ascii="Liberation Sans" w:hAnsi="Liberation Sans" w:cs="Liberation Sans"/>
-        </w:rPr>
-      </w:pPr>
-      <w:r>
-        <w:rPr>
-          <w:rStyle w:val="Style7"/>
+        <w:pStyle w:val="user8"/>
+        <w:bidi w:val="0"/>
+        <w:spacing w:before="0" w:after="0"/>
+        <w:ind w:hanging="0" w:left="0" w:right="0"/>
+        <w:rPr>
+          <w:rFonts w:ascii="Liberation Sans" w:hAnsi="Liberation Sans" w:cs="Liberation Sans"/>
+        </w:rPr>
+      </w:pPr>
+      <w:r>
+        <w:rPr>
+          <w:rStyle w:val="user2"/>
           <w:rFonts w:ascii="Liberation Sans" w:hAnsi="Liberation Sans"/>
           <w:strike w:val="false"/>
           <w:dstrike w:val="false"/>
@@ -7894,7 +7973,7 @@
       </w:r>
       <w:r>
         <w:rPr>
-          <w:rStyle w:val="Style7"/>
+          <w:rStyle w:val="user2"/>
           <w:rFonts w:ascii="monospace" w:hAnsi="monospace"/>
           <w:b w:val="false"/>
           <w:strike w:val="false"/>
@@ -7908,18 +7987,17 @@
     </w:p>
     <w:p>
       <w:pPr>
-        <w:pStyle w:val="Style13"/>
-        <w:pBdr/>
-        <w:bidi w:val="0"/>
-        <w:spacing w:before="0" w:after="0"/>
-        <w:ind w:hanging="0" w:left="0" w:right="0"/>
-        <w:rPr>
-          <w:rFonts w:ascii="Liberation Sans" w:hAnsi="Liberation Sans" w:cs="Liberation Sans"/>
-        </w:rPr>
-      </w:pPr>
-      <w:r>
-        <w:rPr>
-          <w:rStyle w:val="Style7"/>
+        <w:pStyle w:val="user8"/>
+        <w:bidi w:val="0"/>
+        <w:spacing w:before="0" w:after="0"/>
+        <w:ind w:hanging="0" w:left="0" w:right="0"/>
+        <w:rPr>
+          <w:rFonts w:ascii="Liberation Sans" w:hAnsi="Liberation Sans" w:cs="Liberation Sans"/>
+        </w:rPr>
+      </w:pPr>
+      <w:r>
+        <w:rPr>
+          <w:rStyle w:val="user2"/>
           <w:rFonts w:ascii="Liberation Sans" w:hAnsi="Liberation Sans"/>
           <w:strike w:val="false"/>
           <w:dstrike w:val="false"/>
@@ -7930,7 +8008,7 @@
       </w:r>
       <w:r>
         <w:rPr>
-          <w:rStyle w:val="Style7"/>
+          <w:rStyle w:val="user2"/>
           <w:rFonts w:ascii="monospace" w:hAnsi="monospace"/>
           <w:b w:val="false"/>
           <w:strike w:val="false"/>
@@ -7944,18 +8022,17 @@
     </w:p>
     <w:p>
       <w:pPr>
-        <w:pStyle w:val="Style13"/>
-        <w:pBdr/>
-        <w:bidi w:val="0"/>
-        <w:spacing w:before="0" w:after="0"/>
-        <w:ind w:hanging="0" w:left="0" w:right="0"/>
-        <w:rPr>
-          <w:rFonts w:ascii="Liberation Sans" w:hAnsi="Liberation Sans" w:cs="Liberation Sans"/>
-        </w:rPr>
-      </w:pPr>
-      <w:r>
-        <w:rPr>
-          <w:rStyle w:val="Style7"/>
+        <w:pStyle w:val="user8"/>
+        <w:bidi w:val="0"/>
+        <w:spacing w:before="0" w:after="0"/>
+        <w:ind w:hanging="0" w:left="0" w:right="0"/>
+        <w:rPr>
+          <w:rFonts w:ascii="Liberation Sans" w:hAnsi="Liberation Sans" w:cs="Liberation Sans"/>
+        </w:rPr>
+      </w:pPr>
+      <w:r>
+        <w:rPr>
+          <w:rStyle w:val="user2"/>
           <w:rFonts w:ascii="Liberation Sans" w:hAnsi="Liberation Sans"/>
           <w:strike w:val="false"/>
           <w:dstrike w:val="false"/>
@@ -7966,7 +8043,7 @@
       </w:r>
       <w:r>
         <w:rPr>
-          <w:rStyle w:val="Style7"/>
+          <w:rStyle w:val="user2"/>
           <w:rFonts w:ascii="monospace" w:hAnsi="monospace"/>
           <w:b w:val="false"/>
           <w:strike w:val="false"/>
@@ -7980,8 +8057,7 @@
     </w:p>
     <w:p>
       <w:pPr>
-        <w:pStyle w:val="Style13"/>
-        <w:pBdr/>
+        <w:pStyle w:val="user8"/>
         <w:bidi w:val="0"/>
         <w:spacing w:before="0" w:after="0"/>
         <w:ind w:left="0" w:right="0"/>
@@ -7991,7 +8067,7 @@
       </w:pPr>
       <w:r>
         <w:rPr>
-          <w:rStyle w:val="Style7"/>
+          <w:rStyle w:val="user2"/>
           <w:rFonts w:ascii="Liberation Sans" w:hAnsi="Liberation Sans"/>
           <w:strike w:val="false"/>
           <w:dstrike w:val="false"/>
@@ -8002,7 +8078,7 @@
       </w:r>
       <w:r>
         <w:rPr>
-          <w:rStyle w:val="Style7"/>
+          <w:rStyle w:val="user2"/>
           <w:rFonts w:ascii="monospace" w:hAnsi="monospace"/>
           <w:b w:val="false"/>
           <w:strike w:val="false"/>
@@ -8016,8 +8092,7 @@
     </w:p>
     <w:p>
       <w:pPr>
-        <w:pStyle w:val="Style13"/>
-        <w:pBdr/>
+        <w:pStyle w:val="user8"/>
         <w:bidi w:val="0"/>
         <w:spacing w:before="0" w:after="0"/>
         <w:ind w:left="0" w:right="0"/>
@@ -8033,18 +8108,17 @@
     </w:p>
     <w:p>
       <w:pPr>
-        <w:pStyle w:val="Style13"/>
-        <w:pBdr/>
-        <w:bidi w:val="0"/>
-        <w:spacing w:before="0" w:after="0"/>
-        <w:ind w:hanging="0" w:left="0" w:right="0"/>
-        <w:rPr>
-          <w:rFonts w:ascii="Liberation Sans" w:hAnsi="Liberation Sans" w:cs="Liberation Sans"/>
-        </w:rPr>
-      </w:pPr>
-      <w:r>
-        <w:rPr>
-          <w:rStyle w:val="Style7"/>
+        <w:pStyle w:val="user8"/>
+        <w:bidi w:val="0"/>
+        <w:spacing w:before="0" w:after="0"/>
+        <w:ind w:hanging="0" w:left="0" w:right="0"/>
+        <w:rPr>
+          <w:rFonts w:ascii="Liberation Sans" w:hAnsi="Liberation Sans" w:cs="Liberation Sans"/>
+        </w:rPr>
+      </w:pPr>
+      <w:r>
+        <w:rPr>
+          <w:rStyle w:val="user2"/>
           <w:rFonts w:ascii="Liberation Sans" w:hAnsi="Liberation Sans"/>
           <w:strike w:val="false"/>
           <w:dstrike w:val="false"/>
@@ -8055,7 +8129,7 @@
       </w:r>
       <w:r>
         <w:rPr>
-          <w:rStyle w:val="Style7"/>
+          <w:rStyle w:val="user2"/>
           <w:rFonts w:ascii="monospace" w:hAnsi="monospace"/>
           <w:b w:val="false"/>
           <w:strike w:val="false"/>
@@ -8069,18 +8143,17 @@
     </w:p>
     <w:p>
       <w:pPr>
-        <w:pStyle w:val="Style13"/>
-        <w:pBdr/>
-        <w:bidi w:val="0"/>
-        <w:spacing w:before="0" w:after="0"/>
-        <w:ind w:hanging="0" w:left="0" w:right="0"/>
-        <w:rPr>
-          <w:rFonts w:ascii="Liberation Sans" w:hAnsi="Liberation Sans" w:cs="Liberation Sans"/>
-        </w:rPr>
-      </w:pPr>
-      <w:r>
-        <w:rPr>
-          <w:rStyle w:val="Style7"/>
+        <w:pStyle w:val="user8"/>
+        <w:bidi w:val="0"/>
+        <w:spacing w:before="0" w:after="0"/>
+        <w:ind w:hanging="0" w:left="0" w:right="0"/>
+        <w:rPr>
+          <w:rFonts w:ascii="Liberation Sans" w:hAnsi="Liberation Sans" w:cs="Liberation Sans"/>
+        </w:rPr>
+      </w:pPr>
+      <w:r>
+        <w:rPr>
+          <w:rStyle w:val="user2"/>
           <w:rFonts w:ascii="Liberation Sans" w:hAnsi="Liberation Sans"/>
           <w:strike w:val="false"/>
           <w:dstrike w:val="false"/>
@@ -8091,7 +8164,7 @@
       </w:r>
       <w:r>
         <w:rPr>
-          <w:rStyle w:val="Style7"/>
+          <w:rStyle w:val="user2"/>
           <w:rFonts w:ascii="monospace" w:hAnsi="monospace"/>
           <w:b w:val="false"/>
           <w:strike w:val="false"/>
@@ -8105,18 +8178,17 @@
     </w:p>
     <w:p>
       <w:pPr>
-        <w:pStyle w:val="Style13"/>
-        <w:pBdr/>
-        <w:bidi w:val="0"/>
-        <w:spacing w:before="0" w:after="0"/>
-        <w:ind w:hanging="0" w:left="0" w:right="0"/>
-        <w:rPr>
-          <w:rFonts w:ascii="Liberation Sans" w:hAnsi="Liberation Sans" w:cs="Liberation Sans"/>
-        </w:rPr>
-      </w:pPr>
-      <w:r>
-        <w:rPr>
-          <w:rStyle w:val="Style7"/>
+        <w:pStyle w:val="user8"/>
+        <w:bidi w:val="0"/>
+        <w:spacing w:before="0" w:after="0"/>
+        <w:ind w:hanging="0" w:left="0" w:right="0"/>
+        <w:rPr>
+          <w:rFonts w:ascii="Liberation Sans" w:hAnsi="Liberation Sans" w:cs="Liberation Sans"/>
+        </w:rPr>
+      </w:pPr>
+      <w:r>
+        <w:rPr>
+          <w:rStyle w:val="user2"/>
           <w:rFonts w:ascii="Liberation Sans" w:hAnsi="Liberation Sans"/>
           <w:strike w:val="false"/>
           <w:dstrike w:val="false"/>
@@ -8127,7 +8199,7 @@
       </w:r>
       <w:r>
         <w:rPr>
-          <w:rStyle w:val="Style7"/>
+          <w:rStyle w:val="user2"/>
           <w:rFonts w:ascii="monospace" w:hAnsi="monospace"/>
           <w:b w:val="false"/>
           <w:strike w:val="false"/>
@@ -8141,18 +8213,17 @@
     </w:p>
     <w:p>
       <w:pPr>
-        <w:pStyle w:val="Style13"/>
-        <w:pBdr/>
-        <w:bidi w:val="0"/>
-        <w:spacing w:before="0" w:after="0"/>
-        <w:ind w:hanging="0" w:left="0" w:right="0"/>
-        <w:rPr>
-          <w:rFonts w:ascii="Liberation Sans" w:hAnsi="Liberation Sans" w:cs="Liberation Sans"/>
-        </w:rPr>
-      </w:pPr>
-      <w:r>
-        <w:rPr>
-          <w:rStyle w:val="Style7"/>
+        <w:pStyle w:val="user8"/>
+        <w:bidi w:val="0"/>
+        <w:spacing w:before="0" w:after="0"/>
+        <w:ind w:hanging="0" w:left="0" w:right="0"/>
+        <w:rPr>
+          <w:rFonts w:ascii="Liberation Sans" w:hAnsi="Liberation Sans" w:cs="Liberation Sans"/>
+        </w:rPr>
+      </w:pPr>
+      <w:r>
+        <w:rPr>
+          <w:rStyle w:val="user2"/>
           <w:rFonts w:ascii="Liberation Sans" w:hAnsi="Liberation Sans"/>
           <w:strike w:val="false"/>
           <w:dstrike w:val="false"/>
@@ -8163,7 +8234,7 @@
       </w:r>
       <w:r>
         <w:rPr>
-          <w:rStyle w:val="Style7"/>
+          <w:rStyle w:val="user2"/>
           <w:rFonts w:ascii="monospace" w:hAnsi="monospace"/>
           <w:b w:val="false"/>
           <w:strike w:val="false"/>
@@ -8177,18 +8248,17 @@
     </w:p>
     <w:p>
       <w:pPr>
-        <w:pStyle w:val="Style13"/>
-        <w:pBdr/>
-        <w:bidi w:val="0"/>
-        <w:spacing w:before="0" w:after="0"/>
-        <w:ind w:hanging="0" w:left="0" w:right="0"/>
-        <w:rPr>
-          <w:rFonts w:ascii="Liberation Sans" w:hAnsi="Liberation Sans" w:cs="Liberation Sans"/>
-        </w:rPr>
-      </w:pPr>
-      <w:r>
-        <w:rPr>
-          <w:rStyle w:val="Style7"/>
+        <w:pStyle w:val="user8"/>
+        <w:bidi w:val="0"/>
+        <w:spacing w:before="0" w:after="0"/>
+        <w:ind w:hanging="0" w:left="0" w:right="0"/>
+        <w:rPr>
+          <w:rFonts w:ascii="Liberation Sans" w:hAnsi="Liberation Sans" w:cs="Liberation Sans"/>
+        </w:rPr>
+      </w:pPr>
+      <w:r>
+        <w:rPr>
+          <w:rStyle w:val="user2"/>
           <w:rFonts w:ascii="Liberation Sans" w:hAnsi="Liberation Sans"/>
           <w:strike w:val="false"/>
           <w:dstrike w:val="false"/>
@@ -8199,7 +8269,7 @@
       </w:r>
       <w:r>
         <w:rPr>
-          <w:rStyle w:val="Style7"/>
+          <w:rStyle w:val="user2"/>
           <w:rFonts w:ascii="monospace" w:hAnsi="monospace"/>
           <w:b w:val="false"/>
           <w:strike w:val="false"/>
@@ -8213,8 +8283,7 @@
     </w:p>
     <w:p>
       <w:pPr>
-        <w:pStyle w:val="Style13"/>
-        <w:pBdr/>
+        <w:pStyle w:val="user8"/>
         <w:bidi w:val="0"/>
         <w:spacing w:before="0" w:after="0"/>
         <w:ind w:left="0" w:right="0"/>
@@ -8224,7 +8293,7 @@
       </w:pPr>
       <w:r>
         <w:rPr>
-          <w:rStyle w:val="Style7"/>
+          <w:rStyle w:val="user2"/>
           <w:rFonts w:ascii="Liberation Sans" w:hAnsi="Liberation Sans"/>
           <w:strike w:val="false"/>
           <w:dstrike w:val="false"/>
@@ -8235,7 +8304,7 @@
       </w:r>
       <w:r>
         <w:rPr>
-          <w:rStyle w:val="Style7"/>
+          <w:rStyle w:val="user2"/>
           <w:rFonts w:ascii="monospace" w:hAnsi="monospace"/>
           <w:b w:val="false"/>
           <w:strike w:val="false"/>
@@ -8249,18 +8318,17 @@
     </w:p>
     <w:p>
       <w:pPr>
-        <w:pStyle w:val="Style13"/>
-        <w:pBdr/>
-        <w:bidi w:val="0"/>
-        <w:spacing w:before="0" w:after="0"/>
-        <w:ind w:hanging="0" w:left="0" w:right="0"/>
-        <w:rPr>
-          <w:rFonts w:ascii="Liberation Sans" w:hAnsi="Liberation Sans" w:cs="Liberation Sans"/>
-        </w:rPr>
-      </w:pPr>
-      <w:r>
-        <w:rPr>
-          <w:rStyle w:val="Style7"/>
+        <w:pStyle w:val="user8"/>
+        <w:bidi w:val="0"/>
+        <w:spacing w:before="0" w:after="0"/>
+        <w:ind w:hanging="0" w:left="0" w:right="0"/>
+        <w:rPr>
+          <w:rFonts w:ascii="Liberation Sans" w:hAnsi="Liberation Sans" w:cs="Liberation Sans"/>
+        </w:rPr>
+      </w:pPr>
+      <w:r>
+        <w:rPr>
+          <w:rStyle w:val="user2"/>
           <w:rFonts w:ascii="Liberation Sans" w:hAnsi="Liberation Sans"/>
           <w:strike w:val="false"/>
           <w:dstrike w:val="false"/>
@@ -8271,7 +8339,7 @@
       </w:r>
       <w:r>
         <w:rPr>
-          <w:rStyle w:val="Style7"/>
+          <w:rStyle w:val="user2"/>
           <w:rFonts w:ascii="monospace" w:hAnsi="monospace"/>
           <w:b w:val="false"/>
           <w:strike w:val="false"/>
@@ -8285,8 +8353,7 @@
     </w:p>
     <w:p>
       <w:pPr>
-        <w:pStyle w:val="Style13"/>
-        <w:pBdr/>
+        <w:pStyle w:val="user8"/>
         <w:bidi w:val="0"/>
         <w:spacing w:before="0" w:after="0"/>
         <w:ind w:left="0" w:right="0"/>
@@ -8296,7 +8363,7 @@
       </w:pPr>
       <w:r>
         <w:rPr>
-          <w:rStyle w:val="Style7"/>
+          <w:rStyle w:val="user2"/>
           <w:rFonts w:ascii="Liberation Sans" w:hAnsi="Liberation Sans"/>
           <w:strike w:val="false"/>
           <w:dstrike w:val="false"/>
@@ -8307,7 +8374,7 @@
       </w:r>
       <w:r>
         <w:rPr>
-          <w:rStyle w:val="Style7"/>
+          <w:rStyle w:val="user2"/>
           <w:rFonts w:ascii="monospace" w:hAnsi="monospace"/>
           <w:b w:val="false"/>
           <w:strike w:val="false"/>
@@ -8321,8 +8388,7 @@
     </w:p>
     <w:p>
       <w:pPr>
-        <w:pStyle w:val="Style13"/>
-        <w:pBdr/>
+        <w:pStyle w:val="user8"/>
         <w:bidi w:val="0"/>
         <w:spacing w:before="0" w:after="0"/>
         <w:ind w:left="0" w:right="0"/>
@@ -8338,18 +8404,17 @@
     </w:p>
     <w:p>
       <w:pPr>
-        <w:pStyle w:val="Style13"/>
-        <w:pBdr/>
-        <w:bidi w:val="0"/>
-        <w:spacing w:before="0" w:after="0"/>
-        <w:ind w:hanging="0" w:left="0" w:right="0"/>
-        <w:rPr>
-          <w:rFonts w:ascii="Liberation Sans" w:hAnsi="Liberation Sans" w:cs="Liberation Sans"/>
-        </w:rPr>
-      </w:pPr>
-      <w:r>
-        <w:rPr>
-          <w:rStyle w:val="Style7"/>
+        <w:pStyle w:val="user8"/>
+        <w:bidi w:val="0"/>
+        <w:spacing w:before="0" w:after="0"/>
+        <w:ind w:hanging="0" w:left="0" w:right="0"/>
+        <w:rPr>
+          <w:rFonts w:ascii="Liberation Sans" w:hAnsi="Liberation Sans" w:cs="Liberation Sans"/>
+        </w:rPr>
+      </w:pPr>
+      <w:r>
+        <w:rPr>
+          <w:rStyle w:val="user2"/>
           <w:rFonts w:ascii="Liberation Sans" w:hAnsi="Liberation Sans"/>
           <w:strike w:val="false"/>
           <w:dstrike w:val="false"/>
@@ -8360,7 +8425,7 @@
       </w:r>
       <w:r>
         <w:rPr>
-          <w:rStyle w:val="Style7"/>
+          <w:rStyle w:val="user2"/>
           <w:rFonts w:ascii="monospace" w:hAnsi="monospace"/>
           <w:b w:val="false"/>
           <w:strike w:val="false"/>
@@ -8374,18 +8439,17 @@
     </w:p>
     <w:p>
       <w:pPr>
-        <w:pStyle w:val="Style13"/>
-        <w:pBdr/>
-        <w:bidi w:val="0"/>
-        <w:spacing w:before="0" w:after="0"/>
-        <w:ind w:hanging="0" w:left="0" w:right="0"/>
-        <w:rPr>
-          <w:rFonts w:ascii="Liberation Sans" w:hAnsi="Liberation Sans" w:cs="Liberation Sans"/>
-        </w:rPr>
-      </w:pPr>
-      <w:r>
-        <w:rPr>
-          <w:rStyle w:val="Style7"/>
+        <w:pStyle w:val="user8"/>
+        <w:bidi w:val="0"/>
+        <w:spacing w:before="0" w:after="0"/>
+        <w:ind w:hanging="0" w:left="0" w:right="0"/>
+        <w:rPr>
+          <w:rFonts w:ascii="Liberation Sans" w:hAnsi="Liberation Sans" w:cs="Liberation Sans"/>
+        </w:rPr>
+      </w:pPr>
+      <w:r>
+        <w:rPr>
+          <w:rStyle w:val="user2"/>
           <w:rFonts w:ascii="Liberation Sans" w:hAnsi="Liberation Sans"/>
           <w:strike w:val="false"/>
           <w:dstrike w:val="false"/>
@@ -8396,7 +8460,7 @@
       </w:r>
       <w:r>
         <w:rPr>
-          <w:rStyle w:val="Style7"/>
+          <w:rStyle w:val="user2"/>
           <w:rFonts w:ascii="monospace" w:hAnsi="monospace"/>
           <w:b w:val="false"/>
           <w:strike w:val="false"/>
@@ -8410,18 +8474,17 @@
     </w:p>
     <w:p>
       <w:pPr>
-        <w:pStyle w:val="Style13"/>
-        <w:pBdr/>
-        <w:bidi w:val="0"/>
-        <w:spacing w:before="0" w:after="0"/>
-        <w:ind w:hanging="0" w:left="0" w:right="0"/>
-        <w:rPr>
-          <w:rFonts w:ascii="Liberation Sans" w:hAnsi="Liberation Sans" w:cs="Liberation Sans"/>
-        </w:rPr>
-      </w:pPr>
-      <w:r>
-        <w:rPr>
-          <w:rStyle w:val="Style7"/>
+        <w:pStyle w:val="user8"/>
+        <w:bidi w:val="0"/>
+        <w:spacing w:before="0" w:after="0"/>
+        <w:ind w:hanging="0" w:left="0" w:right="0"/>
+        <w:rPr>
+          <w:rFonts w:ascii="Liberation Sans" w:hAnsi="Liberation Sans" w:cs="Liberation Sans"/>
+        </w:rPr>
+      </w:pPr>
+      <w:r>
+        <w:rPr>
+          <w:rStyle w:val="user2"/>
           <w:rFonts w:ascii="Liberation Sans" w:hAnsi="Liberation Sans"/>
           <w:strike w:val="false"/>
           <w:dstrike w:val="false"/>
@@ -8432,7 +8495,7 @@
       </w:r>
       <w:r>
         <w:rPr>
-          <w:rStyle w:val="Style7"/>
+          <w:rStyle w:val="user2"/>
           <w:rFonts w:ascii="monospace" w:hAnsi="monospace"/>
           <w:b w:val="false"/>
           <w:strike w:val="false"/>
@@ -8446,8 +8509,7 @@
     </w:p>
     <w:p>
       <w:pPr>
-        <w:pStyle w:val="Style13"/>
-        <w:pBdr/>
+        <w:pStyle w:val="user8"/>
         <w:bidi w:val="0"/>
         <w:spacing w:before="0" w:after="0"/>
         <w:ind w:left="0" w:right="0"/>
@@ -8457,7 +8519,7 @@
       </w:pPr>
       <w:r>
         <w:rPr>
-          <w:rStyle w:val="Style7"/>
+          <w:rStyle w:val="user2"/>
           <w:rFonts w:ascii="Liberation Sans" w:hAnsi="Liberation Sans"/>
           <w:strike w:val="false"/>
           <w:dstrike w:val="false"/>
@@ -8468,7 +8530,7 @@
       </w:r>
       <w:r>
         <w:rPr>
-          <w:rStyle w:val="Style7"/>
+          <w:rStyle w:val="user2"/>
           <w:rFonts w:ascii="monospace" w:hAnsi="monospace"/>
           <w:b w:val="false"/>
           <w:strike w:val="false"/>
@@ -8482,8 +8544,7 @@
     </w:p>
     <w:p>
       <w:pPr>
-        <w:pStyle w:val="Style13"/>
-        <w:pBdr/>
+        <w:pStyle w:val="user8"/>
         <w:bidi w:val="0"/>
         <w:spacing w:before="0" w:after="0"/>
         <w:ind w:left="0" w:right="0"/>
@@ -8493,7 +8554,7 @@
       </w:pPr>
       <w:r>
         <w:rPr>
-          <w:rStyle w:val="Style7"/>
+          <w:rStyle w:val="user2"/>
           <w:rFonts w:ascii="monospace" w:hAnsi="monospace"/>
           <w:b w:val="false"/>
           <w:strike w:val="false"/>
@@ -8687,7 +8748,7 @@
       </w:r>
       <w:r>
         <w:rPr>
-          <w:rStyle w:val="Style7"/>
+          <w:rStyle w:val="user2"/>
           <w:rFonts w:ascii="monospace" w:hAnsi="monospace"/>
           <w:b w:val="false"/>
           <w:strike w:val="false"/>
@@ -8713,7 +8774,7 @@
       </w:r>
       <w:r>
         <w:rPr>
-          <w:rStyle w:val="Style7"/>
+          <w:rStyle w:val="user2"/>
           <w:rFonts w:ascii="monospace" w:hAnsi="monospace"/>
           <w:b w:val="false"/>
           <w:strike w:val="false"/>
@@ -8739,7 +8800,7 @@
       </w:r>
       <w:r>
         <w:rPr>
-          <w:rStyle w:val="Style7"/>
+          <w:rStyle w:val="user2"/>
           <w:rFonts w:ascii="monospace" w:hAnsi="monospace"/>
           <w:b w:val="false"/>
           <w:strike w:val="false"/>
@@ -8822,18 +8883,17 @@
     </w:p>
     <w:p>
       <w:pPr>
-        <w:pStyle w:val="Style13"/>
-        <w:pBdr/>
-        <w:bidi w:val="0"/>
-        <w:spacing w:before="0" w:after="0"/>
-        <w:ind w:hanging="0" w:left="0" w:right="0"/>
-        <w:rPr>
-          <w:rFonts w:ascii="Liberation Sans" w:hAnsi="Liberation Sans" w:cs="Liberation Sans"/>
-        </w:rPr>
-      </w:pPr>
-      <w:r>
-        <w:rPr>
-          <w:rStyle w:val="Style7"/>
+        <w:pStyle w:val="user8"/>
+        <w:bidi w:val="0"/>
+        <w:spacing w:before="0" w:after="0"/>
+        <w:ind w:hanging="0" w:left="0" w:right="0"/>
+        <w:rPr>
+          <w:rFonts w:ascii="Liberation Sans" w:hAnsi="Liberation Sans" w:cs="Liberation Sans"/>
+        </w:rPr>
+      </w:pPr>
+      <w:r>
+        <w:rPr>
+          <w:rStyle w:val="user2"/>
           <w:rFonts w:ascii="monospace" w:hAnsi="monospace"/>
           <w:b w:val="false"/>
           <w:strike w:val="false"/>
@@ -8847,8 +8907,7 @@
     </w:p>
     <w:p>
       <w:pPr>
-        <w:pStyle w:val="Style13"/>
-        <w:pBdr/>
+        <w:pStyle w:val="user8"/>
         <w:bidi w:val="0"/>
         <w:spacing w:before="0" w:after="0"/>
         <w:ind w:left="0" w:right="0"/>
@@ -8864,18 +8923,17 @@
     </w:p>
     <w:p>
       <w:pPr>
-        <w:pStyle w:val="Style13"/>
-        <w:pBdr/>
-        <w:bidi w:val="0"/>
-        <w:spacing w:before="0" w:after="0"/>
-        <w:ind w:hanging="0" w:left="0" w:right="0"/>
-        <w:rPr>
-          <w:rFonts w:ascii="Liberation Sans" w:hAnsi="Liberation Sans" w:cs="Liberation Sans"/>
-        </w:rPr>
-      </w:pPr>
-      <w:r>
-        <w:rPr>
-          <w:rStyle w:val="Style7"/>
+        <w:pStyle w:val="user8"/>
+        <w:bidi w:val="0"/>
+        <w:spacing w:before="0" w:after="0"/>
+        <w:ind w:hanging="0" w:left="0" w:right="0"/>
+        <w:rPr>
+          <w:rFonts w:ascii="Liberation Sans" w:hAnsi="Liberation Sans" w:cs="Liberation Sans"/>
+        </w:rPr>
+      </w:pPr>
+      <w:r>
+        <w:rPr>
+          <w:rStyle w:val="user2"/>
           <w:rFonts w:ascii="monospace" w:hAnsi="monospace"/>
           <w:b w:val="false"/>
           <w:strike w:val="false"/>
@@ -8889,18 +8947,17 @@
     </w:p>
     <w:p>
       <w:pPr>
-        <w:pStyle w:val="Style13"/>
-        <w:pBdr/>
-        <w:bidi w:val="0"/>
-        <w:spacing w:before="0" w:after="0"/>
-        <w:ind w:hanging="0" w:left="0" w:right="0"/>
-        <w:rPr>
-          <w:rFonts w:ascii="Liberation Sans" w:hAnsi="Liberation Sans" w:cs="Liberation Sans"/>
-        </w:rPr>
-      </w:pPr>
-      <w:r>
-        <w:rPr>
-          <w:rStyle w:val="Style7"/>
+        <w:pStyle w:val="user8"/>
+        <w:bidi w:val="0"/>
+        <w:spacing w:before="0" w:after="0"/>
+        <w:ind w:hanging="0" w:left="0" w:right="0"/>
+        <w:rPr>
+          <w:rFonts w:ascii="Liberation Sans" w:hAnsi="Liberation Sans" w:cs="Liberation Sans"/>
+        </w:rPr>
+      </w:pPr>
+      <w:r>
+        <w:rPr>
+          <w:rStyle w:val="user2"/>
           <w:rFonts w:ascii="monospace" w:hAnsi="monospace"/>
           <w:b w:val="false"/>
           <w:strike w:val="false"/>
@@ -8914,18 +8971,17 @@
     </w:p>
     <w:p>
       <w:pPr>
-        <w:pStyle w:val="Style13"/>
-        <w:pBdr/>
-        <w:bidi w:val="0"/>
-        <w:spacing w:before="0" w:after="0"/>
-        <w:ind w:hanging="0" w:left="0" w:right="0"/>
-        <w:rPr>
-          <w:rFonts w:ascii="Liberation Sans" w:hAnsi="Liberation Sans" w:cs="Liberation Sans"/>
-        </w:rPr>
-      </w:pPr>
-      <w:r>
-        <w:rPr>
-          <w:rStyle w:val="Style7"/>
+        <w:pStyle w:val="user8"/>
+        <w:bidi w:val="0"/>
+        <w:spacing w:before="0" w:after="0"/>
+        <w:ind w:hanging="0" w:left="0" w:right="0"/>
+        <w:rPr>
+          <w:rFonts w:ascii="Liberation Sans" w:hAnsi="Liberation Sans" w:cs="Liberation Sans"/>
+        </w:rPr>
+      </w:pPr>
+      <w:r>
+        <w:rPr>
+          <w:rStyle w:val="user2"/>
           <w:rFonts w:ascii="monospace" w:hAnsi="monospace"/>
           <w:b w:val="false"/>
           <w:strike w:val="false"/>
@@ -8939,18 +8995,17 @@
     </w:p>
     <w:p>
       <w:pPr>
-        <w:pStyle w:val="Style13"/>
-        <w:pBdr/>
-        <w:bidi w:val="0"/>
-        <w:spacing w:before="0" w:after="0"/>
-        <w:ind w:hanging="0" w:left="0" w:right="0"/>
-        <w:rPr>
-          <w:rFonts w:ascii="Liberation Sans" w:hAnsi="Liberation Sans" w:cs="Liberation Sans"/>
-        </w:rPr>
-      </w:pPr>
-      <w:r>
-        <w:rPr>
-          <w:rStyle w:val="Style7"/>
+        <w:pStyle w:val="user8"/>
+        <w:bidi w:val="0"/>
+        <w:spacing w:before="0" w:after="0"/>
+        <w:ind w:hanging="0" w:left="0" w:right="0"/>
+        <w:rPr>
+          <w:rFonts w:ascii="Liberation Sans" w:hAnsi="Liberation Sans" w:cs="Liberation Sans"/>
+        </w:rPr>
+      </w:pPr>
+      <w:r>
+        <w:rPr>
+          <w:rStyle w:val="user2"/>
           <w:rFonts w:ascii="monospace" w:hAnsi="monospace"/>
           <w:b w:val="false"/>
           <w:strike w:val="false"/>
@@ -8964,18 +9019,17 @@
     </w:p>
     <w:p>
       <w:pPr>
-        <w:pStyle w:val="Style13"/>
-        <w:pBdr/>
-        <w:bidi w:val="0"/>
-        <w:spacing w:before="0" w:after="0"/>
-        <w:ind w:hanging="0" w:left="0" w:right="0"/>
-        <w:rPr>
-          <w:rFonts w:ascii="Liberation Sans" w:hAnsi="Liberation Sans" w:cs="Liberation Sans"/>
-        </w:rPr>
-      </w:pPr>
-      <w:r>
-        <w:rPr>
-          <w:rStyle w:val="Style7"/>
+        <w:pStyle w:val="user8"/>
+        <w:bidi w:val="0"/>
+        <w:spacing w:before="0" w:after="0"/>
+        <w:ind w:hanging="0" w:left="0" w:right="0"/>
+        <w:rPr>
+          <w:rFonts w:ascii="Liberation Sans" w:hAnsi="Liberation Sans" w:cs="Liberation Sans"/>
+        </w:rPr>
+      </w:pPr>
+      <w:r>
+        <w:rPr>
+          <w:rStyle w:val="user2"/>
           <w:rFonts w:ascii="monospace" w:hAnsi="monospace"/>
           <w:b w:val="false"/>
           <w:strike w:val="false"/>
@@ -8989,18 +9043,17 @@
     </w:p>
     <w:p>
       <w:pPr>
-        <w:pStyle w:val="Style13"/>
-        <w:pBdr/>
-        <w:bidi w:val="0"/>
-        <w:spacing w:before="0" w:after="0"/>
-        <w:ind w:hanging="0" w:left="0" w:right="0"/>
-        <w:rPr>
-          <w:rFonts w:ascii="Liberation Sans" w:hAnsi="Liberation Sans" w:cs="Liberation Sans"/>
-        </w:rPr>
-      </w:pPr>
-      <w:r>
-        <w:rPr>
-          <w:rStyle w:val="Style7"/>
+        <w:pStyle w:val="user8"/>
+        <w:bidi w:val="0"/>
+        <w:spacing w:before="0" w:after="0"/>
+        <w:ind w:hanging="0" w:left="0" w:right="0"/>
+        <w:rPr>
+          <w:rFonts w:ascii="Liberation Sans" w:hAnsi="Liberation Sans" w:cs="Liberation Sans"/>
+        </w:rPr>
+      </w:pPr>
+      <w:r>
+        <w:rPr>
+          <w:rStyle w:val="user2"/>
           <w:rFonts w:ascii="monospace" w:hAnsi="monospace"/>
           <w:b w:val="false"/>
           <w:strike w:val="false"/>
@@ -9014,8 +9067,7 @@
     </w:p>
     <w:p>
       <w:pPr>
-        <w:pStyle w:val="Style13"/>
-        <w:pBdr/>
+        <w:pStyle w:val="user8"/>
         <w:bidi w:val="0"/>
         <w:spacing w:before="0" w:after="0"/>
         <w:ind w:left="0" w:right="0"/>
@@ -9031,18 +9083,17 @@
     </w:p>
     <w:p>
       <w:pPr>
-        <w:pStyle w:val="Style13"/>
-        <w:pBdr/>
-        <w:bidi w:val="0"/>
-        <w:spacing w:before="0" w:after="0"/>
-        <w:ind w:hanging="0" w:left="0" w:right="0"/>
-        <w:rPr>
-          <w:rFonts w:ascii="Liberation Sans" w:hAnsi="Liberation Sans" w:cs="Liberation Sans"/>
-        </w:rPr>
-      </w:pPr>
-      <w:r>
-        <w:rPr>
-          <w:rStyle w:val="Style7"/>
+        <w:pStyle w:val="user8"/>
+        <w:bidi w:val="0"/>
+        <w:spacing w:before="0" w:after="0"/>
+        <w:ind w:hanging="0" w:left="0" w:right="0"/>
+        <w:rPr>
+          <w:rFonts w:ascii="Liberation Sans" w:hAnsi="Liberation Sans" w:cs="Liberation Sans"/>
+        </w:rPr>
+      </w:pPr>
+      <w:r>
+        <w:rPr>
+          <w:rStyle w:val="user2"/>
           <w:rFonts w:ascii="monospace" w:hAnsi="monospace"/>
           <w:b w:val="false"/>
           <w:strike w:val="false"/>
@@ -9056,18 +9107,17 @@
     </w:p>
     <w:p>
       <w:pPr>
-        <w:pStyle w:val="Style13"/>
-        <w:pBdr/>
-        <w:bidi w:val="0"/>
-        <w:spacing w:before="0" w:after="0"/>
-        <w:ind w:hanging="0" w:left="0" w:right="0"/>
-        <w:rPr>
-          <w:rFonts w:ascii="Liberation Sans" w:hAnsi="Liberation Sans" w:cs="Liberation Sans"/>
-        </w:rPr>
-      </w:pPr>
-      <w:r>
-        <w:rPr>
-          <w:rStyle w:val="Style7"/>
+        <w:pStyle w:val="user8"/>
+        <w:bidi w:val="0"/>
+        <w:spacing w:before="0" w:after="0"/>
+        <w:ind w:hanging="0" w:left="0" w:right="0"/>
+        <w:rPr>
+          <w:rFonts w:ascii="Liberation Sans" w:hAnsi="Liberation Sans" w:cs="Liberation Sans"/>
+        </w:rPr>
+      </w:pPr>
+      <w:r>
+        <w:rPr>
+          <w:rStyle w:val="user2"/>
           <w:rFonts w:ascii="monospace" w:hAnsi="monospace"/>
           <w:b w:val="false"/>
           <w:strike w:val="false"/>
@@ -9081,18 +9131,17 @@
     </w:p>
     <w:p>
       <w:pPr>
-        <w:pStyle w:val="Style13"/>
-        <w:pBdr/>
-        <w:bidi w:val="0"/>
-        <w:spacing w:before="0" w:after="0"/>
-        <w:ind w:hanging="0" w:left="0" w:right="0"/>
-        <w:rPr>
-          <w:rFonts w:ascii="Liberation Sans" w:hAnsi="Liberation Sans" w:cs="Liberation Sans"/>
-        </w:rPr>
-      </w:pPr>
-      <w:r>
-        <w:rPr>
-          <w:rStyle w:val="Style7"/>
+        <w:pStyle w:val="user8"/>
+        <w:bidi w:val="0"/>
+        <w:spacing w:before="0" w:after="0"/>
+        <w:ind w:hanging="0" w:left="0" w:right="0"/>
+        <w:rPr>
+          <w:rFonts w:ascii="Liberation Sans" w:hAnsi="Liberation Sans" w:cs="Liberation Sans"/>
+        </w:rPr>
+      </w:pPr>
+      <w:r>
+        <w:rPr>
+          <w:rStyle w:val="user2"/>
           <w:rFonts w:ascii="monospace" w:hAnsi="monospace"/>
           <w:b w:val="false"/>
           <w:strike w:val="false"/>
@@ -9106,8 +9155,7 @@
     </w:p>
     <w:p>
       <w:pPr>
-        <w:pStyle w:val="Style13"/>
-        <w:pBdr/>
+        <w:pStyle w:val="user8"/>
         <w:bidi w:val="0"/>
         <w:spacing w:before="0" w:after="0"/>
         <w:ind w:left="0" w:right="0"/>
@@ -9123,18 +9171,17 @@
     </w:p>
     <w:p>
       <w:pPr>
-        <w:pStyle w:val="Style13"/>
-        <w:pBdr/>
-        <w:bidi w:val="0"/>
-        <w:spacing w:before="0" w:after="0"/>
-        <w:ind w:hanging="0" w:left="0" w:right="0"/>
-        <w:rPr>
-          <w:rFonts w:ascii="Liberation Sans" w:hAnsi="Liberation Sans" w:cs="Liberation Sans"/>
-        </w:rPr>
-      </w:pPr>
-      <w:r>
-        <w:rPr>
-          <w:rStyle w:val="Style7"/>
+        <w:pStyle w:val="user8"/>
+        <w:bidi w:val="0"/>
+        <w:spacing w:before="0" w:after="0"/>
+        <w:ind w:hanging="0" w:left="0" w:right="0"/>
+        <w:rPr>
+          <w:rFonts w:ascii="Liberation Sans" w:hAnsi="Liberation Sans" w:cs="Liberation Sans"/>
+        </w:rPr>
+      </w:pPr>
+      <w:r>
+        <w:rPr>
+          <w:rStyle w:val="user2"/>
           <w:rFonts w:ascii="Liberation Sans" w:hAnsi="Liberation Sans"/>
           <w:strike w:val="false"/>
           <w:dstrike w:val="false"/>
@@ -9145,7 +9192,7 @@
       </w:r>
       <w:r>
         <w:rPr>
-          <w:rStyle w:val="Style7"/>
+          <w:rStyle w:val="user2"/>
           <w:rFonts w:ascii="monospace" w:hAnsi="monospace"/>
           <w:b w:val="false"/>
           <w:strike w:val="false"/>
@@ -9159,8 +9206,7 @@
     </w:p>
     <w:p>
       <w:pPr>
-        <w:pStyle w:val="Style13"/>
-        <w:pBdr/>
+        <w:pStyle w:val="user8"/>
         <w:bidi w:val="0"/>
         <w:spacing w:before="0" w:after="0"/>
         <w:ind w:left="0" w:right="0"/>
@@ -9176,18 +9222,17 @@
     </w:p>
     <w:p>
       <w:pPr>
-        <w:pStyle w:val="Style13"/>
-        <w:pBdr/>
-        <w:bidi w:val="0"/>
-        <w:spacing w:before="0" w:after="0"/>
-        <w:ind w:hanging="0" w:left="0" w:right="0"/>
-        <w:rPr>
-          <w:rFonts w:ascii="Liberation Sans" w:hAnsi="Liberation Sans" w:cs="Liberation Sans"/>
-        </w:rPr>
-      </w:pPr>
-      <w:r>
-        <w:rPr>
-          <w:rStyle w:val="Style7"/>
+        <w:pStyle w:val="user8"/>
+        <w:bidi w:val="0"/>
+        <w:spacing w:before="0" w:after="0"/>
+        <w:ind w:hanging="0" w:left="0" w:right="0"/>
+        <w:rPr>
+          <w:rFonts w:ascii="Liberation Sans" w:hAnsi="Liberation Sans" w:cs="Liberation Sans"/>
+        </w:rPr>
+      </w:pPr>
+      <w:r>
+        <w:rPr>
+          <w:rStyle w:val="user2"/>
           <w:rFonts w:ascii="Liberation Sans" w:hAnsi="Liberation Sans"/>
           <w:strike w:val="false"/>
           <w:dstrike w:val="false"/>
@@ -9198,7 +9243,7 @@
       </w:r>
       <w:r>
         <w:rPr>
-          <w:rStyle w:val="Style7"/>
+          <w:rStyle w:val="user2"/>
           <w:rFonts w:ascii="monospace" w:hAnsi="monospace"/>
           <w:b w:val="false"/>
           <w:strike w:val="false"/>
@@ -9212,18 +9257,17 @@
     </w:p>
     <w:p>
       <w:pPr>
-        <w:pStyle w:val="Style13"/>
-        <w:pBdr/>
-        <w:bidi w:val="0"/>
-        <w:spacing w:before="0" w:after="0"/>
-        <w:ind w:hanging="0" w:left="0" w:right="0"/>
-        <w:rPr>
-          <w:rFonts w:ascii="Liberation Sans" w:hAnsi="Liberation Sans" w:cs="Liberation Sans"/>
-        </w:rPr>
-      </w:pPr>
-      <w:r>
-        <w:rPr>
-          <w:rStyle w:val="Style7"/>
+        <w:pStyle w:val="user8"/>
+        <w:bidi w:val="0"/>
+        <w:spacing w:before="0" w:after="0"/>
+        <w:ind w:hanging="0" w:left="0" w:right="0"/>
+        <w:rPr>
+          <w:rFonts w:ascii="Liberation Sans" w:hAnsi="Liberation Sans" w:cs="Liberation Sans"/>
+        </w:rPr>
+      </w:pPr>
+      <w:r>
+        <w:rPr>
+          <w:rStyle w:val="user2"/>
           <w:rFonts w:ascii="Liberation Sans" w:hAnsi="Liberation Sans"/>
           <w:strike w:val="false"/>
           <w:dstrike w:val="false"/>
@@ -9234,7 +9278,7 @@
       </w:r>
       <w:r>
         <w:rPr>
-          <w:rStyle w:val="Style7"/>
+          <w:rStyle w:val="user2"/>
           <w:rFonts w:ascii="monospace" w:hAnsi="monospace"/>
           <w:b w:val="false"/>
           <w:strike w:val="false"/>
@@ -9248,18 +9292,17 @@
     </w:p>
     <w:p>
       <w:pPr>
-        <w:pStyle w:val="Style13"/>
-        <w:pBdr/>
-        <w:bidi w:val="0"/>
-        <w:spacing w:before="0" w:after="0"/>
-        <w:ind w:hanging="0" w:left="0" w:right="0"/>
-        <w:rPr>
-          <w:rFonts w:ascii="Liberation Sans" w:hAnsi="Liberation Sans" w:cs="Liberation Sans"/>
-        </w:rPr>
-      </w:pPr>
-      <w:r>
-        <w:rPr>
-          <w:rStyle w:val="Style7"/>
+        <w:pStyle w:val="user8"/>
+        <w:bidi w:val="0"/>
+        <w:spacing w:before="0" w:after="0"/>
+        <w:ind w:hanging="0" w:left="0" w:right="0"/>
+        <w:rPr>
+          <w:rFonts w:ascii="Liberation Sans" w:hAnsi="Liberation Sans" w:cs="Liberation Sans"/>
+        </w:rPr>
+      </w:pPr>
+      <w:r>
+        <w:rPr>
+          <w:rStyle w:val="user2"/>
           <w:rFonts w:ascii="Liberation Sans" w:hAnsi="Liberation Sans"/>
           <w:strike w:val="false"/>
           <w:dstrike w:val="false"/>
@@ -9270,7 +9313,7 @@
       </w:r>
       <w:r>
         <w:rPr>
-          <w:rStyle w:val="Style7"/>
+          <w:rStyle w:val="user2"/>
           <w:rFonts w:ascii="monospace" w:hAnsi="monospace"/>
           <w:b w:val="false"/>
           <w:strike w:val="false"/>
@@ -9284,8 +9327,7 @@
     </w:p>
     <w:p>
       <w:pPr>
-        <w:pStyle w:val="Style13"/>
-        <w:pBdr/>
+        <w:pStyle w:val="user8"/>
         <w:bidi w:val="0"/>
         <w:spacing w:before="0" w:after="0"/>
         <w:ind w:left="0" w:right="0"/>
@@ -9295,7 +9337,7 @@
       </w:pPr>
       <w:r>
         <w:rPr>
-          <w:rStyle w:val="Style7"/>
+          <w:rStyle w:val="user2"/>
           <w:rFonts w:ascii="Liberation Sans" w:hAnsi="Liberation Sans"/>
           <w:strike w:val="false"/>
           <w:dstrike w:val="false"/>
@@ -9306,7 +9348,7 @@
       </w:r>
       <w:r>
         <w:rPr>
-          <w:rStyle w:val="Style7"/>
+          <w:rStyle w:val="user2"/>
           <w:rFonts w:ascii="monospace" w:hAnsi="monospace"/>
           <w:b w:val="false"/>
           <w:strike w:val="false"/>
@@ -9320,8 +9362,7 @@
     </w:p>
     <w:p>
       <w:pPr>
-        <w:pStyle w:val="Style13"/>
-        <w:pBdr/>
+        <w:pStyle w:val="user8"/>
         <w:bidi w:val="0"/>
         <w:spacing w:before="0" w:after="0"/>
         <w:ind w:left="0" w:right="0"/>
@@ -9337,18 +9378,17 @@
     </w:p>
     <w:p>
       <w:pPr>
-        <w:pStyle w:val="Style13"/>
-        <w:pBdr/>
-        <w:bidi w:val="0"/>
-        <w:spacing w:before="0" w:after="0"/>
-        <w:ind w:hanging="0" w:left="0" w:right="0"/>
-        <w:rPr>
-          <w:rFonts w:ascii="Liberation Sans" w:hAnsi="Liberation Sans" w:cs="Liberation Sans"/>
-        </w:rPr>
-      </w:pPr>
-      <w:r>
-        <w:rPr>
-          <w:rStyle w:val="Style7"/>
+        <w:pStyle w:val="user8"/>
+        <w:bidi w:val="0"/>
+        <w:spacing w:before="0" w:after="0"/>
+        <w:ind w:hanging="0" w:left="0" w:right="0"/>
+        <w:rPr>
+          <w:rFonts w:ascii="Liberation Sans" w:hAnsi="Liberation Sans" w:cs="Liberation Sans"/>
+        </w:rPr>
+      </w:pPr>
+      <w:r>
+        <w:rPr>
+          <w:rStyle w:val="user2"/>
           <w:rFonts w:ascii="Liberation Sans" w:hAnsi="Liberation Sans"/>
           <w:strike w:val="false"/>
           <w:dstrike w:val="false"/>
@@ -9359,7 +9399,7 @@
       </w:r>
       <w:r>
         <w:rPr>
-          <w:rStyle w:val="Style7"/>
+          <w:rStyle w:val="user2"/>
           <w:rFonts w:ascii="monospace" w:hAnsi="monospace"/>
           <w:b w:val="false"/>
           <w:strike w:val="false"/>
@@ -9373,18 +9413,17 @@
     </w:p>
     <w:p>
       <w:pPr>
-        <w:pStyle w:val="Style13"/>
-        <w:pBdr/>
-        <w:bidi w:val="0"/>
-        <w:spacing w:before="0" w:after="0"/>
-        <w:ind w:hanging="0" w:left="0" w:right="0"/>
-        <w:rPr>
-          <w:rFonts w:ascii="Liberation Sans" w:hAnsi="Liberation Sans" w:cs="Liberation Sans"/>
-        </w:rPr>
-      </w:pPr>
-      <w:r>
-        <w:rPr>
-          <w:rStyle w:val="Style7"/>
+        <w:pStyle w:val="user8"/>
+        <w:bidi w:val="0"/>
+        <w:spacing w:before="0" w:after="0"/>
+        <w:ind w:hanging="0" w:left="0" w:right="0"/>
+        <w:rPr>
+          <w:rFonts w:ascii="Liberation Sans" w:hAnsi="Liberation Sans" w:cs="Liberation Sans"/>
+        </w:rPr>
+      </w:pPr>
+      <w:r>
+        <w:rPr>
+          <w:rStyle w:val="user2"/>
           <w:rFonts w:ascii="Liberation Sans" w:hAnsi="Liberation Sans"/>
           <w:strike w:val="false"/>
           <w:dstrike w:val="false"/>
@@ -9395,7 +9434,7 @@
       </w:r>
       <w:r>
         <w:rPr>
-          <w:rStyle w:val="Style7"/>
+          <w:rStyle w:val="user2"/>
           <w:rFonts w:ascii="monospace" w:hAnsi="monospace"/>
           <w:b w:val="false"/>
           <w:strike w:val="false"/>
@@ -9409,18 +9448,17 @@
     </w:p>
     <w:p>
       <w:pPr>
-        <w:pStyle w:val="Style13"/>
-        <w:pBdr/>
-        <w:bidi w:val="0"/>
-        <w:spacing w:before="0" w:after="0"/>
-        <w:ind w:hanging="0" w:left="0" w:right="0"/>
-        <w:rPr>
-          <w:rFonts w:ascii="Liberation Sans" w:hAnsi="Liberation Sans" w:cs="Liberation Sans"/>
-        </w:rPr>
-      </w:pPr>
-      <w:r>
-        <w:rPr>
-          <w:rStyle w:val="Style7"/>
+        <w:pStyle w:val="user8"/>
+        <w:bidi w:val="0"/>
+        <w:spacing w:before="0" w:after="0"/>
+        <w:ind w:hanging="0" w:left="0" w:right="0"/>
+        <w:rPr>
+          <w:rFonts w:ascii="Liberation Sans" w:hAnsi="Liberation Sans" w:cs="Liberation Sans"/>
+        </w:rPr>
+      </w:pPr>
+      <w:r>
+        <w:rPr>
+          <w:rStyle w:val="user2"/>
           <w:rFonts w:ascii="Liberation Sans" w:hAnsi="Liberation Sans"/>
           <w:strike w:val="false"/>
           <w:dstrike w:val="false"/>
@@ -9431,7 +9469,7 @@
       </w:r>
       <w:r>
         <w:rPr>
-          <w:rStyle w:val="Style7"/>
+          <w:rStyle w:val="user2"/>
           <w:rFonts w:ascii="monospace" w:hAnsi="monospace"/>
           <w:b w:val="false"/>
           <w:strike w:val="false"/>
@@ -9445,18 +9483,17 @@
     </w:p>
     <w:p>
       <w:pPr>
-        <w:pStyle w:val="Style13"/>
-        <w:pBdr/>
-        <w:bidi w:val="0"/>
-        <w:spacing w:before="0" w:after="0"/>
-        <w:ind w:hanging="0" w:left="0" w:right="0"/>
-        <w:rPr>
-          <w:rFonts w:ascii="Liberation Sans" w:hAnsi="Liberation Sans" w:cs="Liberation Sans"/>
-        </w:rPr>
-      </w:pPr>
-      <w:r>
-        <w:rPr>
-          <w:rStyle w:val="Style7"/>
+        <w:pStyle w:val="user8"/>
+        <w:bidi w:val="0"/>
+        <w:spacing w:before="0" w:after="0"/>
+        <w:ind w:hanging="0" w:left="0" w:right="0"/>
+        <w:rPr>
+          <w:rFonts w:ascii="Liberation Sans" w:hAnsi="Liberation Sans" w:cs="Liberation Sans"/>
+        </w:rPr>
+      </w:pPr>
+      <w:r>
+        <w:rPr>
+          <w:rStyle w:val="user2"/>
           <w:rFonts w:ascii="Liberation Sans" w:hAnsi="Liberation Sans"/>
           <w:strike w:val="false"/>
           <w:dstrike w:val="false"/>
@@ -9467,7 +9504,7 @@
       </w:r>
       <w:r>
         <w:rPr>
-          <w:rStyle w:val="Style7"/>
+          <w:rStyle w:val="user2"/>
           <w:rFonts w:ascii="monospace" w:hAnsi="monospace"/>
           <w:b w:val="false"/>
           <w:strike w:val="false"/>
@@ -9481,18 +9518,17 @@
     </w:p>
     <w:p>
       <w:pPr>
-        <w:pStyle w:val="Style13"/>
-        <w:pBdr/>
-        <w:bidi w:val="0"/>
-        <w:spacing w:before="0" w:after="0"/>
-        <w:ind w:hanging="0" w:left="0" w:right="0"/>
-        <w:rPr>
-          <w:rFonts w:ascii="Liberation Sans" w:hAnsi="Liberation Sans" w:cs="Liberation Sans"/>
-        </w:rPr>
-      </w:pPr>
-      <w:r>
-        <w:rPr>
-          <w:rStyle w:val="Style7"/>
+        <w:pStyle w:val="user8"/>
+        <w:bidi w:val="0"/>
+        <w:spacing w:before="0" w:after="0"/>
+        <w:ind w:hanging="0" w:left="0" w:right="0"/>
+        <w:rPr>
+          <w:rFonts w:ascii="Liberation Sans" w:hAnsi="Liberation Sans" w:cs="Liberation Sans"/>
+        </w:rPr>
+      </w:pPr>
+      <w:r>
+        <w:rPr>
+          <w:rStyle w:val="user2"/>
           <w:rFonts w:ascii="Liberation Sans" w:hAnsi="Liberation Sans"/>
           <w:strike w:val="false"/>
           <w:dstrike w:val="false"/>
@@ -9503,7 +9539,7 @@
       </w:r>
       <w:r>
         <w:rPr>
-          <w:rStyle w:val="Style7"/>
+          <w:rStyle w:val="user2"/>
           <w:rFonts w:ascii="monospace" w:hAnsi="monospace"/>
           <w:b w:val="false"/>
           <w:strike w:val="false"/>
@@ -9517,8 +9553,7 @@
     </w:p>
     <w:p>
       <w:pPr>
-        <w:pStyle w:val="Style13"/>
-        <w:pBdr/>
+        <w:pStyle w:val="user8"/>
         <w:bidi w:val="0"/>
         <w:spacing w:before="0" w:after="0"/>
         <w:ind w:left="0" w:right="0"/>
@@ -9528,7 +9563,7 @@
       </w:pPr>
       <w:r>
         <w:rPr>
-          <w:rStyle w:val="Style7"/>
+          <w:rStyle w:val="user2"/>
           <w:rFonts w:ascii="Liberation Sans" w:hAnsi="Liberation Sans"/>
           <w:strike w:val="false"/>
           <w:dstrike w:val="false"/>
@@ -9539,7 +9574,7 @@
       </w:r>
       <w:r>
         <w:rPr>
-          <w:rStyle w:val="Style7"/>
+          <w:rStyle w:val="user2"/>
           <w:rFonts w:ascii="monospace" w:hAnsi="monospace"/>
           <w:b w:val="false"/>
           <w:strike w:val="false"/>
@@ -9553,8 +9588,7 @@
     </w:p>
     <w:p>
       <w:pPr>
-        <w:pStyle w:val="Style13"/>
-        <w:pBdr/>
+        <w:pStyle w:val="user8"/>
         <w:bidi w:val="0"/>
         <w:spacing w:before="0" w:after="0"/>
         <w:ind w:left="0" w:right="0"/>
@@ -9570,18 +9604,17 @@
     </w:p>
     <w:p>
       <w:pPr>
-        <w:pStyle w:val="Style13"/>
-        <w:pBdr/>
-        <w:bidi w:val="0"/>
-        <w:spacing w:before="0" w:after="0"/>
-        <w:ind w:hanging="0" w:left="0" w:right="0"/>
-        <w:rPr>
-          <w:rFonts w:ascii="Liberation Sans" w:hAnsi="Liberation Sans" w:cs="Liberation Sans"/>
-        </w:rPr>
-      </w:pPr>
-      <w:r>
-        <w:rPr>
-          <w:rStyle w:val="Style7"/>
+        <w:pStyle w:val="user8"/>
+        <w:bidi w:val="0"/>
+        <w:spacing w:before="0" w:after="0"/>
+        <w:ind w:hanging="0" w:left="0" w:right="0"/>
+        <w:rPr>
+          <w:rFonts w:ascii="Liberation Sans" w:hAnsi="Liberation Sans" w:cs="Liberation Sans"/>
+        </w:rPr>
+      </w:pPr>
+      <w:r>
+        <w:rPr>
+          <w:rStyle w:val="user2"/>
           <w:rFonts w:ascii="Liberation Sans" w:hAnsi="Liberation Sans"/>
           <w:strike w:val="false"/>
           <w:dstrike w:val="false"/>
@@ -9592,7 +9625,7 @@
       </w:r>
       <w:r>
         <w:rPr>
-          <w:rStyle w:val="Style7"/>
+          <w:rStyle w:val="user2"/>
           <w:rFonts w:ascii="monospace" w:hAnsi="monospace"/>
           <w:b w:val="false"/>
           <w:strike w:val="false"/>
@@ -9606,18 +9639,17 @@
     </w:p>
     <w:p>
       <w:pPr>
-        <w:pStyle w:val="Style13"/>
-        <w:pBdr/>
-        <w:bidi w:val="0"/>
-        <w:spacing w:before="0" w:after="0"/>
-        <w:ind w:hanging="0" w:left="0" w:right="0"/>
-        <w:rPr>
-          <w:rFonts w:ascii="Liberation Sans" w:hAnsi="Liberation Sans" w:cs="Liberation Sans"/>
-        </w:rPr>
-      </w:pPr>
-      <w:r>
-        <w:rPr>
-          <w:rStyle w:val="Style7"/>
+        <w:pStyle w:val="user8"/>
+        <w:bidi w:val="0"/>
+        <w:spacing w:before="0" w:after="0"/>
+        <w:ind w:hanging="0" w:left="0" w:right="0"/>
+        <w:rPr>
+          <w:rFonts w:ascii="Liberation Sans" w:hAnsi="Liberation Sans" w:cs="Liberation Sans"/>
+        </w:rPr>
+      </w:pPr>
+      <w:r>
+        <w:rPr>
+          <w:rStyle w:val="user2"/>
           <w:rFonts w:ascii="Liberation Sans" w:hAnsi="Liberation Sans"/>
           <w:strike w:val="false"/>
           <w:dstrike w:val="false"/>
@@ -9628,7 +9660,7 @@
       </w:r>
       <w:r>
         <w:rPr>
-          <w:rStyle w:val="Style7"/>
+          <w:rStyle w:val="user2"/>
           <w:rFonts w:ascii="monospace" w:hAnsi="monospace"/>
           <w:b w:val="false"/>
           <w:strike w:val="false"/>
@@ -9642,18 +9674,17 @@
     </w:p>
     <w:p>
       <w:pPr>
-        <w:pStyle w:val="Style13"/>
-        <w:pBdr/>
-        <w:bidi w:val="0"/>
-        <w:spacing w:before="0" w:after="0"/>
-        <w:ind w:hanging="0" w:left="0" w:right="0"/>
-        <w:rPr>
-          <w:rFonts w:ascii="Liberation Sans" w:hAnsi="Liberation Sans" w:cs="Liberation Sans"/>
-        </w:rPr>
-      </w:pPr>
-      <w:r>
-        <w:rPr>
-          <w:rStyle w:val="Style7"/>
+        <w:pStyle w:val="user8"/>
+        <w:bidi w:val="0"/>
+        <w:spacing w:before="0" w:after="0"/>
+        <w:ind w:hanging="0" w:left="0" w:right="0"/>
+        <w:rPr>
+          <w:rFonts w:ascii="Liberation Sans" w:hAnsi="Liberation Sans" w:cs="Liberation Sans"/>
+        </w:rPr>
+      </w:pPr>
+      <w:r>
+        <w:rPr>
+          <w:rStyle w:val="user2"/>
           <w:rFonts w:ascii="Liberation Sans" w:hAnsi="Liberation Sans"/>
           <w:strike w:val="false"/>
           <w:dstrike w:val="false"/>
@@ -9664,7 +9695,7 @@
       </w:r>
       <w:r>
         <w:rPr>
-          <w:rStyle w:val="Style7"/>
+          <w:rStyle w:val="user2"/>
           <w:rFonts w:ascii="monospace" w:hAnsi="monospace"/>
           <w:b w:val="false"/>
           <w:strike w:val="false"/>
@@ -9678,18 +9709,17 @@
     </w:p>
     <w:p>
       <w:pPr>
-        <w:pStyle w:val="Style13"/>
-        <w:pBdr/>
-        <w:bidi w:val="0"/>
-        <w:spacing w:before="0" w:after="0"/>
-        <w:ind w:hanging="0" w:left="0" w:right="0"/>
-        <w:rPr>
-          <w:rFonts w:ascii="Liberation Sans" w:hAnsi="Liberation Sans" w:cs="Liberation Sans"/>
-        </w:rPr>
-      </w:pPr>
-      <w:r>
-        <w:rPr>
-          <w:rStyle w:val="Style7"/>
+        <w:pStyle w:val="user8"/>
+        <w:bidi w:val="0"/>
+        <w:spacing w:before="0" w:after="0"/>
+        <w:ind w:hanging="0" w:left="0" w:right="0"/>
+        <w:rPr>
+          <w:rFonts w:ascii="Liberation Sans" w:hAnsi="Liberation Sans" w:cs="Liberation Sans"/>
+        </w:rPr>
+      </w:pPr>
+      <w:r>
+        <w:rPr>
+          <w:rStyle w:val="user2"/>
           <w:rFonts w:ascii="Liberation Sans" w:hAnsi="Liberation Sans"/>
           <w:strike w:val="false"/>
           <w:dstrike w:val="false"/>
@@ -9700,7 +9730,7 @@
       </w:r>
       <w:r>
         <w:rPr>
-          <w:rStyle w:val="Style7"/>
+          <w:rStyle w:val="user2"/>
           <w:rFonts w:ascii="monospace" w:hAnsi="monospace"/>
           <w:b w:val="false"/>
           <w:strike w:val="false"/>
@@ -9714,18 +9744,17 @@
     </w:p>
     <w:p>
       <w:pPr>
-        <w:pStyle w:val="Style13"/>
-        <w:pBdr/>
-        <w:bidi w:val="0"/>
-        <w:spacing w:before="0" w:after="0"/>
-        <w:ind w:hanging="0" w:left="0" w:right="0"/>
-        <w:rPr>
-          <w:rFonts w:ascii="Liberation Sans" w:hAnsi="Liberation Sans" w:cs="Liberation Sans"/>
-        </w:rPr>
-      </w:pPr>
-      <w:r>
-        <w:rPr>
-          <w:rStyle w:val="Style7"/>
+        <w:pStyle w:val="user8"/>
+        <w:bidi w:val="0"/>
+        <w:spacing w:before="0" w:after="0"/>
+        <w:ind w:hanging="0" w:left="0" w:right="0"/>
+        <w:rPr>
+          <w:rFonts w:ascii="Liberation Sans" w:hAnsi="Liberation Sans" w:cs="Liberation Sans"/>
+        </w:rPr>
+      </w:pPr>
+      <w:r>
+        <w:rPr>
+          <w:rStyle w:val="user2"/>
           <w:rFonts w:ascii="Liberation Sans" w:hAnsi="Liberation Sans"/>
           <w:strike w:val="false"/>
           <w:dstrike w:val="false"/>
@@ -9736,7 +9765,7 @@
       </w:r>
       <w:r>
         <w:rPr>
-          <w:rStyle w:val="Style7"/>
+          <w:rStyle w:val="user2"/>
           <w:rFonts w:ascii="monospace" w:hAnsi="monospace"/>
           <w:b w:val="false"/>
           <w:strike w:val="false"/>
@@ -9750,8 +9779,7 @@
     </w:p>
     <w:p>
       <w:pPr>
-        <w:pStyle w:val="Style13"/>
-        <w:pBdr/>
+        <w:pStyle w:val="user8"/>
         <w:bidi w:val="0"/>
         <w:spacing w:before="0" w:after="0"/>
         <w:ind w:left="0" w:right="0"/>
@@ -9761,7 +9789,7 @@
       </w:pPr>
       <w:r>
         <w:rPr>
-          <w:rStyle w:val="Style7"/>
+          <w:rStyle w:val="user2"/>
           <w:rFonts w:ascii="Liberation Sans" w:hAnsi="Liberation Sans"/>
           <w:strike w:val="false"/>
           <w:dstrike w:val="false"/>
@@ -9772,7 +9800,7 @@
       </w:r>
       <w:r>
         <w:rPr>
-          <w:rStyle w:val="Style7"/>
+          <w:rStyle w:val="user2"/>
           <w:rFonts w:ascii="monospace" w:hAnsi="monospace"/>
           <w:b w:val="false"/>
           <w:strike w:val="false"/>
@@ -9786,8 +9814,7 @@
     </w:p>
     <w:p>
       <w:pPr>
-        <w:pStyle w:val="Style13"/>
-        <w:pBdr/>
+        <w:pStyle w:val="user8"/>
         <w:bidi w:val="0"/>
         <w:spacing w:before="0" w:after="0"/>
         <w:ind w:left="0" w:right="0"/>
@@ -9797,7 +9824,7 @@
       </w:pPr>
       <w:r>
         <w:rPr>
-          <w:rStyle w:val="Style7"/>
+          <w:rStyle w:val="user2"/>
           <w:rFonts w:ascii="monospace" w:hAnsi="monospace"/>
           <w:b w:val="false"/>
           <w:strike w:val="false"/>
@@ -9840,7 +9867,7 @@
     </w:p>
     <w:p>
       <w:pPr>
-        <w:pStyle w:val="Style12"/>
+        <w:pStyle w:val="user7"/>
         <w:bidi w:val="0"/>
         <w:spacing w:before="0" w:after="0"/>
         <w:ind w:left="0" w:right="0"/>
@@ -9890,7 +9917,6 @@
           <w:ilvl w:val="0"/>
           <w:numId w:val="7"/>
         </w:numPr>
-        <w:pBdr/>
         <w:tabs>
           <w:tab w:val="clear" w:pos="709"/>
           <w:tab w:val="left" w:pos="0" w:leader="none"/>
@@ -9927,7 +9953,7 @@
       </w:r>
       <w:r>
         <w:rPr>
-          <w:rStyle w:val="Style7"/>
+          <w:rStyle w:val="user2"/>
           <w:rFonts w:ascii="monospace" w:hAnsi="monospace"/>
           <w:b w:val="false"/>
           <w:strike w:val="false"/>
@@ -9953,7 +9979,7 @@
       </w:r>
       <w:r>
         <w:rPr>
-          <w:rStyle w:val="Style7"/>
+          <w:rStyle w:val="user2"/>
           <w:rFonts w:ascii="monospace" w:hAnsi="monospace"/>
           <w:b w:val="false"/>
           <w:strike w:val="false"/>
@@ -10039,7 +10065,6 @@
           <w:ilvl w:val="0"/>
           <w:numId w:val="7"/>
         </w:numPr>
-        <w:pBdr/>
         <w:tabs>
           <w:tab w:val="clear" w:pos="709"/>
           <w:tab w:val="left" w:pos="0" w:leader="none"/>
@@ -10136,7 +10161,6 @@
           <w:ilvl w:val="0"/>
           <w:numId w:val="7"/>
         </w:numPr>
-        <w:pBdr/>
         <w:tabs>
           <w:tab w:val="clear" w:pos="709"/>
           <w:tab w:val="left" w:pos="0" w:leader="none"/>
@@ -10235,7 +10259,6 @@
           <w:ilvl w:val="0"/>
           <w:numId w:val="8"/>
         </w:numPr>
-        <w:pBdr/>
         <w:tabs>
           <w:tab w:val="clear" w:pos="709"/>
           <w:tab w:val="left" w:pos="0" w:leader="none"/>
@@ -10290,7 +10313,6 @@
           <w:ilvl w:val="0"/>
           <w:numId w:val="8"/>
         </w:numPr>
-        <w:pBdr/>
         <w:tabs>
           <w:tab w:val="clear" w:pos="709"/>
           <w:tab w:val="left" w:pos="0" w:leader="none"/>
@@ -10342,7 +10364,7 @@
       <w:pPr>
         <w:pStyle w:val="BodyText"/>
         <w:bidi w:val="0"/>
-        <w:spacing w:before="180" w:after="240"/>
+        <w:spacing w:before="180" w:after="200"/>
         <w:ind w:hanging="0" w:left="0" w:right="0"/>
         <w:rPr>
           <w:rFonts w:ascii="Google Sans;Arial;sans-serif;Noto Color Emoji" w:hAnsi="Google Sans;Arial;sans-serif;Noto Color Emoji"/>
@@ -10393,7 +10415,6 @@
       <w:type w:val="continuous"/>
       <w:pgSz w:w="11906" w:h="16838"/>
       <w:pgMar w:left="1701" w:right="850" w:gutter="0" w:header="0" w:top="1134" w:footer="0" w:bottom="1134"/>
-      <w:pgNumType w:fmt="decimal"/>
       <w:formProt w:val="false"/>
       <w:textDirection w:val="lrTb"/>
       <w:docGrid w:type="default" w:linePitch="360" w:charSpace="0"/>
@@ -11755,12 +11776,13 @@
     <w:qFormat/>
     <w:pPr>
       <w:widowControl/>
+      <w:suppressAutoHyphens w:val="true"/>
       <w:bidi w:val="0"/>
       <w:spacing w:lineRule="auto" w:line="276" w:beforeAutospacing="0" w:before="0" w:afterAutospacing="0" w:after="200"/>
       <w:jc w:val="left"/>
     </w:pPr>
     <w:rPr>
-      <w:rFonts w:ascii="Liberation Sans" w:hAnsi="Liberation Sans" w:cs="Liberation Sans" w:eastAsia="Times New Roman"/>
+      <w:rFonts w:ascii="Liberation Sans" w:hAnsi="Liberation Sans" w:eastAsia="Times New Roman" w:cs="Liberation Sans"/>
       <w:color w:val="auto"/>
       <w:kern w:val="0"/>
       <w:sz w:val="20"/>
@@ -12045,9 +12067,16 @@
       <w:sz w:val="18"/>
     </w:rPr>
   </w:style>
-  <w:style w:type="character" w:styleId="Style5" w:customStyle="1">
+  <w:style w:type="character" w:styleId="user" w:customStyle="1">
+    <w:name w:val="Символ сноски (user)"/>
+    <w:uiPriority w:val="99"/>
+    <w:qFormat/>
+    <w:rPr>
+      <w:vertAlign w:val="superscript"/>
+    </w:rPr>
+  </w:style>
+  <w:style w:type="character" w:styleId="Style5">
     <w:name w:val="Символ сноски"/>
-    <w:uiPriority w:val="99"/>
     <w:qFormat/>
     <w:rPr>
       <w:vertAlign w:val="superscript"/>
@@ -12067,9 +12096,16 @@
       <w:sz w:val="20"/>
     </w:rPr>
   </w:style>
-  <w:style w:type="character" w:styleId="Style6" w:customStyle="1">
+  <w:style w:type="character" w:styleId="user1" w:customStyle="1">
+    <w:name w:val="Символ концевой сноски (user)"/>
+    <w:uiPriority w:val="99"/>
+    <w:qFormat/>
+    <w:rPr>
+      <w:vertAlign w:val="superscript"/>
+    </w:rPr>
+  </w:style>
+  <w:style w:type="character" w:styleId="Style6">
     <w:name w:val="Символ концевой сноски"/>
-    <w:uiPriority w:val="99"/>
     <w:qFormat/>
     <w:rPr>
       <w:vertAlign w:val="superscript"/>
@@ -12095,26 +12131,26 @@
       <w:bCs/>
     </w:rPr>
   </w:style>
-  <w:style w:type="character" w:styleId="Style7">
-    <w:name w:val="Исходный текст"/>
+  <w:style w:type="character" w:styleId="user2">
+    <w:name w:val="Исходный текст (user)"/>
     <w:qFormat/>
     <w:rPr>
       <w:rFonts w:ascii="Liberation Mono" w:hAnsi="Liberation Mono" w:eastAsia="NSimSun" w:cs="Liberation Mono"/>
     </w:rPr>
   </w:style>
-  <w:style w:type="character" w:styleId="Style8">
-    <w:name w:val="Символ нумерации"/>
+  <w:style w:type="character" w:styleId="user3">
+    <w:name w:val="Символ нумерации (user)"/>
     <w:qFormat/>
     <w:rPr/>
   </w:style>
-  <w:style w:type="character" w:styleId="Style9">
-    <w:name w:val="Маркеры"/>
+  <w:style w:type="character" w:styleId="user4">
+    <w:name w:val="Маркеры (user)"/>
     <w:qFormat/>
     <w:rPr>
       <w:rFonts w:ascii="OpenSymbol" w:hAnsi="OpenSymbol" w:eastAsia="OpenSymbol" w:cs="OpenSymbol"/>
     </w:rPr>
   </w:style>
-  <w:style w:type="paragraph" w:styleId="Style10">
+  <w:style w:type="paragraph" w:styleId="Style7">
     <w:name w:val="Заголовок"/>
     <w:basedOn w:val="Normal"/>
     <w:next w:val="BodyText"/>
@@ -12159,8 +12195,34 @@
       <w:sz w:val="18"/>
     </w:rPr>
   </w:style>
-  <w:style w:type="paragraph" w:styleId="Style11">
+  <w:style w:type="paragraph" w:styleId="Style8">
     <w:name w:val="Указатель"/>
+    <w:basedOn w:val="Normal"/>
+    <w:qFormat/>
+    <w:pPr>
+      <w:suppressLineNumbers/>
+    </w:pPr>
+    <w:rPr>
+      <w:rFonts w:cs="Arial"/>
+    </w:rPr>
+  </w:style>
+  <w:style w:type="paragraph" w:styleId="user5">
+    <w:name w:val="Заголовок (user)"/>
+    <w:basedOn w:val="Normal"/>
+    <w:next w:val="BodyText"/>
+    <w:qFormat/>
+    <w:pPr>
+      <w:keepNext w:val="true"/>
+      <w:spacing w:before="240" w:after="120"/>
+    </w:pPr>
+    <w:rPr>
+      <w:rFonts w:ascii="Liberation Sans" w:hAnsi="Liberation Sans" w:eastAsia="Microsoft YaHei" w:cs="Arial"/>
+      <w:sz w:val="28"/>
+      <w:szCs w:val="28"/>
+    </w:rPr>
+  </w:style>
+  <w:style w:type="paragraph" w:styleId="user6">
+    <w:name w:val="Указатель (user)"/>
     <w:basedOn w:val="Normal"/>
     <w:qFormat/>
     <w:pPr>
@@ -12175,12 +12237,13 @@
     <w:qFormat/>
     <w:pPr>
       <w:widowControl/>
+      <w:suppressAutoHyphens w:val="true"/>
       <w:bidi w:val="0"/>
       <w:spacing w:lineRule="auto" w:line="276" w:beforeAutospacing="0" w:before="0" w:afterAutospacing="0" w:after="200"/>
       <w:jc w:val="left"/>
     </w:pPr>
     <w:rPr>
-      <w:rFonts w:ascii="Arial" w:hAnsi="Arial" w:cs="Arial" w:eastAsia="Times New Roman"/>
+      <w:rFonts w:ascii="Arial" w:hAnsi="Arial" w:eastAsia="Times New Roman" w:cs="Arial"/>
       <w:color w:val="auto"/>
       <w:kern w:val="0"/>
       <w:sz w:val="22"/>
@@ -12392,7 +12455,7 @@
   </w:style>
   <w:style w:type="paragraph" w:styleId="IndexHeading">
     <w:name w:val="index heading"/>
-    <w:basedOn w:val="Style10"/>
+    <w:basedOn w:val="user5"/>
     <w:pPr/>
     <w:rPr/>
   </w:style>
@@ -12433,8 +12496,8 @@
     </w:pPr>
     <w:rPr/>
   </w:style>
-  <w:style w:type="paragraph" w:styleId="Style12">
-    <w:name w:val="Горизонтальная линия"/>
+  <w:style w:type="paragraph" w:styleId="user7">
+    <w:name w:val="Горизонтальная линия (user)"/>
     <w:basedOn w:val="Normal"/>
     <w:next w:val="BodyText"/>
     <w:qFormat/>
@@ -12450,8 +12513,8 @@
       <w:szCs w:val="12"/>
     </w:rPr>
   </w:style>
-  <w:style w:type="paragraph" w:styleId="Style13">
-    <w:name w:val="Текст в заданном формате"/>
+  <w:style w:type="paragraph" w:styleId="user8">
+    <w:name w:val="Текст в заданном формате (user)"/>
     <w:basedOn w:val="Normal"/>
     <w:qFormat/>
     <w:pPr>
@@ -12463,8 +12526,8 @@
       <w:szCs w:val="20"/>
     </w:rPr>
   </w:style>
-  <w:style w:type="numbering" w:styleId="Style14" w:default="1">
-    <w:name w:val="Без списка"/>
+  <w:style w:type="numbering" w:styleId="user9" w:default="1">
+    <w:name w:val="Без списка (user)"/>
     <w:uiPriority w:val="99"/>
     <w:semiHidden/>
     <w:unhideWhenUsed/>
